--- a/05研伴相关数据库-v1.1.docx
+++ b/05研伴相关数据库-v1.1.docx
@@ -1,10 +1,10 @@
 
 <file path=word/document.xml><?xml version="1.0" encoding="utf-8"?>
-<w:document xmlns:wpc="http://schemas.microsoft.com/office/word/2010/wordprocessingCanvas" xmlns:cx="http://schemas.microsoft.com/office/drawing/2014/chartex" xmlns:cx1="http://schemas.microsoft.com/office/drawing/2015/9/8/chartex" xmlns:cx2="http://schemas.microsoft.com/office/drawing/2015/10/21/chartex" xmlns:cx3="http://schemas.microsoft.com/office/drawing/2016/5/9/chartex" xmlns:cx4="http://schemas.microsoft.com/office/drawing/2016/5/10/chartex" xmlns:cx5="http://schemas.microsoft.com/office/drawing/2016/5/11/chartex" xmlns:cx6="http://schemas.microsoft.com/office/drawing/2016/5/12/chartex" xmlns:cx7="http://schemas.microsoft.com/office/drawing/2016/5/13/chartex" xmlns:cx8="http://schemas.microsoft.com/office/drawing/2016/5/14/chartex" xmlns:mc="http://schemas.openxmlformats.org/markup-compatibility/2006" xmlns:aink="http://schemas.microsoft.com/office/drawing/2016/ink" xmlns:am3d="http://schemas.microsoft.com/office/drawing/2017/model3d" xmlns:o="urn:schemas-microsoft-com:office:office" xmlns:r="http://schemas.openxmlformats.org/officeDocument/2006/relationships" xmlns:m="http://schemas.openxmlformats.org/officeDocument/2006/math" xmlns:v="urn:schemas-microsoft-com:vml" xmlns:wp14="http://schemas.microsoft.com/office/word/2010/wordprocessingDrawing" xmlns:wp="http://schemas.openxmlformats.org/drawingml/2006/wordprocessingDrawing" xmlns:w10="urn:schemas-microsoft-com:office:word" xmlns:w="http://schemas.openxmlformats.org/wordprocessingml/2006/main" xmlns:w14="http://schemas.microsoft.com/office/word/2010/wordml" xmlns:w15="http://schemas.microsoft.com/office/word/2012/wordml" xmlns:w16cex="http://schemas.microsoft.com/office/word/2018/wordml/cex" xmlns:w16cid="http://schemas.microsoft.com/office/word/2016/wordml/cid" xmlns:w16="http://schemas.microsoft.com/office/word/2018/wordml" xmlns:w16sdtdh="http://schemas.microsoft.com/office/word/2020/wordml/sdtdatahash" xmlns:w16se="http://schemas.microsoft.com/office/word/2015/wordml/symex" xmlns:wpg="http://schemas.microsoft.com/office/word/2010/wordprocessingGroup" xmlns:wpi="http://schemas.microsoft.com/office/word/2010/wordprocessingInk" xmlns:wne="http://schemas.microsoft.com/office/word/2006/wordml" xmlns:wps="http://schemas.microsoft.com/office/word/2010/wordprocessingShape" mc:Ignorable="w14 w15 w16se w16cid w16 w16cex w16sdtdh wp14">
+<w:document xmlns:wpc="http://schemas.microsoft.com/office/word/2010/wordprocessingCanvas" xmlns:cx="http://schemas.microsoft.com/office/drawing/2014/chartex" xmlns:cx1="http://schemas.microsoft.com/office/drawing/2015/9/8/chartex" xmlns:cx2="http://schemas.microsoft.com/office/drawing/2015/10/21/chartex" xmlns:cx3="http://schemas.microsoft.com/office/drawing/2016/5/9/chartex" xmlns:cx4="http://schemas.microsoft.com/office/drawing/2016/5/10/chartex" xmlns:cx5="http://schemas.microsoft.com/office/drawing/2016/5/11/chartex" xmlns:cx6="http://schemas.microsoft.com/office/drawing/2016/5/12/chartex" xmlns:cx7="http://schemas.microsoft.com/office/drawing/2016/5/13/chartex" xmlns:cx8="http://schemas.microsoft.com/office/drawing/2016/5/14/chartex" xmlns:mc="http://schemas.openxmlformats.org/markup-compatibility/2006" xmlns:aink="http://schemas.microsoft.com/office/drawing/2016/ink" xmlns:am3d="http://schemas.microsoft.com/office/drawing/2017/model3d" xmlns:o="urn:schemas-microsoft-com:office:office" xmlns:oel="http://schemas.microsoft.com/office/2019/extlst" xmlns:r="http://schemas.openxmlformats.org/officeDocument/2006/relationships" xmlns:m="http://schemas.openxmlformats.org/officeDocument/2006/math" xmlns:v="urn:schemas-microsoft-com:vml" xmlns:wp14="http://schemas.microsoft.com/office/word/2010/wordprocessingDrawing" xmlns:wp="http://schemas.openxmlformats.org/drawingml/2006/wordprocessingDrawing" xmlns:w10="urn:schemas-microsoft-com:office:word" xmlns:w="http://schemas.openxmlformats.org/wordprocessingml/2006/main" xmlns:w14="http://schemas.microsoft.com/office/word/2010/wordml" xmlns:w15="http://schemas.microsoft.com/office/word/2012/wordml" xmlns:w16cex="http://schemas.microsoft.com/office/word/2018/wordml/cex" xmlns:w16cid="http://schemas.microsoft.com/office/word/2016/wordml/cid" xmlns:w16="http://schemas.microsoft.com/office/word/2018/wordml" xmlns:w16sdtdh="http://schemas.microsoft.com/office/word/2020/wordml/sdtdatahash" xmlns:w16se="http://schemas.microsoft.com/office/word/2015/wordml/symex" xmlns:wpg="http://schemas.microsoft.com/office/word/2010/wordprocessingGroup" xmlns:wpi="http://schemas.microsoft.com/office/word/2010/wordprocessingInk" xmlns:wne="http://schemas.microsoft.com/office/word/2006/wordml" xmlns:wps="http://schemas.microsoft.com/office/word/2010/wordprocessingShape" mc:Ignorable="w14 w15 w16se w16cid w16 w16cex w16sdtdh wp14">
   <w:body>
     <w:p>
       <w:pPr>
-        <w:pStyle w:val="1"/>
+        <w:pStyle w:val="Heading1"/>
         <w:numPr>
           <w:ilvl w:val="0"/>
           <w:numId w:val="1"/>
@@ -16,29 +16,16 @@
     </w:p>
     <w:p>
       <w:pPr>
-        <w:pStyle w:val="a6"/>
+        <w:pStyle w:val="a"/>
         <w:ind w:firstLine="420"/>
       </w:pPr>
-      <w:proofErr w:type="gramStart"/>
       <w:r>
-        <w:t>研伴只能</w:t>
-      </w:r>
-      <w:proofErr w:type="gramEnd"/>
-      <w:r>
-        <w:t>教师登录，</w:t>
-      </w:r>
-      <w:proofErr w:type="gramStart"/>
-      <w:r>
-        <w:t>学伴教师待</w:t>
-      </w:r>
-      <w:proofErr w:type="gramEnd"/>
-      <w:r>
-        <w:t>确认（教师登录至少不能发起教师求助？）。</w:t>
+        <w:t>研伴只能教师登录，学伴教师待确认（教师登录至少不能发起教师求助？）。</w:t>
       </w:r>
     </w:p>
     <w:p>
       <w:pPr>
-        <w:pStyle w:val="2"/>
+        <w:pStyle w:val="Heading2"/>
         <w:rPr>
           <w:bCs/>
         </w:rPr>
@@ -64,11 +51,9 @@
         </w:rPr>
         <w:t>表名：</w:t>
       </w:r>
-      <w:proofErr w:type="spellStart"/>
       <w:r>
         <w:t>alc_user</w:t>
       </w:r>
-      <w:proofErr w:type="spellEnd"/>
     </w:p>
     <w:p>
       <w:pPr>
@@ -127,14 +112,14 @@
               <w:widowControl/>
               <w:jc w:val="center"/>
               <w:rPr>
-                <w:rFonts w:ascii="宋体" w:eastAsia="宋体" w:cs="宋体"/>
-                <w:sz w:val="24"/>
-                <w:szCs w:val="24"/>
-              </w:rPr>
-            </w:pPr>
-            <w:r>
-              <w:rPr>
-                <w:rFonts w:ascii="宋体" w:eastAsia="宋体" w:cs="宋体"/>
+                <w:rFonts w:ascii="SimSun" w:eastAsia="SimSun" w:cs="SimSun"/>
+                <w:sz w:val="24"/>
+                <w:szCs w:val="24"/>
+              </w:rPr>
+            </w:pPr>
+            <w:r>
+              <w:rPr>
+                <w:rFonts w:ascii="SimSun" w:eastAsia="SimSun" w:cs="SimSun"/>
                 <w:sz w:val="24"/>
                 <w:szCs w:val="24"/>
               </w:rPr>
@@ -157,14 +142,14 @@
               <w:widowControl/>
               <w:jc w:val="center"/>
               <w:rPr>
-                <w:rFonts w:ascii="宋体" w:eastAsia="宋体" w:cs="宋体"/>
-                <w:sz w:val="24"/>
-                <w:szCs w:val="24"/>
-              </w:rPr>
-            </w:pPr>
-            <w:r>
-              <w:rPr>
-                <w:rFonts w:ascii="宋体" w:eastAsia="宋体" w:cs="宋体"/>
+                <w:rFonts w:ascii="SimSun" w:eastAsia="SimSun" w:cs="SimSun"/>
+                <w:sz w:val="24"/>
+                <w:szCs w:val="24"/>
+              </w:rPr>
+            </w:pPr>
+            <w:r>
+              <w:rPr>
+                <w:rFonts w:ascii="SimSun" w:eastAsia="SimSun" w:cs="SimSun"/>
                 <w:sz w:val="24"/>
                 <w:szCs w:val="24"/>
               </w:rPr>
@@ -187,14 +172,14 @@
               <w:widowControl/>
               <w:jc w:val="center"/>
               <w:rPr>
-                <w:rFonts w:ascii="宋体" w:eastAsia="宋体" w:cs="宋体"/>
-                <w:sz w:val="24"/>
-                <w:szCs w:val="24"/>
-              </w:rPr>
-            </w:pPr>
-            <w:r>
-              <w:rPr>
-                <w:rFonts w:ascii="宋体" w:eastAsia="宋体" w:cs="宋体"/>
+                <w:rFonts w:ascii="SimSun" w:eastAsia="SimSun" w:cs="SimSun"/>
+                <w:sz w:val="24"/>
+                <w:szCs w:val="24"/>
+              </w:rPr>
+            </w:pPr>
+            <w:r>
+              <w:rPr>
+                <w:rFonts w:ascii="SimSun" w:eastAsia="SimSun" w:cs="SimSun"/>
                 <w:sz w:val="24"/>
                 <w:szCs w:val="24"/>
               </w:rPr>
@@ -217,14 +202,14 @@
               <w:widowControl/>
               <w:jc w:val="center"/>
               <w:rPr>
-                <w:rFonts w:ascii="宋体" w:eastAsia="宋体" w:cs="宋体"/>
-                <w:sz w:val="24"/>
-                <w:szCs w:val="24"/>
-              </w:rPr>
-            </w:pPr>
-            <w:r>
-              <w:rPr>
-                <w:rFonts w:ascii="宋体" w:eastAsia="宋体" w:cs="宋体"/>
+                <w:rFonts w:ascii="SimSun" w:eastAsia="SimSun" w:cs="SimSun"/>
+                <w:sz w:val="24"/>
+                <w:szCs w:val="24"/>
+              </w:rPr>
+            </w:pPr>
+            <w:r>
+              <w:rPr>
+                <w:rFonts w:ascii="SimSun" w:eastAsia="SimSun" w:cs="SimSun"/>
                 <w:sz w:val="24"/>
                 <w:szCs w:val="24"/>
               </w:rPr>
@@ -247,14 +232,14 @@
               <w:widowControl/>
               <w:jc w:val="center"/>
               <w:rPr>
-                <w:rFonts w:ascii="宋体" w:eastAsia="宋体" w:cs="宋体"/>
-                <w:sz w:val="24"/>
-                <w:szCs w:val="24"/>
-              </w:rPr>
-            </w:pPr>
-            <w:r>
-              <w:rPr>
-                <w:rFonts w:ascii="宋体" w:eastAsia="宋体" w:cs="宋体"/>
+                <w:rFonts w:ascii="SimSun" w:eastAsia="SimSun" w:cs="SimSun"/>
+                <w:sz w:val="24"/>
+                <w:szCs w:val="24"/>
+              </w:rPr>
+            </w:pPr>
+            <w:r>
+              <w:rPr>
+                <w:rFonts w:ascii="SimSun" w:eastAsia="SimSun" w:cs="SimSun"/>
                 <w:sz w:val="24"/>
                 <w:szCs w:val="24"/>
               </w:rPr>
@@ -276,14 +261,14 @@
               <w:widowControl/>
               <w:jc w:val="center"/>
               <w:rPr>
-                <w:rFonts w:ascii="宋体" w:eastAsia="宋体" w:cs="宋体"/>
-                <w:sz w:val="24"/>
-                <w:szCs w:val="24"/>
-              </w:rPr>
-            </w:pPr>
-            <w:r>
-              <w:rPr>
-                <w:rFonts w:ascii="宋体" w:eastAsia="宋体" w:cs="宋体"/>
+                <w:rFonts w:ascii="SimSun" w:eastAsia="SimSun" w:cs="SimSun"/>
+                <w:sz w:val="24"/>
+                <w:szCs w:val="24"/>
+              </w:rPr>
+            </w:pPr>
+            <w:r>
+              <w:rPr>
+                <w:rFonts w:ascii="SimSun" w:eastAsia="SimSun" w:cs="SimSun"/>
                 <w:sz w:val="24"/>
                 <w:szCs w:val="24"/>
               </w:rPr>
@@ -303,14 +288,14 @@
             <w:pPr>
               <w:widowControl/>
               <w:rPr>
-                <w:rFonts w:ascii="宋体" w:eastAsia="宋体" w:cs="宋体"/>
-                <w:sz w:val="24"/>
-                <w:szCs w:val="24"/>
-              </w:rPr>
-            </w:pPr>
-            <w:r>
-              <w:rPr>
-                <w:rFonts w:ascii="宋体" w:eastAsia="宋体" w:cs="宋体"/>
+                <w:rFonts w:ascii="SimSun" w:eastAsia="SimSun" w:cs="SimSun"/>
+                <w:sz w:val="24"/>
+                <w:szCs w:val="24"/>
+              </w:rPr>
+            </w:pPr>
+            <w:r>
+              <w:rPr>
+                <w:rFonts w:ascii="SimSun" w:eastAsia="SimSun" w:cs="SimSun"/>
                 <w:sz w:val="24"/>
                 <w:szCs w:val="24"/>
               </w:rPr>
@@ -328,28 +313,18 @@
             <w:pPr>
               <w:widowControl/>
               <w:rPr>
-                <w:rFonts w:ascii="宋体" w:eastAsia="宋体" w:cs="宋体"/>
-                <w:sz w:val="24"/>
-                <w:szCs w:val="24"/>
-              </w:rPr>
-            </w:pPr>
-            <w:proofErr w:type="gramStart"/>
-            <w:r>
-              <w:rPr>
-                <w:rFonts w:ascii="宋体" w:eastAsia="宋体" w:cs="宋体"/>
-                <w:sz w:val="24"/>
-                <w:szCs w:val="24"/>
-              </w:rPr>
-              <w:t>varchar(</w:t>
-            </w:r>
-            <w:proofErr w:type="gramEnd"/>
-            <w:r>
-              <w:rPr>
-                <w:rFonts w:ascii="宋体" w:eastAsia="宋体" w:cs="宋体"/>
-                <w:sz w:val="24"/>
-                <w:szCs w:val="24"/>
-              </w:rPr>
-              <w:t>19)</w:t>
+                <w:rFonts w:ascii="SimSun" w:eastAsia="SimSun" w:cs="SimSun"/>
+                <w:sz w:val="24"/>
+                <w:szCs w:val="24"/>
+              </w:rPr>
+            </w:pPr>
+            <w:r>
+              <w:rPr>
+                <w:rFonts w:ascii="SimSun" w:eastAsia="SimSun" w:cs="SimSun"/>
+                <w:sz w:val="24"/>
+                <w:szCs w:val="24"/>
+              </w:rPr>
+              <w:t>varchar(19)</w:t>
             </w:r>
           </w:p>
         </w:tc>
@@ -364,14 +339,14 @@
               <w:widowControl/>
               <w:jc w:val="center"/>
               <w:rPr>
-                <w:rFonts w:ascii="宋体" w:eastAsia="宋体" w:cs="宋体"/>
-                <w:sz w:val="24"/>
-                <w:szCs w:val="24"/>
-              </w:rPr>
-            </w:pPr>
-            <w:r>
-              <w:rPr>
-                <w:rFonts w:ascii="宋体" w:eastAsia="宋体" w:cs="宋体"/>
+                <w:rFonts w:ascii="SimSun" w:eastAsia="SimSun" w:cs="SimSun"/>
+                <w:sz w:val="24"/>
+                <w:szCs w:val="24"/>
+              </w:rPr>
+            </w:pPr>
+            <w:r>
+              <w:rPr>
+                <w:rFonts w:ascii="SimSun" w:eastAsia="SimSun" w:cs="SimSun"/>
                 <w:sz w:val="24"/>
                 <w:szCs w:val="24"/>
               </w:rPr>
@@ -390,7 +365,7 @@
               <w:widowControl/>
               <w:jc w:val="center"/>
               <w:rPr>
-                <w:rFonts w:ascii="宋体" w:eastAsia="宋体" w:cs="宋体"/>
+                <w:rFonts w:ascii="SimSun" w:eastAsia="SimSun" w:cs="SimSun"/>
                 <w:sz w:val="24"/>
                 <w:szCs w:val="24"/>
               </w:rPr>
@@ -408,14 +383,14 @@
               <w:widowControl/>
               <w:jc w:val="center"/>
               <w:rPr>
-                <w:rFonts w:ascii="宋体" w:eastAsia="宋体" w:cs="宋体"/>
-                <w:sz w:val="24"/>
-                <w:szCs w:val="24"/>
-              </w:rPr>
-            </w:pPr>
-            <w:r>
-              <w:rPr>
-                <w:rFonts w:ascii="宋体" w:eastAsia="宋体" w:cs="宋体"/>
+                <w:rFonts w:ascii="SimSun" w:eastAsia="SimSun" w:cs="SimSun"/>
+                <w:sz w:val="24"/>
+                <w:szCs w:val="24"/>
+              </w:rPr>
+            </w:pPr>
+            <w:r>
+              <w:rPr>
+                <w:rFonts w:ascii="SimSun" w:eastAsia="SimSun" w:cs="SimSun"/>
                 <w:sz w:val="24"/>
                 <w:szCs w:val="24"/>
               </w:rPr>
@@ -433,14 +408,14 @@
             <w:pPr>
               <w:widowControl/>
               <w:rPr>
-                <w:rFonts w:ascii="宋体" w:eastAsia="宋体" w:cs="宋体"/>
-                <w:sz w:val="24"/>
-                <w:szCs w:val="24"/>
-              </w:rPr>
-            </w:pPr>
-            <w:r>
-              <w:rPr>
-                <w:rFonts w:ascii="宋体" w:eastAsia="宋体" w:cs="宋体"/>
+                <w:rFonts w:ascii="SimSun" w:eastAsia="SimSun" w:cs="SimSun"/>
+                <w:sz w:val="24"/>
+                <w:szCs w:val="24"/>
+              </w:rPr>
+            </w:pPr>
+            <w:r>
+              <w:rPr>
+                <w:rFonts w:ascii="SimSun" w:eastAsia="SimSun" w:cs="SimSun"/>
                 <w:sz w:val="24"/>
                 <w:szCs w:val="24"/>
               </w:rPr>
@@ -459,14 +434,14 @@
             <w:pPr>
               <w:widowControl/>
               <w:rPr>
-                <w:rFonts w:ascii="宋体" w:eastAsia="宋体" w:cs="宋体"/>
-                <w:sz w:val="24"/>
-                <w:szCs w:val="24"/>
-              </w:rPr>
-            </w:pPr>
-            <w:r>
-              <w:rPr>
-                <w:rFonts w:ascii="宋体" w:eastAsia="宋体" w:cs="宋体"/>
+                <w:rFonts w:ascii="SimSun" w:eastAsia="SimSun" w:cs="SimSun"/>
+                <w:sz w:val="24"/>
+                <w:szCs w:val="24"/>
+              </w:rPr>
+            </w:pPr>
+            <w:r>
+              <w:rPr>
+                <w:rFonts w:ascii="SimSun" w:eastAsia="SimSun" w:cs="SimSun"/>
                 <w:sz w:val="24"/>
                 <w:szCs w:val="24"/>
               </w:rPr>
@@ -483,28 +458,18 @@
             <w:pPr>
               <w:widowControl/>
               <w:rPr>
-                <w:rFonts w:ascii="宋体" w:eastAsia="宋体" w:cs="宋体"/>
-                <w:sz w:val="24"/>
-                <w:szCs w:val="24"/>
-              </w:rPr>
-            </w:pPr>
-            <w:proofErr w:type="gramStart"/>
-            <w:r>
-              <w:rPr>
-                <w:rFonts w:ascii="宋体" w:eastAsia="宋体" w:cs="宋体"/>
-                <w:sz w:val="24"/>
-                <w:szCs w:val="24"/>
-              </w:rPr>
-              <w:t>varchar(</w:t>
-            </w:r>
-            <w:proofErr w:type="gramEnd"/>
-            <w:r>
-              <w:rPr>
-                <w:rFonts w:ascii="宋体" w:eastAsia="宋体" w:cs="宋体"/>
-                <w:sz w:val="24"/>
-                <w:szCs w:val="24"/>
-              </w:rPr>
-              <w:t>20)</w:t>
+                <w:rFonts w:ascii="SimSun" w:eastAsia="SimSun" w:cs="SimSun"/>
+                <w:sz w:val="24"/>
+                <w:szCs w:val="24"/>
+              </w:rPr>
+            </w:pPr>
+            <w:r>
+              <w:rPr>
+                <w:rFonts w:ascii="SimSun" w:eastAsia="SimSun" w:cs="SimSun"/>
+                <w:sz w:val="24"/>
+                <w:szCs w:val="24"/>
+              </w:rPr>
+              <w:t>varchar(20)</w:t>
             </w:r>
           </w:p>
         </w:tc>
@@ -518,14 +483,14 @@
               <w:widowControl/>
               <w:jc w:val="center"/>
               <w:rPr>
-                <w:rFonts w:ascii="宋体" w:eastAsia="宋体" w:cs="宋体"/>
-                <w:sz w:val="24"/>
-                <w:szCs w:val="24"/>
-              </w:rPr>
-            </w:pPr>
-            <w:r>
-              <w:rPr>
-                <w:rFonts w:ascii="宋体" w:eastAsia="宋体" w:cs="宋体"/>
+                <w:rFonts w:ascii="SimSun" w:eastAsia="SimSun" w:cs="SimSun"/>
+                <w:sz w:val="24"/>
+                <w:szCs w:val="24"/>
+              </w:rPr>
+            </w:pPr>
+            <w:r>
+              <w:rPr>
+                <w:rFonts w:ascii="SimSun" w:eastAsia="SimSun" w:cs="SimSun"/>
                 <w:sz w:val="24"/>
                 <w:szCs w:val="24"/>
               </w:rPr>
@@ -543,7 +508,7 @@
               <w:widowControl/>
               <w:jc w:val="center"/>
               <w:rPr>
-                <w:rFonts w:ascii="宋体" w:eastAsia="宋体" w:cs="宋体"/>
+                <w:rFonts w:ascii="SimSun" w:eastAsia="SimSun" w:cs="SimSun"/>
                 <w:sz w:val="24"/>
                 <w:szCs w:val="24"/>
               </w:rPr>
@@ -560,14 +525,14 @@
               <w:widowControl/>
               <w:jc w:val="center"/>
               <w:rPr>
-                <w:rFonts w:ascii="宋体" w:eastAsia="宋体" w:cs="宋体"/>
-                <w:sz w:val="24"/>
-                <w:szCs w:val="24"/>
-              </w:rPr>
-            </w:pPr>
-            <w:r>
-              <w:rPr>
-                <w:rFonts w:ascii="宋体" w:eastAsia="宋体" w:cs="宋体"/>
+                <w:rFonts w:ascii="SimSun" w:eastAsia="SimSun" w:cs="SimSun"/>
+                <w:sz w:val="24"/>
+                <w:szCs w:val="24"/>
+              </w:rPr>
+            </w:pPr>
+            <w:r>
+              <w:rPr>
+                <w:rFonts w:ascii="SimSun" w:eastAsia="SimSun" w:cs="SimSun"/>
                 <w:sz w:val="24"/>
                 <w:szCs w:val="24"/>
               </w:rPr>
@@ -584,14 +549,14 @@
             <w:pPr>
               <w:widowControl/>
               <w:rPr>
-                <w:rFonts w:ascii="宋体" w:eastAsia="宋体" w:cs="宋体"/>
-                <w:sz w:val="24"/>
-                <w:szCs w:val="24"/>
-              </w:rPr>
-            </w:pPr>
-            <w:r>
-              <w:rPr>
-                <w:rFonts w:ascii="宋体" w:eastAsia="宋体" w:cs="宋体"/>
+                <w:rFonts w:ascii="SimSun" w:eastAsia="SimSun" w:cs="SimSun"/>
+                <w:sz w:val="24"/>
+                <w:szCs w:val="24"/>
+              </w:rPr>
+            </w:pPr>
+            <w:r>
+              <w:rPr>
+                <w:rFonts w:ascii="SimSun" w:eastAsia="SimSun" w:cs="SimSun"/>
                 <w:sz w:val="24"/>
                 <w:szCs w:val="24"/>
               </w:rPr>
@@ -611,14 +576,14 @@
             <w:pPr>
               <w:widowControl/>
               <w:rPr>
-                <w:rFonts w:ascii="宋体" w:eastAsia="宋体" w:cs="宋体"/>
-                <w:sz w:val="24"/>
-                <w:szCs w:val="24"/>
-              </w:rPr>
-            </w:pPr>
-            <w:r>
-              <w:rPr>
-                <w:rFonts w:ascii="宋体" w:eastAsia="宋体" w:cs="宋体"/>
+                <w:rFonts w:ascii="SimSun" w:eastAsia="SimSun" w:cs="SimSun"/>
+                <w:sz w:val="24"/>
+                <w:szCs w:val="24"/>
+              </w:rPr>
+            </w:pPr>
+            <w:r>
+              <w:rPr>
+                <w:rFonts w:ascii="SimSun" w:eastAsia="SimSun" w:cs="SimSun"/>
                 <w:sz w:val="24"/>
                 <w:szCs w:val="24"/>
               </w:rPr>
@@ -636,28 +601,18 @@
             <w:pPr>
               <w:widowControl/>
               <w:rPr>
-                <w:rFonts w:ascii="宋体" w:eastAsia="宋体" w:cs="宋体"/>
-                <w:sz w:val="24"/>
-                <w:szCs w:val="24"/>
-              </w:rPr>
-            </w:pPr>
-            <w:proofErr w:type="gramStart"/>
-            <w:r>
-              <w:rPr>
-                <w:rFonts w:ascii="宋体" w:eastAsia="宋体" w:cs="宋体"/>
-                <w:sz w:val="24"/>
-                <w:szCs w:val="24"/>
-              </w:rPr>
-              <w:t>varchar(</w:t>
-            </w:r>
-            <w:proofErr w:type="gramEnd"/>
-            <w:r>
-              <w:rPr>
-                <w:rFonts w:ascii="宋体" w:eastAsia="宋体" w:cs="宋体"/>
-                <w:sz w:val="24"/>
-                <w:szCs w:val="24"/>
-              </w:rPr>
-              <w:t>32)</w:t>
+                <w:rFonts w:ascii="SimSun" w:eastAsia="SimSun" w:cs="SimSun"/>
+                <w:sz w:val="24"/>
+                <w:szCs w:val="24"/>
+              </w:rPr>
+            </w:pPr>
+            <w:r>
+              <w:rPr>
+                <w:rFonts w:ascii="SimSun" w:eastAsia="SimSun" w:cs="SimSun"/>
+                <w:sz w:val="24"/>
+                <w:szCs w:val="24"/>
+              </w:rPr>
+              <w:t>varchar(32)</w:t>
             </w:r>
           </w:p>
         </w:tc>
@@ -672,14 +627,14 @@
               <w:widowControl/>
               <w:jc w:val="center"/>
               <w:rPr>
-                <w:rFonts w:ascii="宋体" w:eastAsia="宋体" w:cs="宋体"/>
-                <w:sz w:val="24"/>
-                <w:szCs w:val="24"/>
-              </w:rPr>
-            </w:pPr>
-            <w:r>
-              <w:rPr>
-                <w:rFonts w:ascii="宋体" w:eastAsia="宋体" w:cs="宋体"/>
+                <w:rFonts w:ascii="SimSun" w:eastAsia="SimSun" w:cs="SimSun"/>
+                <w:sz w:val="24"/>
+                <w:szCs w:val="24"/>
+              </w:rPr>
+            </w:pPr>
+            <w:r>
+              <w:rPr>
+                <w:rFonts w:ascii="SimSun" w:eastAsia="SimSun" w:cs="SimSun"/>
                 <w:sz w:val="24"/>
                 <w:szCs w:val="24"/>
               </w:rPr>
@@ -698,7 +653,7 @@
               <w:widowControl/>
               <w:jc w:val="center"/>
               <w:rPr>
-                <w:rFonts w:ascii="宋体" w:eastAsia="宋体" w:cs="宋体"/>
+                <w:rFonts w:ascii="SimSun" w:eastAsia="SimSun" w:cs="SimSun"/>
                 <w:sz w:val="24"/>
                 <w:szCs w:val="24"/>
               </w:rPr>
@@ -716,14 +671,14 @@
               <w:widowControl/>
               <w:jc w:val="center"/>
               <w:rPr>
-                <w:rFonts w:ascii="宋体" w:eastAsia="宋体" w:cs="宋体"/>
-                <w:sz w:val="24"/>
-                <w:szCs w:val="24"/>
-              </w:rPr>
-            </w:pPr>
-            <w:r>
-              <w:rPr>
-                <w:rFonts w:ascii="宋体" w:eastAsia="宋体" w:cs="宋体"/>
+                <w:rFonts w:ascii="SimSun" w:eastAsia="SimSun" w:cs="SimSun"/>
+                <w:sz w:val="24"/>
+                <w:szCs w:val="24"/>
+              </w:rPr>
+            </w:pPr>
+            <w:r>
+              <w:rPr>
+                <w:rFonts w:ascii="SimSun" w:eastAsia="SimSun" w:cs="SimSun"/>
                 <w:sz w:val="24"/>
                 <w:szCs w:val="24"/>
               </w:rPr>
@@ -741,14 +696,14 @@
             <w:pPr>
               <w:widowControl/>
               <w:rPr>
-                <w:rFonts w:ascii="宋体" w:eastAsia="宋体" w:cs="宋体"/>
-                <w:sz w:val="24"/>
-                <w:szCs w:val="24"/>
-              </w:rPr>
-            </w:pPr>
-            <w:r>
-              <w:rPr>
-                <w:rFonts w:ascii="宋体" w:eastAsia="宋体" w:cs="宋体"/>
+                <w:rFonts w:ascii="SimSun" w:eastAsia="SimSun" w:cs="SimSun"/>
+                <w:sz w:val="24"/>
+                <w:szCs w:val="24"/>
+              </w:rPr>
+            </w:pPr>
+            <w:r>
+              <w:rPr>
+                <w:rFonts w:ascii="SimSun" w:eastAsia="SimSun" w:cs="SimSun"/>
                 <w:sz w:val="24"/>
                 <w:szCs w:val="24"/>
               </w:rPr>
@@ -767,14 +722,14 @@
             <w:pPr>
               <w:widowControl/>
               <w:rPr>
-                <w:rFonts w:ascii="宋体" w:eastAsia="宋体" w:cs="宋体"/>
-                <w:sz w:val="24"/>
-                <w:szCs w:val="24"/>
-              </w:rPr>
-            </w:pPr>
-            <w:r>
-              <w:rPr>
-                <w:rFonts w:ascii="宋体" w:eastAsia="宋体" w:cs="宋体"/>
+                <w:rFonts w:ascii="SimSun" w:eastAsia="SimSun" w:cs="SimSun"/>
+                <w:sz w:val="24"/>
+                <w:szCs w:val="24"/>
+              </w:rPr>
+            </w:pPr>
+            <w:r>
+              <w:rPr>
+                <w:rFonts w:ascii="SimSun" w:eastAsia="SimSun" w:cs="SimSun"/>
                 <w:sz w:val="24"/>
                 <w:szCs w:val="24"/>
               </w:rPr>
@@ -791,28 +746,18 @@
             <w:pPr>
               <w:widowControl/>
               <w:rPr>
-                <w:rFonts w:ascii="宋体" w:eastAsia="宋体" w:cs="宋体"/>
-                <w:sz w:val="24"/>
-                <w:szCs w:val="24"/>
-              </w:rPr>
-            </w:pPr>
-            <w:proofErr w:type="gramStart"/>
-            <w:r>
-              <w:rPr>
-                <w:rFonts w:ascii="宋体" w:eastAsia="宋体" w:cs="宋体"/>
-                <w:sz w:val="24"/>
-                <w:szCs w:val="24"/>
-              </w:rPr>
-              <w:t>varchar(</w:t>
-            </w:r>
-            <w:proofErr w:type="gramEnd"/>
-            <w:r>
-              <w:rPr>
-                <w:rFonts w:ascii="宋体" w:eastAsia="宋体" w:cs="宋体"/>
-                <w:sz w:val="24"/>
-                <w:szCs w:val="24"/>
-              </w:rPr>
-              <w:t>50)</w:t>
+                <w:rFonts w:ascii="SimSun" w:eastAsia="SimSun" w:cs="SimSun"/>
+                <w:sz w:val="24"/>
+                <w:szCs w:val="24"/>
+              </w:rPr>
+            </w:pPr>
+            <w:r>
+              <w:rPr>
+                <w:rFonts w:ascii="SimSun" w:eastAsia="SimSun" w:cs="SimSun"/>
+                <w:sz w:val="24"/>
+                <w:szCs w:val="24"/>
+              </w:rPr>
+              <w:t>varchar(50)</w:t>
             </w:r>
           </w:p>
         </w:tc>
@@ -826,14 +771,14 @@
               <w:widowControl/>
               <w:jc w:val="center"/>
               <w:rPr>
-                <w:rFonts w:ascii="宋体" w:eastAsia="宋体" w:cs="宋体"/>
-                <w:sz w:val="24"/>
-                <w:szCs w:val="24"/>
-              </w:rPr>
-            </w:pPr>
-            <w:r>
-              <w:rPr>
-                <w:rFonts w:ascii="宋体" w:eastAsia="宋体" w:cs="宋体"/>
+                <w:rFonts w:ascii="SimSun" w:eastAsia="SimSun" w:cs="SimSun"/>
+                <w:sz w:val="24"/>
+                <w:szCs w:val="24"/>
+              </w:rPr>
+            </w:pPr>
+            <w:r>
+              <w:rPr>
+                <w:rFonts w:ascii="SimSun" w:eastAsia="SimSun" w:cs="SimSun"/>
                 <w:sz w:val="24"/>
                 <w:szCs w:val="24"/>
               </w:rPr>
@@ -851,7 +796,7 @@
               <w:widowControl/>
               <w:jc w:val="center"/>
               <w:rPr>
-                <w:rFonts w:ascii="宋体" w:eastAsia="宋体" w:cs="宋体"/>
+                <w:rFonts w:ascii="SimSun" w:eastAsia="SimSun" w:cs="SimSun"/>
                 <w:sz w:val="24"/>
                 <w:szCs w:val="24"/>
               </w:rPr>
@@ -868,14 +813,14 @@
               <w:widowControl/>
               <w:jc w:val="center"/>
               <w:rPr>
-                <w:rFonts w:ascii="宋体" w:eastAsia="宋体" w:cs="宋体"/>
-                <w:sz w:val="24"/>
-                <w:szCs w:val="24"/>
-              </w:rPr>
-            </w:pPr>
-            <w:r>
-              <w:rPr>
-                <w:rFonts w:ascii="宋体" w:eastAsia="宋体" w:cs="宋体"/>
+                <w:rFonts w:ascii="SimSun" w:eastAsia="SimSun" w:cs="SimSun"/>
+                <w:sz w:val="24"/>
+                <w:szCs w:val="24"/>
+              </w:rPr>
+            </w:pPr>
+            <w:r>
+              <w:rPr>
+                <w:rFonts w:ascii="SimSun" w:eastAsia="SimSun" w:cs="SimSun"/>
                 <w:sz w:val="24"/>
                 <w:szCs w:val="24"/>
               </w:rPr>
@@ -892,14 +837,14 @@
             <w:pPr>
               <w:widowControl/>
               <w:rPr>
-                <w:rFonts w:ascii="宋体" w:eastAsia="宋体" w:cs="宋体"/>
-                <w:sz w:val="24"/>
-                <w:szCs w:val="24"/>
-              </w:rPr>
-            </w:pPr>
-            <w:r>
-              <w:rPr>
-                <w:rFonts w:ascii="宋体" w:eastAsia="宋体" w:cs="宋体"/>
+                <w:rFonts w:ascii="SimSun" w:eastAsia="SimSun" w:cs="SimSun"/>
+                <w:sz w:val="24"/>
+                <w:szCs w:val="24"/>
+              </w:rPr>
+            </w:pPr>
+            <w:r>
+              <w:rPr>
+                <w:rFonts w:ascii="SimSun" w:eastAsia="SimSun" w:cs="SimSun"/>
                 <w:sz w:val="24"/>
                 <w:szCs w:val="24"/>
               </w:rPr>
@@ -919,14 +864,14 @@
             <w:pPr>
               <w:widowControl/>
               <w:rPr>
-                <w:rFonts w:ascii="宋体" w:eastAsia="宋体" w:cs="宋体"/>
-                <w:sz w:val="24"/>
-                <w:szCs w:val="24"/>
-              </w:rPr>
-            </w:pPr>
-            <w:r>
-              <w:rPr>
-                <w:rFonts w:ascii="宋体" w:eastAsia="宋体" w:cs="宋体"/>
+                <w:rFonts w:ascii="SimSun" w:eastAsia="SimSun" w:cs="SimSun"/>
+                <w:sz w:val="24"/>
+                <w:szCs w:val="24"/>
+              </w:rPr>
+            </w:pPr>
+            <w:r>
+              <w:rPr>
+                <w:rFonts w:ascii="SimSun" w:eastAsia="SimSun" w:cs="SimSun"/>
                 <w:sz w:val="24"/>
                 <w:szCs w:val="24"/>
               </w:rPr>
@@ -944,28 +889,18 @@
             <w:pPr>
               <w:widowControl/>
               <w:rPr>
-                <w:rFonts w:ascii="宋体" w:eastAsia="宋体" w:cs="宋体"/>
-                <w:sz w:val="24"/>
-                <w:szCs w:val="24"/>
-              </w:rPr>
-            </w:pPr>
-            <w:proofErr w:type="gramStart"/>
-            <w:r>
-              <w:rPr>
-                <w:rFonts w:ascii="宋体" w:eastAsia="宋体" w:cs="宋体"/>
-                <w:sz w:val="24"/>
-                <w:szCs w:val="24"/>
-              </w:rPr>
-              <w:t>varchar(</w:t>
-            </w:r>
-            <w:proofErr w:type="gramEnd"/>
-            <w:r>
-              <w:rPr>
-                <w:rFonts w:ascii="宋体" w:eastAsia="宋体" w:cs="宋体"/>
-                <w:sz w:val="24"/>
-                <w:szCs w:val="24"/>
-              </w:rPr>
-              <w:t>11)</w:t>
+                <w:rFonts w:ascii="SimSun" w:eastAsia="SimSun" w:cs="SimSun"/>
+                <w:sz w:val="24"/>
+                <w:szCs w:val="24"/>
+              </w:rPr>
+            </w:pPr>
+            <w:r>
+              <w:rPr>
+                <w:rFonts w:ascii="SimSun" w:eastAsia="SimSun" w:cs="SimSun"/>
+                <w:sz w:val="24"/>
+                <w:szCs w:val="24"/>
+              </w:rPr>
+              <w:t>varchar(11)</w:t>
             </w:r>
           </w:p>
         </w:tc>
@@ -980,14 +915,14 @@
               <w:widowControl/>
               <w:jc w:val="center"/>
               <w:rPr>
-                <w:rFonts w:ascii="宋体" w:eastAsia="宋体" w:cs="宋体"/>
-                <w:sz w:val="24"/>
-                <w:szCs w:val="24"/>
-              </w:rPr>
-            </w:pPr>
-            <w:r>
-              <w:rPr>
-                <w:rFonts w:ascii="宋体" w:eastAsia="宋体" w:cs="宋体"/>
+                <w:rFonts w:ascii="SimSun" w:eastAsia="SimSun" w:cs="SimSun"/>
+                <w:sz w:val="24"/>
+                <w:szCs w:val="24"/>
+              </w:rPr>
+            </w:pPr>
+            <w:r>
+              <w:rPr>
+                <w:rFonts w:ascii="SimSun" w:eastAsia="SimSun" w:cs="SimSun"/>
                 <w:sz w:val="24"/>
                 <w:szCs w:val="24"/>
               </w:rPr>
@@ -1006,14 +941,14 @@
               <w:widowControl/>
               <w:jc w:val="center"/>
               <w:rPr>
-                <w:rFonts w:ascii="宋体" w:eastAsia="宋体" w:cs="宋体"/>
-                <w:sz w:val="24"/>
-                <w:szCs w:val="24"/>
-              </w:rPr>
-            </w:pPr>
-            <w:r>
-              <w:rPr>
-                <w:rFonts w:ascii="宋体" w:eastAsia="宋体" w:cs="宋体"/>
+                <w:rFonts w:ascii="SimSun" w:eastAsia="SimSun" w:cs="SimSun"/>
+                <w:sz w:val="24"/>
+                <w:szCs w:val="24"/>
+              </w:rPr>
+            </w:pPr>
+            <w:r>
+              <w:rPr>
+                <w:rFonts w:ascii="SimSun" w:eastAsia="SimSun" w:cs="SimSun"/>
                 <w:sz w:val="24"/>
                 <w:szCs w:val="24"/>
               </w:rPr>
@@ -1032,14 +967,14 @@
               <w:widowControl/>
               <w:jc w:val="center"/>
               <w:rPr>
-                <w:rFonts w:ascii="宋体" w:eastAsia="宋体" w:cs="宋体"/>
-                <w:sz w:val="24"/>
-                <w:szCs w:val="24"/>
-              </w:rPr>
-            </w:pPr>
-            <w:r>
-              <w:rPr>
-                <w:rFonts w:ascii="宋体" w:eastAsia="宋体" w:cs="宋体"/>
+                <w:rFonts w:ascii="SimSun" w:eastAsia="SimSun" w:cs="SimSun"/>
+                <w:sz w:val="24"/>
+                <w:szCs w:val="24"/>
+              </w:rPr>
+            </w:pPr>
+            <w:r>
+              <w:rPr>
+                <w:rFonts w:ascii="SimSun" w:eastAsia="SimSun" w:cs="SimSun"/>
                 <w:sz w:val="24"/>
                 <w:szCs w:val="24"/>
               </w:rPr>
@@ -1057,14 +992,14 @@
             <w:pPr>
               <w:widowControl/>
               <w:rPr>
-                <w:rFonts w:ascii="宋体" w:eastAsia="宋体" w:cs="宋体"/>
-                <w:sz w:val="24"/>
-                <w:szCs w:val="24"/>
-              </w:rPr>
-            </w:pPr>
-            <w:r>
-              <w:rPr>
-                <w:rFonts w:ascii="宋体" w:eastAsia="宋体" w:cs="宋体"/>
+                <w:rFonts w:ascii="SimSun" w:eastAsia="SimSun" w:cs="SimSun"/>
+                <w:sz w:val="24"/>
+                <w:szCs w:val="24"/>
+              </w:rPr>
+            </w:pPr>
+            <w:r>
+              <w:rPr>
+                <w:rFonts w:ascii="SimSun" w:eastAsia="SimSun" w:cs="SimSun"/>
                 <w:sz w:val="24"/>
                 <w:szCs w:val="24"/>
               </w:rPr>
@@ -1083,14 +1018,14 @@
             <w:pPr>
               <w:widowControl/>
               <w:rPr>
-                <w:rFonts w:ascii="宋体" w:eastAsia="宋体" w:cs="宋体"/>
-                <w:sz w:val="24"/>
-                <w:szCs w:val="24"/>
-              </w:rPr>
-            </w:pPr>
-            <w:r>
-              <w:rPr>
-                <w:rFonts w:ascii="宋体" w:eastAsia="宋体" w:cs="宋体"/>
+                <w:rFonts w:ascii="SimSun" w:eastAsia="SimSun" w:cs="SimSun"/>
+                <w:sz w:val="24"/>
+                <w:szCs w:val="24"/>
+              </w:rPr>
+            </w:pPr>
+            <w:r>
+              <w:rPr>
+                <w:rFonts w:ascii="SimSun" w:eastAsia="SimSun" w:cs="SimSun"/>
                 <w:sz w:val="24"/>
                 <w:szCs w:val="24"/>
               </w:rPr>
@@ -1107,28 +1042,18 @@
             <w:pPr>
               <w:widowControl/>
               <w:rPr>
-                <w:rFonts w:ascii="宋体" w:eastAsia="宋体" w:cs="宋体"/>
-                <w:sz w:val="24"/>
-                <w:szCs w:val="24"/>
-              </w:rPr>
-            </w:pPr>
-            <w:proofErr w:type="gramStart"/>
-            <w:r>
-              <w:rPr>
-                <w:rFonts w:ascii="宋体" w:eastAsia="宋体" w:cs="宋体"/>
-                <w:sz w:val="24"/>
-                <w:szCs w:val="24"/>
-              </w:rPr>
-              <w:t>varchar(</w:t>
-            </w:r>
-            <w:proofErr w:type="gramEnd"/>
-            <w:r>
-              <w:rPr>
-                <w:rFonts w:ascii="宋体" w:eastAsia="宋体" w:cs="宋体"/>
-                <w:sz w:val="24"/>
-                <w:szCs w:val="24"/>
-              </w:rPr>
-              <w:t>1)</w:t>
+                <w:rFonts w:ascii="SimSun" w:eastAsia="SimSun" w:cs="SimSun"/>
+                <w:sz w:val="24"/>
+                <w:szCs w:val="24"/>
+              </w:rPr>
+            </w:pPr>
+            <w:r>
+              <w:rPr>
+                <w:rFonts w:ascii="SimSun" w:eastAsia="SimSun" w:cs="SimSun"/>
+                <w:sz w:val="24"/>
+                <w:szCs w:val="24"/>
+              </w:rPr>
+              <w:t>varchar(1)</w:t>
             </w:r>
           </w:p>
         </w:tc>
@@ -1142,14 +1067,14 @@
               <w:widowControl/>
               <w:jc w:val="center"/>
               <w:rPr>
-                <w:rFonts w:ascii="宋体" w:eastAsia="宋体" w:cs="宋体"/>
-                <w:sz w:val="24"/>
-                <w:szCs w:val="24"/>
-              </w:rPr>
-            </w:pPr>
-            <w:r>
-              <w:rPr>
-                <w:rFonts w:ascii="宋体" w:eastAsia="宋体" w:cs="宋体"/>
+                <w:rFonts w:ascii="SimSun" w:eastAsia="SimSun" w:cs="SimSun"/>
+                <w:sz w:val="24"/>
+                <w:szCs w:val="24"/>
+              </w:rPr>
+            </w:pPr>
+            <w:r>
+              <w:rPr>
+                <w:rFonts w:ascii="SimSun" w:eastAsia="SimSun" w:cs="SimSun"/>
                 <w:sz w:val="24"/>
                 <w:szCs w:val="24"/>
               </w:rPr>
@@ -1167,7 +1092,7 @@
               <w:widowControl/>
               <w:jc w:val="center"/>
               <w:rPr>
-                <w:rFonts w:ascii="宋体" w:eastAsia="宋体" w:cs="宋体"/>
+                <w:rFonts w:ascii="SimSun" w:eastAsia="SimSun" w:cs="SimSun"/>
                 <w:sz w:val="24"/>
                 <w:szCs w:val="24"/>
               </w:rPr>
@@ -1184,14 +1109,14 @@
               <w:widowControl/>
               <w:jc w:val="center"/>
               <w:rPr>
-                <w:rFonts w:ascii="宋体" w:eastAsia="宋体" w:cs="宋体"/>
-                <w:sz w:val="24"/>
-                <w:szCs w:val="24"/>
-              </w:rPr>
-            </w:pPr>
-            <w:r>
-              <w:rPr>
-                <w:rFonts w:ascii="宋体" w:eastAsia="宋体" w:cs="宋体"/>
+                <w:rFonts w:ascii="SimSun" w:eastAsia="SimSun" w:cs="SimSun"/>
+                <w:sz w:val="24"/>
+                <w:szCs w:val="24"/>
+              </w:rPr>
+            </w:pPr>
+            <w:r>
+              <w:rPr>
+                <w:rFonts w:ascii="SimSun" w:eastAsia="SimSun" w:cs="SimSun"/>
                 <w:sz w:val="24"/>
                 <w:szCs w:val="24"/>
               </w:rPr>
@@ -1208,14 +1133,14 @@
             <w:pPr>
               <w:widowControl/>
               <w:rPr>
-                <w:rFonts w:ascii="宋体" w:eastAsia="宋体" w:cs="宋体"/>
-                <w:sz w:val="24"/>
-                <w:szCs w:val="24"/>
-              </w:rPr>
-            </w:pPr>
-            <w:r>
-              <w:rPr>
-                <w:rFonts w:ascii="宋体" w:eastAsia="宋体" w:cs="宋体"/>
+                <w:rFonts w:ascii="SimSun" w:eastAsia="SimSun" w:cs="SimSun"/>
+                <w:sz w:val="24"/>
+                <w:szCs w:val="24"/>
+              </w:rPr>
+            </w:pPr>
+            <w:r>
+              <w:rPr>
+                <w:rFonts w:ascii="SimSun" w:eastAsia="SimSun" w:cs="SimSun"/>
                 <w:sz w:val="24"/>
                 <w:szCs w:val="24"/>
               </w:rPr>
@@ -1235,14 +1160,14 @@
             <w:pPr>
               <w:widowControl/>
               <w:rPr>
-                <w:rFonts w:ascii="宋体" w:eastAsia="宋体" w:cs="宋体"/>
-                <w:sz w:val="24"/>
-                <w:szCs w:val="24"/>
-              </w:rPr>
-            </w:pPr>
-            <w:r>
-              <w:rPr>
-                <w:rFonts w:ascii="宋体" w:eastAsia="宋体" w:cs="宋体"/>
+                <w:rFonts w:ascii="SimSun" w:eastAsia="SimSun" w:cs="SimSun"/>
+                <w:sz w:val="24"/>
+                <w:szCs w:val="24"/>
+              </w:rPr>
+            </w:pPr>
+            <w:r>
+              <w:rPr>
+                <w:rFonts w:ascii="SimSun" w:eastAsia="SimSun" w:cs="SimSun"/>
                 <w:sz w:val="24"/>
                 <w:szCs w:val="24"/>
               </w:rPr>
@@ -1260,28 +1185,18 @@
             <w:pPr>
               <w:widowControl/>
               <w:rPr>
-                <w:rFonts w:ascii="宋体" w:eastAsia="宋体" w:cs="宋体"/>
-                <w:sz w:val="24"/>
-                <w:szCs w:val="24"/>
-              </w:rPr>
-            </w:pPr>
-            <w:proofErr w:type="gramStart"/>
-            <w:r>
-              <w:rPr>
-                <w:rFonts w:ascii="宋体" w:eastAsia="宋体" w:cs="宋体"/>
-                <w:sz w:val="24"/>
-                <w:szCs w:val="24"/>
-              </w:rPr>
-              <w:t>varchar(</w:t>
-            </w:r>
-            <w:proofErr w:type="gramEnd"/>
-            <w:r>
-              <w:rPr>
-                <w:rFonts w:ascii="宋体" w:eastAsia="宋体" w:cs="宋体"/>
-                <w:sz w:val="24"/>
-                <w:szCs w:val="24"/>
-              </w:rPr>
-              <w:t>1)</w:t>
+                <w:rFonts w:ascii="SimSun" w:eastAsia="SimSun" w:cs="SimSun"/>
+                <w:sz w:val="24"/>
+                <w:szCs w:val="24"/>
+              </w:rPr>
+            </w:pPr>
+            <w:r>
+              <w:rPr>
+                <w:rFonts w:ascii="SimSun" w:eastAsia="SimSun" w:cs="SimSun"/>
+                <w:sz w:val="24"/>
+                <w:szCs w:val="24"/>
+              </w:rPr>
+              <w:t>varchar(1)</w:t>
             </w:r>
           </w:p>
         </w:tc>
@@ -1296,14 +1211,14 @@
               <w:widowControl/>
               <w:jc w:val="center"/>
               <w:rPr>
-                <w:rFonts w:ascii="宋体" w:eastAsia="宋体" w:cs="宋体"/>
-                <w:sz w:val="24"/>
-                <w:szCs w:val="24"/>
-              </w:rPr>
-            </w:pPr>
-            <w:r>
-              <w:rPr>
-                <w:rFonts w:ascii="宋体" w:eastAsia="宋体" w:cs="宋体"/>
+                <w:rFonts w:ascii="SimSun" w:eastAsia="SimSun" w:cs="SimSun"/>
+                <w:sz w:val="24"/>
+                <w:szCs w:val="24"/>
+              </w:rPr>
+            </w:pPr>
+            <w:r>
+              <w:rPr>
+                <w:rFonts w:ascii="SimSun" w:eastAsia="SimSun" w:cs="SimSun"/>
                 <w:sz w:val="24"/>
                 <w:szCs w:val="24"/>
               </w:rPr>
@@ -1322,7 +1237,7 @@
               <w:widowControl/>
               <w:jc w:val="center"/>
               <w:rPr>
-                <w:rFonts w:ascii="宋体" w:eastAsia="宋体" w:cs="宋体"/>
+                <w:rFonts w:ascii="SimSun" w:eastAsia="SimSun" w:cs="SimSun"/>
                 <w:sz w:val="24"/>
                 <w:szCs w:val="24"/>
               </w:rPr>
@@ -1340,14 +1255,14 @@
               <w:widowControl/>
               <w:jc w:val="center"/>
               <w:rPr>
-                <w:rFonts w:ascii="宋体" w:eastAsia="宋体" w:cs="宋体"/>
-                <w:sz w:val="24"/>
-                <w:szCs w:val="24"/>
-              </w:rPr>
-            </w:pPr>
-            <w:r>
-              <w:rPr>
-                <w:rFonts w:ascii="宋体" w:eastAsia="宋体" w:cs="宋体"/>
+                <w:rFonts w:ascii="SimSun" w:eastAsia="SimSun" w:cs="SimSun"/>
+                <w:sz w:val="24"/>
+                <w:szCs w:val="24"/>
+              </w:rPr>
+            </w:pPr>
+            <w:r>
+              <w:rPr>
+                <w:rFonts w:ascii="SimSun" w:eastAsia="SimSun" w:cs="SimSun"/>
                 <w:sz w:val="24"/>
                 <w:szCs w:val="24"/>
               </w:rPr>
@@ -1365,14 +1280,14 @@
             <w:pPr>
               <w:widowControl/>
               <w:rPr>
-                <w:rFonts w:ascii="宋体" w:eastAsia="宋体" w:cs="宋体"/>
-                <w:sz w:val="24"/>
-                <w:szCs w:val="24"/>
-              </w:rPr>
-            </w:pPr>
-            <w:r>
-              <w:rPr>
-                <w:rFonts w:ascii="宋体" w:eastAsia="宋体" w:cs="宋体"/>
+                <w:rFonts w:ascii="SimSun" w:eastAsia="SimSun" w:cs="SimSun"/>
+                <w:sz w:val="24"/>
+                <w:szCs w:val="24"/>
+              </w:rPr>
+            </w:pPr>
+            <w:r>
+              <w:rPr>
+                <w:rFonts w:ascii="SimSun" w:eastAsia="SimSun" w:cs="SimSun"/>
                 <w:sz w:val="24"/>
                 <w:szCs w:val="24"/>
               </w:rPr>
@@ -1391,14 +1306,14 @@
             <w:pPr>
               <w:widowControl/>
               <w:rPr>
-                <w:rFonts w:ascii="宋体" w:eastAsia="宋体" w:cs="宋体"/>
-                <w:sz w:val="24"/>
-                <w:szCs w:val="24"/>
-              </w:rPr>
-            </w:pPr>
-            <w:r>
-              <w:rPr>
-                <w:rFonts w:ascii="宋体" w:eastAsia="宋体" w:cs="宋体"/>
+                <w:rFonts w:ascii="SimSun" w:eastAsia="SimSun" w:cs="SimSun"/>
+                <w:sz w:val="24"/>
+                <w:szCs w:val="24"/>
+              </w:rPr>
+            </w:pPr>
+            <w:r>
+              <w:rPr>
+                <w:rFonts w:ascii="SimSun" w:eastAsia="SimSun" w:cs="SimSun"/>
                 <w:sz w:val="24"/>
                 <w:szCs w:val="24"/>
               </w:rPr>
@@ -1415,14 +1330,14 @@
             <w:pPr>
               <w:widowControl/>
               <w:rPr>
-                <w:rFonts w:ascii="宋体" w:eastAsia="宋体" w:cs="宋体"/>
-                <w:sz w:val="24"/>
-                <w:szCs w:val="24"/>
-              </w:rPr>
-            </w:pPr>
-            <w:r>
-              <w:rPr>
-                <w:rFonts w:ascii="宋体" w:eastAsia="宋体" w:cs="宋体"/>
+                <w:rFonts w:ascii="SimSun" w:eastAsia="SimSun" w:cs="SimSun"/>
+                <w:sz w:val="24"/>
+                <w:szCs w:val="24"/>
+              </w:rPr>
+            </w:pPr>
+            <w:r>
+              <w:rPr>
+                <w:rFonts w:ascii="SimSun" w:eastAsia="SimSun" w:cs="SimSun"/>
                 <w:sz w:val="24"/>
                 <w:szCs w:val="24"/>
               </w:rPr>
@@ -1440,14 +1355,14 @@
               <w:widowControl/>
               <w:jc w:val="center"/>
               <w:rPr>
-                <w:rFonts w:ascii="宋体" w:eastAsia="宋体" w:cs="宋体"/>
-                <w:sz w:val="24"/>
-                <w:szCs w:val="24"/>
-              </w:rPr>
-            </w:pPr>
-            <w:r>
-              <w:rPr>
-                <w:rFonts w:ascii="宋体" w:eastAsia="宋体" w:cs="宋体"/>
+                <w:rFonts w:ascii="SimSun" w:eastAsia="SimSun" w:cs="SimSun"/>
+                <w:sz w:val="24"/>
+                <w:szCs w:val="24"/>
+              </w:rPr>
+            </w:pPr>
+            <w:r>
+              <w:rPr>
+                <w:rFonts w:ascii="SimSun" w:eastAsia="SimSun" w:cs="SimSun"/>
                 <w:sz w:val="24"/>
                 <w:szCs w:val="24"/>
               </w:rPr>
@@ -1465,14 +1380,14 @@
               <w:widowControl/>
               <w:jc w:val="center"/>
               <w:rPr>
-                <w:rFonts w:ascii="宋体" w:eastAsia="宋体" w:cs="宋体"/>
-                <w:sz w:val="24"/>
-                <w:szCs w:val="24"/>
-              </w:rPr>
-            </w:pPr>
-            <w:r>
-              <w:rPr>
-                <w:rFonts w:ascii="宋体" w:eastAsia="宋体" w:cs="宋体"/>
+                <w:rFonts w:ascii="SimSun" w:eastAsia="SimSun" w:cs="SimSun"/>
+                <w:sz w:val="24"/>
+                <w:szCs w:val="24"/>
+              </w:rPr>
+            </w:pPr>
+            <w:r>
+              <w:rPr>
+                <w:rFonts w:ascii="SimSun" w:eastAsia="SimSun" w:cs="SimSun"/>
                 <w:sz w:val="24"/>
                 <w:szCs w:val="24"/>
               </w:rPr>
@@ -1490,14 +1405,14 @@
               <w:widowControl/>
               <w:jc w:val="center"/>
               <w:rPr>
-                <w:rFonts w:ascii="宋体" w:eastAsia="宋体" w:cs="宋体"/>
-                <w:sz w:val="24"/>
-                <w:szCs w:val="24"/>
-              </w:rPr>
-            </w:pPr>
-            <w:r>
-              <w:rPr>
-                <w:rFonts w:ascii="宋体" w:eastAsia="宋体" w:cs="宋体"/>
+                <w:rFonts w:ascii="SimSun" w:eastAsia="SimSun" w:cs="SimSun"/>
+                <w:sz w:val="24"/>
+                <w:szCs w:val="24"/>
+              </w:rPr>
+            </w:pPr>
+            <w:r>
+              <w:rPr>
+                <w:rFonts w:ascii="SimSun" w:eastAsia="SimSun" w:cs="SimSun"/>
                 <w:sz w:val="24"/>
                 <w:szCs w:val="24"/>
               </w:rPr>
@@ -1514,14 +1429,14 @@
             <w:pPr>
               <w:widowControl/>
               <w:rPr>
-                <w:rFonts w:ascii="宋体" w:eastAsia="宋体" w:cs="宋体"/>
-                <w:sz w:val="24"/>
-                <w:szCs w:val="24"/>
-              </w:rPr>
-            </w:pPr>
-            <w:r>
-              <w:rPr>
-                <w:rFonts w:ascii="宋体" w:eastAsia="宋体" w:cs="宋体"/>
+                <w:rFonts w:ascii="SimSun" w:eastAsia="SimSun" w:cs="SimSun"/>
+                <w:sz w:val="24"/>
+                <w:szCs w:val="24"/>
+              </w:rPr>
+            </w:pPr>
+            <w:r>
+              <w:rPr>
+                <w:rFonts w:ascii="SimSun" w:eastAsia="SimSun" w:cs="SimSun"/>
                 <w:sz w:val="24"/>
                 <w:szCs w:val="24"/>
               </w:rPr>
@@ -1541,21 +1456,19 @@
             <w:pPr>
               <w:widowControl/>
               <w:rPr>
-                <w:rFonts w:ascii="宋体" w:eastAsia="宋体" w:cs="宋体"/>
-                <w:sz w:val="24"/>
-                <w:szCs w:val="24"/>
-              </w:rPr>
-            </w:pPr>
-            <w:proofErr w:type="spellStart"/>
-            <w:r>
-              <w:rPr>
-                <w:rFonts w:ascii="宋体" w:eastAsia="宋体" w:cs="宋体"/>
+                <w:rFonts w:ascii="SimSun" w:eastAsia="SimSun" w:cs="SimSun"/>
+                <w:sz w:val="24"/>
+                <w:szCs w:val="24"/>
+              </w:rPr>
+            </w:pPr>
+            <w:r>
+              <w:rPr>
+                <w:rFonts w:ascii="SimSun" w:eastAsia="SimSun" w:cs="SimSun"/>
                 <w:sz w:val="24"/>
                 <w:szCs w:val="24"/>
               </w:rPr>
               <w:t>org_id</w:t>
             </w:r>
-            <w:proofErr w:type="spellEnd"/>
           </w:p>
         </w:tc>
         <w:tc>
@@ -1568,28 +1481,18 @@
             <w:pPr>
               <w:widowControl/>
               <w:rPr>
-                <w:rFonts w:ascii="宋体" w:eastAsia="宋体" w:cs="宋体"/>
-                <w:sz w:val="24"/>
-                <w:szCs w:val="24"/>
-              </w:rPr>
-            </w:pPr>
-            <w:proofErr w:type="gramStart"/>
-            <w:r>
-              <w:rPr>
-                <w:rFonts w:ascii="宋体" w:eastAsia="宋体" w:cs="宋体"/>
-                <w:sz w:val="24"/>
-                <w:szCs w:val="24"/>
-              </w:rPr>
-              <w:t>varchar(</w:t>
-            </w:r>
-            <w:proofErr w:type="gramEnd"/>
-            <w:r>
-              <w:rPr>
-                <w:rFonts w:ascii="宋体" w:eastAsia="宋体" w:cs="宋体"/>
-                <w:sz w:val="24"/>
-                <w:szCs w:val="24"/>
-              </w:rPr>
-              <w:t>19)</w:t>
+                <w:rFonts w:ascii="SimSun" w:eastAsia="SimSun" w:cs="SimSun"/>
+                <w:sz w:val="24"/>
+                <w:szCs w:val="24"/>
+              </w:rPr>
+            </w:pPr>
+            <w:r>
+              <w:rPr>
+                <w:rFonts w:ascii="SimSun" w:eastAsia="SimSun" w:cs="SimSun"/>
+                <w:sz w:val="24"/>
+                <w:szCs w:val="24"/>
+              </w:rPr>
+              <w:t>varchar(19)</w:t>
             </w:r>
           </w:p>
         </w:tc>
@@ -1604,14 +1507,14 @@
               <w:widowControl/>
               <w:jc w:val="center"/>
               <w:rPr>
-                <w:rFonts w:ascii="宋体" w:eastAsia="宋体" w:cs="宋体"/>
-                <w:sz w:val="24"/>
-                <w:szCs w:val="24"/>
-              </w:rPr>
-            </w:pPr>
-            <w:r>
-              <w:rPr>
-                <w:rFonts w:ascii="宋体" w:eastAsia="宋体" w:cs="宋体"/>
+                <w:rFonts w:ascii="SimSun" w:eastAsia="SimSun" w:cs="SimSun"/>
+                <w:sz w:val="24"/>
+                <w:szCs w:val="24"/>
+              </w:rPr>
+            </w:pPr>
+            <w:r>
+              <w:rPr>
+                <w:rFonts w:ascii="SimSun" w:eastAsia="SimSun" w:cs="SimSun"/>
                 <w:sz w:val="24"/>
                 <w:szCs w:val="24"/>
               </w:rPr>
@@ -1630,14 +1533,14 @@
               <w:widowControl/>
               <w:jc w:val="center"/>
               <w:rPr>
-                <w:rFonts w:ascii="宋体" w:eastAsia="宋体" w:cs="宋体"/>
-                <w:sz w:val="24"/>
-                <w:szCs w:val="24"/>
-              </w:rPr>
-            </w:pPr>
-            <w:r>
-              <w:rPr>
-                <w:rFonts w:ascii="宋体" w:eastAsia="宋体" w:cs="宋体"/>
+                <w:rFonts w:ascii="SimSun" w:eastAsia="SimSun" w:cs="SimSun"/>
+                <w:sz w:val="24"/>
+                <w:szCs w:val="24"/>
+              </w:rPr>
+            </w:pPr>
+            <w:r>
+              <w:rPr>
+                <w:rFonts w:ascii="SimSun" w:eastAsia="SimSun" w:cs="SimSun"/>
                 <w:sz w:val="24"/>
                 <w:szCs w:val="24"/>
               </w:rPr>
@@ -1656,14 +1559,14 @@
               <w:widowControl/>
               <w:jc w:val="center"/>
               <w:rPr>
-                <w:rFonts w:ascii="宋体" w:eastAsia="宋体" w:cs="宋体"/>
-                <w:sz w:val="24"/>
-                <w:szCs w:val="24"/>
-              </w:rPr>
-            </w:pPr>
-            <w:r>
-              <w:rPr>
-                <w:rFonts w:ascii="宋体" w:eastAsia="宋体" w:cs="宋体"/>
+                <w:rFonts w:ascii="SimSun" w:eastAsia="SimSun" w:cs="SimSun"/>
+                <w:sz w:val="24"/>
+                <w:szCs w:val="24"/>
+              </w:rPr>
+            </w:pPr>
+            <w:r>
+              <w:rPr>
+                <w:rFonts w:ascii="SimSun" w:eastAsia="SimSun" w:cs="SimSun"/>
                 <w:sz w:val="24"/>
                 <w:szCs w:val="24"/>
               </w:rPr>
@@ -1681,14 +1584,14 @@
             <w:pPr>
               <w:widowControl/>
               <w:rPr>
-                <w:rFonts w:ascii="宋体" w:eastAsia="宋体" w:cs="宋体"/>
-                <w:sz w:val="24"/>
-                <w:szCs w:val="24"/>
-              </w:rPr>
-            </w:pPr>
-            <w:r>
-              <w:rPr>
-                <w:rFonts w:ascii="宋体" w:eastAsia="宋体" w:cs="宋体"/>
+                <w:rFonts w:ascii="SimSun" w:eastAsia="SimSun" w:cs="SimSun"/>
+                <w:sz w:val="24"/>
+                <w:szCs w:val="24"/>
+              </w:rPr>
+            </w:pPr>
+            <w:r>
+              <w:rPr>
+                <w:rFonts w:ascii="SimSun" w:eastAsia="SimSun" w:cs="SimSun"/>
                 <w:sz w:val="24"/>
                 <w:szCs w:val="24"/>
               </w:rPr>
@@ -1707,21 +1610,19 @@
             <w:pPr>
               <w:widowControl/>
               <w:rPr>
-                <w:rFonts w:ascii="宋体" w:eastAsia="宋体" w:cs="宋体"/>
-                <w:sz w:val="24"/>
-                <w:szCs w:val="24"/>
-              </w:rPr>
-            </w:pPr>
-            <w:proofErr w:type="spellStart"/>
-            <w:r>
-              <w:rPr>
-                <w:rFonts w:ascii="宋体" w:eastAsia="宋体" w:cs="宋体"/>
+                <w:rFonts w:ascii="SimSun" w:eastAsia="SimSun" w:cs="SimSun"/>
+                <w:sz w:val="24"/>
+                <w:szCs w:val="24"/>
+              </w:rPr>
+            </w:pPr>
+            <w:r>
+              <w:rPr>
+                <w:rFonts w:ascii="SimSun" w:eastAsia="SimSun" w:cs="SimSun"/>
                 <w:sz w:val="24"/>
                 <w:szCs w:val="24"/>
               </w:rPr>
               <w:t>create_time</w:t>
             </w:r>
-            <w:proofErr w:type="spellEnd"/>
           </w:p>
         </w:tc>
         <w:tc>
@@ -1733,14 +1634,14 @@
             <w:pPr>
               <w:widowControl/>
               <w:rPr>
-                <w:rFonts w:ascii="宋体" w:eastAsia="宋体" w:cs="宋体"/>
-                <w:sz w:val="24"/>
-                <w:szCs w:val="24"/>
-              </w:rPr>
-            </w:pPr>
-            <w:r>
-              <w:rPr>
-                <w:rFonts w:ascii="宋体" w:eastAsia="宋体" w:cs="宋体"/>
+                <w:rFonts w:ascii="SimSun" w:eastAsia="SimSun" w:cs="SimSun"/>
+                <w:sz w:val="24"/>
+                <w:szCs w:val="24"/>
+              </w:rPr>
+            </w:pPr>
+            <w:r>
+              <w:rPr>
+                <w:rFonts w:ascii="SimSun" w:eastAsia="SimSun" w:cs="SimSun"/>
                 <w:sz w:val="24"/>
                 <w:szCs w:val="24"/>
               </w:rPr>
@@ -1758,14 +1659,14 @@
               <w:widowControl/>
               <w:jc w:val="center"/>
               <w:rPr>
-                <w:rFonts w:ascii="宋体" w:eastAsia="宋体" w:cs="宋体"/>
-                <w:sz w:val="24"/>
-                <w:szCs w:val="24"/>
-              </w:rPr>
-            </w:pPr>
-            <w:r>
-              <w:rPr>
-                <w:rFonts w:ascii="宋体" w:eastAsia="宋体" w:cs="宋体"/>
+                <w:rFonts w:ascii="SimSun" w:eastAsia="SimSun" w:cs="SimSun"/>
+                <w:sz w:val="24"/>
+                <w:szCs w:val="24"/>
+              </w:rPr>
+            </w:pPr>
+            <w:r>
+              <w:rPr>
+                <w:rFonts w:ascii="SimSun" w:eastAsia="SimSun" w:cs="SimSun"/>
                 <w:sz w:val="24"/>
                 <w:szCs w:val="24"/>
               </w:rPr>
@@ -1783,7 +1684,7 @@
               <w:widowControl/>
               <w:jc w:val="center"/>
               <w:rPr>
-                <w:rFonts w:ascii="宋体" w:eastAsia="宋体" w:cs="宋体"/>
+                <w:rFonts w:ascii="SimSun" w:eastAsia="SimSun" w:cs="SimSun"/>
                 <w:sz w:val="24"/>
                 <w:szCs w:val="24"/>
               </w:rPr>
@@ -1800,14 +1701,14 @@
               <w:widowControl/>
               <w:jc w:val="center"/>
               <w:rPr>
-                <w:rFonts w:ascii="宋体" w:eastAsia="宋体" w:cs="宋体"/>
-                <w:sz w:val="24"/>
-                <w:szCs w:val="24"/>
-              </w:rPr>
-            </w:pPr>
-            <w:r>
-              <w:rPr>
-                <w:rFonts w:ascii="宋体" w:eastAsia="宋体" w:cs="宋体"/>
+                <w:rFonts w:ascii="SimSun" w:eastAsia="SimSun" w:cs="SimSun"/>
+                <w:sz w:val="24"/>
+                <w:szCs w:val="24"/>
+              </w:rPr>
+            </w:pPr>
+            <w:r>
+              <w:rPr>
+                <w:rFonts w:ascii="SimSun" w:eastAsia="SimSun" w:cs="SimSun"/>
                 <w:sz w:val="24"/>
                 <w:szCs w:val="24"/>
               </w:rPr>
@@ -1824,14 +1725,14 @@
             <w:pPr>
               <w:widowControl/>
               <w:rPr>
-                <w:rFonts w:ascii="宋体" w:eastAsia="宋体" w:cs="宋体"/>
-                <w:sz w:val="24"/>
-                <w:szCs w:val="24"/>
-              </w:rPr>
-            </w:pPr>
-            <w:r>
-              <w:rPr>
-                <w:rFonts w:ascii="宋体" w:eastAsia="宋体" w:cs="宋体"/>
+                <w:rFonts w:ascii="SimSun" w:eastAsia="SimSun" w:cs="SimSun"/>
+                <w:sz w:val="24"/>
+                <w:szCs w:val="24"/>
+              </w:rPr>
+            </w:pPr>
+            <w:r>
+              <w:rPr>
+                <w:rFonts w:ascii="SimSun" w:eastAsia="SimSun" w:cs="SimSun"/>
                 <w:sz w:val="24"/>
                 <w:szCs w:val="24"/>
               </w:rPr>
@@ -1851,21 +1752,19 @@
             <w:pPr>
               <w:widowControl/>
               <w:rPr>
-                <w:rFonts w:ascii="宋体" w:eastAsia="宋体" w:cs="宋体"/>
-                <w:sz w:val="24"/>
-                <w:szCs w:val="24"/>
-              </w:rPr>
-            </w:pPr>
-            <w:proofErr w:type="spellStart"/>
-            <w:r>
-              <w:rPr>
-                <w:rFonts w:ascii="宋体" w:eastAsia="宋体" w:cs="宋体"/>
+                <w:rFonts w:ascii="SimSun" w:eastAsia="SimSun" w:cs="SimSun"/>
+                <w:sz w:val="24"/>
+                <w:szCs w:val="24"/>
+              </w:rPr>
+            </w:pPr>
+            <w:r>
+              <w:rPr>
+                <w:rFonts w:ascii="SimSun" w:eastAsia="SimSun" w:cs="SimSun"/>
                 <w:sz w:val="24"/>
                 <w:szCs w:val="24"/>
               </w:rPr>
               <w:t>update_time</w:t>
             </w:r>
-            <w:proofErr w:type="spellEnd"/>
           </w:p>
         </w:tc>
         <w:tc>
@@ -1878,14 +1777,14 @@
             <w:pPr>
               <w:widowControl/>
               <w:rPr>
-                <w:rFonts w:ascii="宋体" w:eastAsia="宋体" w:cs="宋体"/>
-                <w:sz w:val="24"/>
-                <w:szCs w:val="24"/>
-              </w:rPr>
-            </w:pPr>
-            <w:r>
-              <w:rPr>
-                <w:rFonts w:ascii="宋体" w:eastAsia="宋体" w:cs="宋体"/>
+                <w:rFonts w:ascii="SimSun" w:eastAsia="SimSun" w:cs="SimSun"/>
+                <w:sz w:val="24"/>
+                <w:szCs w:val="24"/>
+              </w:rPr>
+            </w:pPr>
+            <w:r>
+              <w:rPr>
+                <w:rFonts w:ascii="SimSun" w:eastAsia="SimSun" w:cs="SimSun"/>
                 <w:sz w:val="24"/>
                 <w:szCs w:val="24"/>
               </w:rPr>
@@ -1904,14 +1803,14 @@
               <w:widowControl/>
               <w:jc w:val="center"/>
               <w:rPr>
-                <w:rFonts w:ascii="宋体" w:eastAsia="宋体" w:cs="宋体"/>
-                <w:sz w:val="24"/>
-                <w:szCs w:val="24"/>
-              </w:rPr>
-            </w:pPr>
-            <w:r>
-              <w:rPr>
-                <w:rFonts w:ascii="宋体" w:eastAsia="宋体" w:cs="宋体"/>
+                <w:rFonts w:ascii="SimSun" w:eastAsia="SimSun" w:cs="SimSun"/>
+                <w:sz w:val="24"/>
+                <w:szCs w:val="24"/>
+              </w:rPr>
+            </w:pPr>
+            <w:r>
+              <w:rPr>
+                <w:rFonts w:ascii="SimSun" w:eastAsia="SimSun" w:cs="SimSun"/>
                 <w:sz w:val="24"/>
                 <w:szCs w:val="24"/>
               </w:rPr>
@@ -1930,14 +1829,14 @@
               <w:widowControl/>
               <w:jc w:val="center"/>
               <w:rPr>
-                <w:rFonts w:ascii="宋体" w:eastAsia="宋体" w:cs="宋体"/>
-                <w:sz w:val="24"/>
-                <w:szCs w:val="24"/>
-              </w:rPr>
-            </w:pPr>
-            <w:r>
-              <w:rPr>
-                <w:rFonts w:ascii="宋体" w:eastAsia="宋体" w:cs="宋体"/>
+                <w:rFonts w:ascii="SimSun" w:eastAsia="SimSun" w:cs="SimSun"/>
+                <w:sz w:val="24"/>
+                <w:szCs w:val="24"/>
+              </w:rPr>
+            </w:pPr>
+            <w:r>
+              <w:rPr>
+                <w:rFonts w:ascii="SimSun" w:eastAsia="SimSun" w:cs="SimSun"/>
                 <w:sz w:val="24"/>
                 <w:szCs w:val="24"/>
               </w:rPr>
@@ -1956,14 +1855,14 @@
               <w:widowControl/>
               <w:jc w:val="center"/>
               <w:rPr>
-                <w:rFonts w:ascii="宋体" w:eastAsia="宋体" w:cs="宋体"/>
-                <w:sz w:val="24"/>
-                <w:szCs w:val="24"/>
-              </w:rPr>
-            </w:pPr>
-            <w:r>
-              <w:rPr>
-                <w:rFonts w:ascii="宋体" w:eastAsia="宋体" w:cs="宋体"/>
+                <w:rFonts w:ascii="SimSun" w:eastAsia="SimSun" w:cs="SimSun"/>
+                <w:sz w:val="24"/>
+                <w:szCs w:val="24"/>
+              </w:rPr>
+            </w:pPr>
+            <w:r>
+              <w:rPr>
+                <w:rFonts w:ascii="SimSun" w:eastAsia="SimSun" w:cs="SimSun"/>
                 <w:sz w:val="24"/>
                 <w:szCs w:val="24"/>
               </w:rPr>
@@ -1981,14 +1880,14 @@
             <w:pPr>
               <w:widowControl/>
               <w:rPr>
-                <w:rFonts w:ascii="宋体" w:eastAsia="宋体" w:cs="宋体"/>
-                <w:sz w:val="24"/>
-                <w:szCs w:val="24"/>
-              </w:rPr>
-            </w:pPr>
-            <w:r>
-              <w:rPr>
-                <w:rFonts w:ascii="宋体" w:eastAsia="宋体" w:cs="宋体"/>
+                <w:rFonts w:ascii="SimSun" w:eastAsia="SimSun" w:cs="SimSun"/>
+                <w:sz w:val="24"/>
+                <w:szCs w:val="24"/>
+              </w:rPr>
+            </w:pPr>
+            <w:r>
+              <w:rPr>
+                <w:rFonts w:ascii="SimSun" w:eastAsia="SimSun" w:cs="SimSun"/>
                 <w:sz w:val="24"/>
                 <w:szCs w:val="24"/>
               </w:rPr>
@@ -2000,7 +1899,7 @@
     </w:tbl>
     <w:p>
       <w:pPr>
-        <w:pStyle w:val="2"/>
+        <w:pStyle w:val="Heading2"/>
       </w:pPr>
       <w:r>
         <w:t>（二）</w:t>
@@ -2019,11 +1918,9 @@
         </w:rPr>
         <w:t>表名：</w:t>
       </w:r>
-      <w:proofErr w:type="spellStart"/>
       <w:r>
         <w:t>alc_user_role</w:t>
       </w:r>
-      <w:proofErr w:type="spellEnd"/>
       <w:r>
         <w:rPr>
           <w:rFonts w:hint="eastAsia"/>
@@ -2094,14 +1991,14 @@
               <w:widowControl/>
               <w:jc w:val="center"/>
               <w:rPr>
-                <w:rFonts w:ascii="宋体" w:eastAsia="宋体" w:cs="宋体"/>
-                <w:sz w:val="24"/>
-                <w:szCs w:val="24"/>
-              </w:rPr>
-            </w:pPr>
-            <w:r>
-              <w:rPr>
-                <w:rFonts w:ascii="宋体" w:eastAsia="宋体" w:cs="宋体"/>
+                <w:rFonts w:ascii="SimSun" w:eastAsia="SimSun" w:cs="SimSun"/>
+                <w:sz w:val="24"/>
+                <w:szCs w:val="24"/>
+              </w:rPr>
+            </w:pPr>
+            <w:r>
+              <w:rPr>
+                <w:rFonts w:ascii="SimSun" w:eastAsia="SimSun" w:cs="SimSun"/>
                 <w:sz w:val="24"/>
                 <w:szCs w:val="24"/>
               </w:rPr>
@@ -2124,14 +2021,14 @@
               <w:widowControl/>
               <w:jc w:val="center"/>
               <w:rPr>
-                <w:rFonts w:ascii="宋体" w:eastAsia="宋体" w:cs="宋体"/>
-                <w:sz w:val="24"/>
-                <w:szCs w:val="24"/>
-              </w:rPr>
-            </w:pPr>
-            <w:r>
-              <w:rPr>
-                <w:rFonts w:ascii="宋体" w:eastAsia="宋体" w:cs="宋体"/>
+                <w:rFonts w:ascii="SimSun" w:eastAsia="SimSun" w:cs="SimSun"/>
+                <w:sz w:val="24"/>
+                <w:szCs w:val="24"/>
+              </w:rPr>
+            </w:pPr>
+            <w:r>
+              <w:rPr>
+                <w:rFonts w:ascii="SimSun" w:eastAsia="SimSun" w:cs="SimSun"/>
                 <w:sz w:val="24"/>
                 <w:szCs w:val="24"/>
               </w:rPr>
@@ -2154,14 +2051,14 @@
               <w:widowControl/>
               <w:jc w:val="center"/>
               <w:rPr>
-                <w:rFonts w:ascii="宋体" w:eastAsia="宋体" w:cs="宋体"/>
-                <w:sz w:val="24"/>
-                <w:szCs w:val="24"/>
-              </w:rPr>
-            </w:pPr>
-            <w:r>
-              <w:rPr>
-                <w:rFonts w:ascii="宋体" w:eastAsia="宋体" w:cs="宋体"/>
+                <w:rFonts w:ascii="SimSun" w:eastAsia="SimSun" w:cs="SimSun"/>
+                <w:sz w:val="24"/>
+                <w:szCs w:val="24"/>
+              </w:rPr>
+            </w:pPr>
+            <w:r>
+              <w:rPr>
+                <w:rFonts w:ascii="SimSun" w:eastAsia="SimSun" w:cs="SimSun"/>
                 <w:sz w:val="24"/>
                 <w:szCs w:val="24"/>
               </w:rPr>
@@ -2184,14 +2081,14 @@
               <w:widowControl/>
               <w:jc w:val="center"/>
               <w:rPr>
-                <w:rFonts w:ascii="宋体" w:eastAsia="宋体" w:cs="宋体"/>
-                <w:sz w:val="24"/>
-                <w:szCs w:val="24"/>
-              </w:rPr>
-            </w:pPr>
-            <w:r>
-              <w:rPr>
-                <w:rFonts w:ascii="宋体" w:eastAsia="宋体" w:cs="宋体"/>
+                <w:rFonts w:ascii="SimSun" w:eastAsia="SimSun" w:cs="SimSun"/>
+                <w:sz w:val="24"/>
+                <w:szCs w:val="24"/>
+              </w:rPr>
+            </w:pPr>
+            <w:r>
+              <w:rPr>
+                <w:rFonts w:ascii="SimSun" w:eastAsia="SimSun" w:cs="SimSun"/>
                 <w:sz w:val="24"/>
                 <w:szCs w:val="24"/>
               </w:rPr>
@@ -2214,14 +2111,14 @@
               <w:widowControl/>
               <w:jc w:val="center"/>
               <w:rPr>
-                <w:rFonts w:ascii="宋体" w:eastAsia="宋体" w:cs="宋体"/>
-                <w:sz w:val="24"/>
-                <w:szCs w:val="24"/>
-              </w:rPr>
-            </w:pPr>
-            <w:r>
-              <w:rPr>
-                <w:rFonts w:ascii="宋体" w:eastAsia="宋体" w:cs="宋体"/>
+                <w:rFonts w:ascii="SimSun" w:eastAsia="SimSun" w:cs="SimSun"/>
+                <w:sz w:val="24"/>
+                <w:szCs w:val="24"/>
+              </w:rPr>
+            </w:pPr>
+            <w:r>
+              <w:rPr>
+                <w:rFonts w:ascii="SimSun" w:eastAsia="SimSun" w:cs="SimSun"/>
                 <w:sz w:val="24"/>
                 <w:szCs w:val="24"/>
               </w:rPr>
@@ -2243,14 +2140,14 @@
               <w:widowControl/>
               <w:jc w:val="center"/>
               <w:rPr>
-                <w:rFonts w:ascii="宋体" w:eastAsia="宋体" w:cs="宋体"/>
-                <w:sz w:val="24"/>
-                <w:szCs w:val="24"/>
-              </w:rPr>
-            </w:pPr>
-            <w:r>
-              <w:rPr>
-                <w:rFonts w:ascii="宋体" w:eastAsia="宋体" w:cs="宋体"/>
+                <w:rFonts w:ascii="SimSun" w:eastAsia="SimSun" w:cs="SimSun"/>
+                <w:sz w:val="24"/>
+                <w:szCs w:val="24"/>
+              </w:rPr>
+            </w:pPr>
+            <w:r>
+              <w:rPr>
+                <w:rFonts w:ascii="SimSun" w:eastAsia="SimSun" w:cs="SimSun"/>
                 <w:sz w:val="24"/>
                 <w:szCs w:val="24"/>
               </w:rPr>
@@ -2270,14 +2167,14 @@
             <w:pPr>
               <w:widowControl/>
               <w:rPr>
-                <w:rFonts w:ascii="宋体" w:eastAsia="宋体" w:cs="宋体"/>
-                <w:sz w:val="24"/>
-                <w:szCs w:val="24"/>
-              </w:rPr>
-            </w:pPr>
-            <w:r>
-              <w:rPr>
-                <w:rFonts w:ascii="宋体" w:eastAsia="宋体" w:cs="宋体"/>
+                <w:rFonts w:ascii="SimSun" w:eastAsia="SimSun" w:cs="SimSun"/>
+                <w:sz w:val="24"/>
+                <w:szCs w:val="24"/>
+              </w:rPr>
+            </w:pPr>
+            <w:r>
+              <w:rPr>
+                <w:rFonts w:ascii="SimSun" w:eastAsia="SimSun" w:cs="SimSun"/>
                 <w:sz w:val="24"/>
                 <w:szCs w:val="24"/>
               </w:rPr>
@@ -2295,28 +2192,18 @@
             <w:pPr>
               <w:widowControl/>
               <w:rPr>
-                <w:rFonts w:ascii="宋体" w:eastAsia="宋体" w:cs="宋体"/>
-                <w:sz w:val="24"/>
-                <w:szCs w:val="24"/>
-              </w:rPr>
-            </w:pPr>
-            <w:proofErr w:type="gramStart"/>
-            <w:r>
-              <w:rPr>
-                <w:rFonts w:ascii="宋体" w:eastAsia="宋体" w:cs="宋体"/>
-                <w:sz w:val="24"/>
-                <w:szCs w:val="24"/>
-              </w:rPr>
-              <w:t>varchar(</w:t>
-            </w:r>
-            <w:proofErr w:type="gramEnd"/>
-            <w:r>
-              <w:rPr>
-                <w:rFonts w:ascii="宋体" w:eastAsia="宋体" w:cs="宋体"/>
-                <w:sz w:val="24"/>
-                <w:szCs w:val="24"/>
-              </w:rPr>
-              <w:t>19)</w:t>
+                <w:rFonts w:ascii="SimSun" w:eastAsia="SimSun" w:cs="SimSun"/>
+                <w:sz w:val="24"/>
+                <w:szCs w:val="24"/>
+              </w:rPr>
+            </w:pPr>
+            <w:r>
+              <w:rPr>
+                <w:rFonts w:ascii="SimSun" w:eastAsia="SimSun" w:cs="SimSun"/>
+                <w:sz w:val="24"/>
+                <w:szCs w:val="24"/>
+              </w:rPr>
+              <w:t>varchar(19)</w:t>
             </w:r>
           </w:p>
         </w:tc>
@@ -2331,14 +2218,14 @@
               <w:widowControl/>
               <w:jc w:val="center"/>
               <w:rPr>
-                <w:rFonts w:ascii="宋体" w:eastAsia="宋体" w:cs="宋体"/>
-                <w:sz w:val="24"/>
-                <w:szCs w:val="24"/>
-              </w:rPr>
-            </w:pPr>
-            <w:r>
-              <w:rPr>
-                <w:rFonts w:ascii="宋体" w:eastAsia="宋体" w:cs="宋体"/>
+                <w:rFonts w:ascii="SimSun" w:eastAsia="SimSun" w:cs="SimSun"/>
+                <w:sz w:val="24"/>
+                <w:szCs w:val="24"/>
+              </w:rPr>
+            </w:pPr>
+            <w:r>
+              <w:rPr>
+                <w:rFonts w:ascii="SimSun" w:eastAsia="SimSun" w:cs="SimSun"/>
                 <w:sz w:val="24"/>
                 <w:szCs w:val="24"/>
               </w:rPr>
@@ -2357,7 +2244,7 @@
               <w:widowControl/>
               <w:jc w:val="center"/>
               <w:rPr>
-                <w:rFonts w:ascii="宋体" w:eastAsia="宋体" w:cs="宋体"/>
+                <w:rFonts w:ascii="SimSun" w:eastAsia="SimSun" w:cs="SimSun"/>
                 <w:sz w:val="24"/>
                 <w:szCs w:val="24"/>
               </w:rPr>
@@ -2375,14 +2262,14 @@
               <w:widowControl/>
               <w:jc w:val="center"/>
               <w:rPr>
-                <w:rFonts w:ascii="宋体" w:eastAsia="宋体" w:cs="宋体"/>
-                <w:sz w:val="24"/>
-                <w:szCs w:val="24"/>
-              </w:rPr>
-            </w:pPr>
-            <w:r>
-              <w:rPr>
-                <w:rFonts w:ascii="宋体" w:eastAsia="宋体" w:cs="宋体"/>
+                <w:rFonts w:ascii="SimSun" w:eastAsia="SimSun" w:cs="SimSun"/>
+                <w:sz w:val="24"/>
+                <w:szCs w:val="24"/>
+              </w:rPr>
+            </w:pPr>
+            <w:r>
+              <w:rPr>
+                <w:rFonts w:ascii="SimSun" w:eastAsia="SimSun" w:cs="SimSun"/>
                 <w:sz w:val="24"/>
                 <w:szCs w:val="24"/>
               </w:rPr>
@@ -2400,14 +2287,14 @@
             <w:pPr>
               <w:widowControl/>
               <w:rPr>
-                <w:rFonts w:ascii="宋体" w:eastAsia="宋体" w:cs="宋体"/>
-                <w:sz w:val="24"/>
-                <w:szCs w:val="24"/>
-              </w:rPr>
-            </w:pPr>
-            <w:r>
-              <w:rPr>
-                <w:rFonts w:ascii="宋体" w:eastAsia="宋体" w:cs="宋体"/>
+                <w:rFonts w:ascii="SimSun" w:eastAsia="SimSun" w:cs="SimSun"/>
+                <w:sz w:val="24"/>
+                <w:szCs w:val="24"/>
+              </w:rPr>
+            </w:pPr>
+            <w:r>
+              <w:rPr>
+                <w:rFonts w:ascii="SimSun" w:eastAsia="SimSun" w:cs="SimSun"/>
                 <w:sz w:val="24"/>
                 <w:szCs w:val="24"/>
               </w:rPr>
@@ -2426,21 +2313,19 @@
             <w:pPr>
               <w:widowControl/>
               <w:rPr>
-                <w:rFonts w:ascii="宋体" w:eastAsia="宋体" w:cs="宋体"/>
-                <w:sz w:val="24"/>
-                <w:szCs w:val="24"/>
-              </w:rPr>
-            </w:pPr>
-            <w:proofErr w:type="spellStart"/>
-            <w:r>
-              <w:rPr>
-                <w:rFonts w:ascii="宋体" w:eastAsia="宋体" w:cs="宋体"/>
+                <w:rFonts w:ascii="SimSun" w:eastAsia="SimSun" w:cs="SimSun"/>
+                <w:sz w:val="24"/>
+                <w:szCs w:val="24"/>
+              </w:rPr>
+            </w:pPr>
+            <w:r>
+              <w:rPr>
+                <w:rFonts w:ascii="SimSun" w:eastAsia="SimSun" w:cs="SimSun"/>
                 <w:sz w:val="24"/>
                 <w:szCs w:val="24"/>
               </w:rPr>
               <w:t>user_id</w:t>
             </w:r>
-            <w:proofErr w:type="spellEnd"/>
           </w:p>
         </w:tc>
         <w:tc>
@@ -2452,28 +2337,18 @@
             <w:pPr>
               <w:widowControl/>
               <w:rPr>
-                <w:rFonts w:ascii="宋体" w:eastAsia="宋体" w:cs="宋体"/>
-                <w:sz w:val="24"/>
-                <w:szCs w:val="24"/>
-              </w:rPr>
-            </w:pPr>
-            <w:proofErr w:type="gramStart"/>
-            <w:r>
-              <w:rPr>
-                <w:rFonts w:ascii="宋体" w:eastAsia="宋体" w:cs="宋体"/>
-                <w:sz w:val="24"/>
-                <w:szCs w:val="24"/>
-              </w:rPr>
-              <w:t>varchar(</w:t>
-            </w:r>
-            <w:proofErr w:type="gramEnd"/>
-            <w:r>
-              <w:rPr>
-                <w:rFonts w:ascii="宋体" w:eastAsia="宋体" w:cs="宋体"/>
-                <w:sz w:val="24"/>
-                <w:szCs w:val="24"/>
-              </w:rPr>
-              <w:t>19)</w:t>
+                <w:rFonts w:ascii="SimSun" w:eastAsia="SimSun" w:cs="SimSun"/>
+                <w:sz w:val="24"/>
+                <w:szCs w:val="24"/>
+              </w:rPr>
+            </w:pPr>
+            <w:r>
+              <w:rPr>
+                <w:rFonts w:ascii="SimSun" w:eastAsia="SimSun" w:cs="SimSun"/>
+                <w:sz w:val="24"/>
+                <w:szCs w:val="24"/>
+              </w:rPr>
+              <w:t>varchar(19)</w:t>
             </w:r>
           </w:p>
         </w:tc>
@@ -2487,14 +2362,14 @@
               <w:widowControl/>
               <w:jc w:val="center"/>
               <w:rPr>
-                <w:rFonts w:ascii="宋体" w:eastAsia="宋体" w:cs="宋体"/>
-                <w:sz w:val="24"/>
-                <w:szCs w:val="24"/>
-              </w:rPr>
-            </w:pPr>
-            <w:r>
-              <w:rPr>
-                <w:rFonts w:ascii="宋体" w:eastAsia="宋体" w:cs="宋体"/>
+                <w:rFonts w:ascii="SimSun" w:eastAsia="SimSun" w:cs="SimSun"/>
+                <w:sz w:val="24"/>
+                <w:szCs w:val="24"/>
+              </w:rPr>
+            </w:pPr>
+            <w:r>
+              <w:rPr>
+                <w:rFonts w:ascii="SimSun" w:eastAsia="SimSun" w:cs="SimSun"/>
                 <w:sz w:val="24"/>
                 <w:szCs w:val="24"/>
               </w:rPr>
@@ -2512,7 +2387,7 @@
               <w:widowControl/>
               <w:jc w:val="center"/>
               <w:rPr>
-                <w:rFonts w:ascii="宋体" w:eastAsia="宋体" w:cs="宋体"/>
+                <w:rFonts w:ascii="SimSun" w:eastAsia="SimSun" w:cs="SimSun"/>
                 <w:sz w:val="24"/>
                 <w:szCs w:val="24"/>
               </w:rPr>
@@ -2529,14 +2404,14 @@
               <w:widowControl/>
               <w:jc w:val="center"/>
               <w:rPr>
-                <w:rFonts w:ascii="宋体" w:eastAsia="宋体" w:cs="宋体"/>
-                <w:sz w:val="24"/>
-                <w:szCs w:val="24"/>
-              </w:rPr>
-            </w:pPr>
-            <w:r>
-              <w:rPr>
-                <w:rFonts w:ascii="宋体" w:eastAsia="宋体" w:cs="宋体"/>
+                <w:rFonts w:ascii="SimSun" w:eastAsia="SimSun" w:cs="SimSun"/>
+                <w:sz w:val="24"/>
+                <w:szCs w:val="24"/>
+              </w:rPr>
+            </w:pPr>
+            <w:r>
+              <w:rPr>
+                <w:rFonts w:ascii="SimSun" w:eastAsia="SimSun" w:cs="SimSun"/>
                 <w:sz w:val="24"/>
                 <w:szCs w:val="24"/>
               </w:rPr>
@@ -2553,14 +2428,14 @@
             <w:pPr>
               <w:widowControl/>
               <w:rPr>
-                <w:rFonts w:ascii="宋体" w:eastAsia="宋体" w:cs="宋体"/>
-                <w:sz w:val="24"/>
-                <w:szCs w:val="24"/>
-              </w:rPr>
-            </w:pPr>
-            <w:r>
-              <w:rPr>
-                <w:rFonts w:ascii="宋体" w:eastAsia="宋体" w:cs="宋体"/>
+                <w:rFonts w:ascii="SimSun" w:eastAsia="SimSun" w:cs="SimSun"/>
+                <w:sz w:val="24"/>
+                <w:szCs w:val="24"/>
+              </w:rPr>
+            </w:pPr>
+            <w:r>
+              <w:rPr>
+                <w:rFonts w:ascii="SimSun" w:eastAsia="SimSun" w:cs="SimSun"/>
                 <w:sz w:val="24"/>
                 <w:szCs w:val="24"/>
               </w:rPr>
@@ -2580,21 +2455,19 @@
             <w:pPr>
               <w:widowControl/>
               <w:rPr>
-                <w:rFonts w:ascii="宋体" w:eastAsia="宋体" w:cs="宋体"/>
-                <w:sz w:val="24"/>
-                <w:szCs w:val="24"/>
-              </w:rPr>
-            </w:pPr>
-            <w:proofErr w:type="spellStart"/>
-            <w:r>
-              <w:rPr>
-                <w:rFonts w:ascii="宋体" w:eastAsia="宋体" w:cs="宋体"/>
+                <w:rFonts w:ascii="SimSun" w:eastAsia="SimSun" w:cs="SimSun"/>
+                <w:sz w:val="24"/>
+                <w:szCs w:val="24"/>
+              </w:rPr>
+            </w:pPr>
+            <w:r>
+              <w:rPr>
+                <w:rFonts w:ascii="SimSun" w:eastAsia="SimSun" w:cs="SimSun"/>
                 <w:sz w:val="24"/>
                 <w:szCs w:val="24"/>
               </w:rPr>
               <w:t>role_id</w:t>
             </w:r>
-            <w:proofErr w:type="spellEnd"/>
           </w:p>
         </w:tc>
         <w:tc>
@@ -2607,28 +2480,18 @@
             <w:pPr>
               <w:widowControl/>
               <w:rPr>
-                <w:rFonts w:ascii="宋体" w:eastAsia="宋体" w:cs="宋体"/>
-                <w:sz w:val="24"/>
-                <w:szCs w:val="24"/>
-              </w:rPr>
-            </w:pPr>
-            <w:proofErr w:type="gramStart"/>
-            <w:r>
-              <w:rPr>
-                <w:rFonts w:ascii="宋体" w:eastAsia="宋体" w:cs="宋体"/>
-                <w:sz w:val="24"/>
-                <w:szCs w:val="24"/>
-              </w:rPr>
-              <w:t>varchar(</w:t>
-            </w:r>
-            <w:proofErr w:type="gramEnd"/>
-            <w:r>
-              <w:rPr>
-                <w:rFonts w:ascii="宋体" w:eastAsia="宋体" w:cs="宋体"/>
-                <w:sz w:val="24"/>
-                <w:szCs w:val="24"/>
-              </w:rPr>
-              <w:t>19)</w:t>
+                <w:rFonts w:ascii="SimSun" w:eastAsia="SimSun" w:cs="SimSun"/>
+                <w:sz w:val="24"/>
+                <w:szCs w:val="24"/>
+              </w:rPr>
+            </w:pPr>
+            <w:r>
+              <w:rPr>
+                <w:rFonts w:ascii="SimSun" w:eastAsia="SimSun" w:cs="SimSun"/>
+                <w:sz w:val="24"/>
+                <w:szCs w:val="24"/>
+              </w:rPr>
+              <w:t>varchar(19)</w:t>
             </w:r>
           </w:p>
         </w:tc>
@@ -2643,14 +2506,14 @@
               <w:widowControl/>
               <w:jc w:val="center"/>
               <w:rPr>
-                <w:rFonts w:ascii="宋体" w:eastAsia="宋体" w:cs="宋体"/>
-                <w:sz w:val="24"/>
-                <w:szCs w:val="24"/>
-              </w:rPr>
-            </w:pPr>
-            <w:r>
-              <w:rPr>
-                <w:rFonts w:ascii="宋体" w:eastAsia="宋体" w:cs="宋体"/>
+                <w:rFonts w:ascii="SimSun" w:eastAsia="SimSun" w:cs="SimSun"/>
+                <w:sz w:val="24"/>
+                <w:szCs w:val="24"/>
+              </w:rPr>
+            </w:pPr>
+            <w:r>
+              <w:rPr>
+                <w:rFonts w:ascii="SimSun" w:eastAsia="SimSun" w:cs="SimSun"/>
                 <w:sz w:val="24"/>
                 <w:szCs w:val="24"/>
               </w:rPr>
@@ -2669,7 +2532,7 @@
               <w:widowControl/>
               <w:jc w:val="center"/>
               <w:rPr>
-                <w:rFonts w:ascii="宋体" w:eastAsia="宋体" w:cs="宋体"/>
+                <w:rFonts w:ascii="SimSun" w:eastAsia="SimSun" w:cs="SimSun"/>
                 <w:sz w:val="24"/>
                 <w:szCs w:val="24"/>
               </w:rPr>
@@ -2687,14 +2550,14 @@
               <w:widowControl/>
               <w:jc w:val="center"/>
               <w:rPr>
-                <w:rFonts w:ascii="宋体" w:eastAsia="宋体" w:cs="宋体"/>
-                <w:sz w:val="24"/>
-                <w:szCs w:val="24"/>
-              </w:rPr>
-            </w:pPr>
-            <w:r>
-              <w:rPr>
-                <w:rFonts w:ascii="宋体" w:eastAsia="宋体" w:cs="宋体"/>
+                <w:rFonts w:ascii="SimSun" w:eastAsia="SimSun" w:cs="SimSun"/>
+                <w:sz w:val="24"/>
+                <w:szCs w:val="24"/>
+              </w:rPr>
+            </w:pPr>
+            <w:r>
+              <w:rPr>
+                <w:rFonts w:ascii="SimSun" w:eastAsia="SimSun" w:cs="SimSun"/>
                 <w:sz w:val="24"/>
                 <w:szCs w:val="24"/>
               </w:rPr>
@@ -2712,14 +2575,14 @@
             <w:pPr>
               <w:widowControl/>
               <w:rPr>
-                <w:rFonts w:ascii="宋体" w:eastAsia="宋体" w:cs="宋体"/>
-                <w:sz w:val="24"/>
-                <w:szCs w:val="24"/>
-              </w:rPr>
-            </w:pPr>
-            <w:r>
-              <w:rPr>
-                <w:rFonts w:ascii="宋体" w:eastAsia="宋体" w:cs="宋体"/>
+                <w:rFonts w:ascii="SimSun" w:eastAsia="SimSun" w:cs="SimSun"/>
+                <w:sz w:val="24"/>
+                <w:szCs w:val="24"/>
+              </w:rPr>
+            </w:pPr>
+            <w:r>
+              <w:rPr>
+                <w:rFonts w:ascii="SimSun" w:eastAsia="SimSun" w:cs="SimSun"/>
                 <w:sz w:val="24"/>
                 <w:szCs w:val="24"/>
               </w:rPr>
@@ -2731,7 +2594,7 @@
     </w:tbl>
     <w:p>
       <w:pPr>
-        <w:pStyle w:val="2"/>
+        <w:pStyle w:val="Heading2"/>
       </w:pPr>
       <w:r>
         <w:t>（三）角色描述表</w:t>
@@ -2744,7 +2607,6 @@
         </w:rPr>
         <w:t>表名：</w:t>
       </w:r>
-      <w:proofErr w:type="spellStart"/>
       <w:r>
         <w:t>alc</w:t>
       </w:r>
@@ -2754,7 +2616,6 @@
         </w:rPr>
         <w:t>_role</w:t>
       </w:r>
-      <w:proofErr w:type="spellEnd"/>
     </w:p>
     <w:p>
       <w:pPr>
@@ -2819,14 +2680,14 @@
               <w:widowControl/>
               <w:jc w:val="center"/>
               <w:rPr>
-                <w:rFonts w:ascii="宋体" w:eastAsia="宋体" w:cs="宋体"/>
-                <w:sz w:val="24"/>
-                <w:szCs w:val="24"/>
-              </w:rPr>
-            </w:pPr>
-            <w:r>
-              <w:rPr>
-                <w:rFonts w:ascii="宋体" w:eastAsia="宋体" w:cs="宋体"/>
+                <w:rFonts w:ascii="SimSun" w:eastAsia="SimSun" w:cs="SimSun"/>
+                <w:sz w:val="24"/>
+                <w:szCs w:val="24"/>
+              </w:rPr>
+            </w:pPr>
+            <w:r>
+              <w:rPr>
+                <w:rFonts w:ascii="SimSun" w:eastAsia="SimSun" w:cs="SimSun"/>
                 <w:sz w:val="24"/>
                 <w:szCs w:val="24"/>
               </w:rPr>
@@ -2849,14 +2710,14 @@
               <w:widowControl/>
               <w:jc w:val="center"/>
               <w:rPr>
-                <w:rFonts w:ascii="宋体" w:eastAsia="宋体" w:cs="宋体"/>
-                <w:sz w:val="24"/>
-                <w:szCs w:val="24"/>
-              </w:rPr>
-            </w:pPr>
-            <w:r>
-              <w:rPr>
-                <w:rFonts w:ascii="宋体" w:eastAsia="宋体" w:cs="宋体"/>
+                <w:rFonts w:ascii="SimSun" w:eastAsia="SimSun" w:cs="SimSun"/>
+                <w:sz w:val="24"/>
+                <w:szCs w:val="24"/>
+              </w:rPr>
+            </w:pPr>
+            <w:r>
+              <w:rPr>
+                <w:rFonts w:ascii="SimSun" w:eastAsia="SimSun" w:cs="SimSun"/>
                 <w:sz w:val="24"/>
                 <w:szCs w:val="24"/>
               </w:rPr>
@@ -2879,14 +2740,14 @@
               <w:widowControl/>
               <w:jc w:val="center"/>
               <w:rPr>
-                <w:rFonts w:ascii="宋体" w:eastAsia="宋体" w:cs="宋体"/>
-                <w:sz w:val="24"/>
-                <w:szCs w:val="24"/>
-              </w:rPr>
-            </w:pPr>
-            <w:r>
-              <w:rPr>
-                <w:rFonts w:ascii="宋体" w:eastAsia="宋体" w:cs="宋体"/>
+                <w:rFonts w:ascii="SimSun" w:eastAsia="SimSun" w:cs="SimSun"/>
+                <w:sz w:val="24"/>
+                <w:szCs w:val="24"/>
+              </w:rPr>
+            </w:pPr>
+            <w:r>
+              <w:rPr>
+                <w:rFonts w:ascii="SimSun" w:eastAsia="SimSun" w:cs="SimSun"/>
                 <w:sz w:val="24"/>
                 <w:szCs w:val="24"/>
               </w:rPr>
@@ -2909,14 +2770,14 @@
               <w:widowControl/>
               <w:jc w:val="center"/>
               <w:rPr>
-                <w:rFonts w:ascii="宋体" w:eastAsia="宋体" w:cs="宋体"/>
-                <w:sz w:val="24"/>
-                <w:szCs w:val="24"/>
-              </w:rPr>
-            </w:pPr>
-            <w:r>
-              <w:rPr>
-                <w:rFonts w:ascii="宋体" w:eastAsia="宋体" w:cs="宋体"/>
+                <w:rFonts w:ascii="SimSun" w:eastAsia="SimSun" w:cs="SimSun"/>
+                <w:sz w:val="24"/>
+                <w:szCs w:val="24"/>
+              </w:rPr>
+            </w:pPr>
+            <w:r>
+              <w:rPr>
+                <w:rFonts w:ascii="SimSun" w:eastAsia="SimSun" w:cs="SimSun"/>
                 <w:sz w:val="24"/>
                 <w:szCs w:val="24"/>
               </w:rPr>
@@ -2939,14 +2800,14 @@
               <w:widowControl/>
               <w:jc w:val="center"/>
               <w:rPr>
-                <w:rFonts w:ascii="宋体" w:eastAsia="宋体" w:cs="宋体"/>
-                <w:sz w:val="24"/>
-                <w:szCs w:val="24"/>
-              </w:rPr>
-            </w:pPr>
-            <w:r>
-              <w:rPr>
-                <w:rFonts w:ascii="宋体" w:eastAsia="宋体" w:cs="宋体"/>
+                <w:rFonts w:ascii="SimSun" w:eastAsia="SimSun" w:cs="SimSun"/>
+                <w:sz w:val="24"/>
+                <w:szCs w:val="24"/>
+              </w:rPr>
+            </w:pPr>
+            <w:r>
+              <w:rPr>
+                <w:rFonts w:ascii="SimSun" w:eastAsia="SimSun" w:cs="SimSun"/>
                 <w:sz w:val="24"/>
                 <w:szCs w:val="24"/>
               </w:rPr>
@@ -2968,14 +2829,14 @@
               <w:widowControl/>
               <w:jc w:val="center"/>
               <w:rPr>
-                <w:rFonts w:ascii="宋体" w:eastAsia="宋体" w:cs="宋体"/>
-                <w:sz w:val="24"/>
-                <w:szCs w:val="24"/>
-              </w:rPr>
-            </w:pPr>
-            <w:r>
-              <w:rPr>
-                <w:rFonts w:ascii="宋体" w:eastAsia="宋体" w:cs="宋体"/>
+                <w:rFonts w:ascii="SimSun" w:eastAsia="SimSun" w:cs="SimSun"/>
+                <w:sz w:val="24"/>
+                <w:szCs w:val="24"/>
+              </w:rPr>
+            </w:pPr>
+            <w:r>
+              <w:rPr>
+                <w:rFonts w:ascii="SimSun" w:eastAsia="SimSun" w:cs="SimSun"/>
                 <w:sz w:val="24"/>
                 <w:szCs w:val="24"/>
               </w:rPr>
@@ -2996,14 +2857,14 @@
               <w:widowControl/>
               <w:jc w:val="left"/>
               <w:rPr>
-                <w:rFonts w:ascii="宋体" w:eastAsia="宋体" w:cs="宋体"/>
-                <w:sz w:val="24"/>
-                <w:szCs w:val="24"/>
-              </w:rPr>
-            </w:pPr>
-            <w:r>
-              <w:rPr>
-                <w:rFonts w:ascii="宋体" w:eastAsia="宋体" w:cs="宋体"/>
+                <w:rFonts w:ascii="SimSun" w:eastAsia="SimSun" w:cs="SimSun"/>
+                <w:sz w:val="24"/>
+                <w:szCs w:val="24"/>
+              </w:rPr>
+            </w:pPr>
+            <w:r>
+              <w:rPr>
+                <w:rFonts w:ascii="SimSun" w:eastAsia="SimSun" w:cs="SimSun"/>
                 <w:sz w:val="24"/>
                 <w:szCs w:val="24"/>
               </w:rPr>
@@ -3022,28 +2883,18 @@
               <w:widowControl/>
               <w:jc w:val="left"/>
               <w:rPr>
-                <w:rFonts w:ascii="宋体" w:eastAsia="宋体" w:cs="宋体"/>
-                <w:sz w:val="24"/>
-                <w:szCs w:val="24"/>
-              </w:rPr>
-            </w:pPr>
-            <w:proofErr w:type="gramStart"/>
-            <w:r>
-              <w:rPr>
-                <w:rFonts w:ascii="宋体" w:eastAsia="宋体" w:cs="宋体"/>
-                <w:sz w:val="24"/>
-                <w:szCs w:val="24"/>
-              </w:rPr>
-              <w:t>varchar(</w:t>
-            </w:r>
-            <w:proofErr w:type="gramEnd"/>
-            <w:r>
-              <w:rPr>
-                <w:rFonts w:ascii="宋体" w:eastAsia="宋体" w:cs="宋体"/>
-                <w:sz w:val="24"/>
-                <w:szCs w:val="24"/>
-              </w:rPr>
-              <w:t>19)</w:t>
+                <w:rFonts w:ascii="SimSun" w:eastAsia="SimSun" w:cs="SimSun"/>
+                <w:sz w:val="24"/>
+                <w:szCs w:val="24"/>
+              </w:rPr>
+            </w:pPr>
+            <w:r>
+              <w:rPr>
+                <w:rFonts w:ascii="SimSun" w:eastAsia="SimSun" w:cs="SimSun"/>
+                <w:sz w:val="24"/>
+                <w:szCs w:val="24"/>
+              </w:rPr>
+              <w:t>varchar(19)</w:t>
             </w:r>
           </w:p>
         </w:tc>
@@ -3058,14 +2909,14 @@
               <w:widowControl/>
               <w:jc w:val="center"/>
               <w:rPr>
-                <w:rFonts w:ascii="宋体" w:eastAsia="宋体" w:cs="宋体"/>
-                <w:sz w:val="24"/>
-                <w:szCs w:val="24"/>
-              </w:rPr>
-            </w:pPr>
-            <w:r>
-              <w:rPr>
-                <w:rFonts w:ascii="宋体" w:eastAsia="宋体" w:cs="宋体"/>
+                <w:rFonts w:ascii="SimSun" w:eastAsia="SimSun" w:cs="SimSun"/>
+                <w:sz w:val="24"/>
+                <w:szCs w:val="24"/>
+              </w:rPr>
+            </w:pPr>
+            <w:r>
+              <w:rPr>
+                <w:rFonts w:ascii="SimSun" w:eastAsia="SimSun" w:cs="SimSun"/>
                 <w:sz w:val="24"/>
                 <w:szCs w:val="24"/>
               </w:rPr>
@@ -3084,7 +2935,7 @@
               <w:widowControl/>
               <w:jc w:val="center"/>
               <w:rPr>
-                <w:rFonts w:ascii="宋体" w:eastAsia="宋体" w:cs="宋体"/>
+                <w:rFonts w:ascii="SimSun" w:eastAsia="SimSun" w:cs="SimSun"/>
                 <w:sz w:val="24"/>
                 <w:szCs w:val="24"/>
               </w:rPr>
@@ -3102,14 +2953,14 @@
               <w:widowControl/>
               <w:jc w:val="center"/>
               <w:rPr>
-                <w:rFonts w:ascii="宋体" w:eastAsia="宋体" w:cs="宋体"/>
-                <w:sz w:val="24"/>
-                <w:szCs w:val="24"/>
-              </w:rPr>
-            </w:pPr>
-            <w:r>
-              <w:rPr>
-                <w:rFonts w:ascii="宋体" w:eastAsia="宋体" w:cs="宋体"/>
+                <w:rFonts w:ascii="SimSun" w:eastAsia="SimSun" w:cs="SimSun"/>
+                <w:sz w:val="24"/>
+                <w:szCs w:val="24"/>
+              </w:rPr>
+            </w:pPr>
+            <w:r>
+              <w:rPr>
+                <w:rFonts w:ascii="SimSun" w:eastAsia="SimSun" w:cs="SimSun"/>
                 <w:sz w:val="24"/>
                 <w:szCs w:val="24"/>
               </w:rPr>
@@ -3128,14 +2979,14 @@
               <w:widowControl/>
               <w:jc w:val="left"/>
               <w:rPr>
-                <w:rFonts w:ascii="宋体" w:eastAsia="宋体" w:cs="宋体"/>
-                <w:sz w:val="24"/>
-                <w:szCs w:val="24"/>
-              </w:rPr>
-            </w:pPr>
-            <w:r>
-              <w:rPr>
-                <w:rFonts w:ascii="宋体" w:eastAsia="宋体" w:cs="宋体"/>
+                <w:rFonts w:ascii="SimSun" w:eastAsia="SimSun" w:cs="SimSun"/>
+                <w:sz w:val="24"/>
+                <w:szCs w:val="24"/>
+              </w:rPr>
+            </w:pPr>
+            <w:r>
+              <w:rPr>
+                <w:rFonts w:ascii="SimSun" w:eastAsia="SimSun" w:cs="SimSun"/>
                 <w:sz w:val="24"/>
                 <w:szCs w:val="24"/>
               </w:rPr>
@@ -3155,14 +3006,14 @@
               <w:widowControl/>
               <w:jc w:val="left"/>
               <w:rPr>
-                <w:rFonts w:ascii="宋体" w:eastAsia="宋体" w:cs="宋体"/>
-                <w:sz w:val="24"/>
-                <w:szCs w:val="24"/>
-              </w:rPr>
-            </w:pPr>
-            <w:r>
-              <w:rPr>
-                <w:rFonts w:ascii="宋体" w:eastAsia="宋体" w:cs="宋体"/>
+                <w:rFonts w:ascii="SimSun" w:eastAsia="SimSun" w:cs="SimSun"/>
+                <w:sz w:val="24"/>
+                <w:szCs w:val="24"/>
+              </w:rPr>
+            </w:pPr>
+            <w:r>
+              <w:rPr>
+                <w:rFonts w:ascii="SimSun" w:eastAsia="SimSun" w:cs="SimSun"/>
                 <w:sz w:val="24"/>
                 <w:szCs w:val="24"/>
               </w:rPr>
@@ -3180,28 +3031,18 @@
               <w:widowControl/>
               <w:jc w:val="left"/>
               <w:rPr>
-                <w:rFonts w:ascii="宋体" w:eastAsia="宋体" w:cs="宋体"/>
-                <w:sz w:val="24"/>
-                <w:szCs w:val="24"/>
-              </w:rPr>
-            </w:pPr>
-            <w:proofErr w:type="gramStart"/>
-            <w:r>
-              <w:rPr>
-                <w:rFonts w:ascii="宋体" w:eastAsia="宋体" w:cs="宋体"/>
-                <w:sz w:val="24"/>
-                <w:szCs w:val="24"/>
-              </w:rPr>
-              <w:t>varchar(</w:t>
-            </w:r>
-            <w:proofErr w:type="gramEnd"/>
-            <w:r>
-              <w:rPr>
-                <w:rFonts w:ascii="宋体" w:eastAsia="宋体" w:cs="宋体"/>
-                <w:sz w:val="24"/>
-                <w:szCs w:val="24"/>
-              </w:rPr>
-              <w:t>50)</w:t>
+                <w:rFonts w:ascii="SimSun" w:eastAsia="SimSun" w:cs="SimSun"/>
+                <w:sz w:val="24"/>
+                <w:szCs w:val="24"/>
+              </w:rPr>
+            </w:pPr>
+            <w:r>
+              <w:rPr>
+                <w:rFonts w:ascii="SimSun" w:eastAsia="SimSun" w:cs="SimSun"/>
+                <w:sz w:val="24"/>
+                <w:szCs w:val="24"/>
+              </w:rPr>
+              <w:t>varchar(50)</w:t>
             </w:r>
           </w:p>
         </w:tc>
@@ -3215,14 +3056,14 @@
               <w:widowControl/>
               <w:jc w:val="center"/>
               <w:rPr>
-                <w:rFonts w:ascii="宋体" w:eastAsia="宋体" w:cs="宋体"/>
-                <w:sz w:val="24"/>
-                <w:szCs w:val="24"/>
-              </w:rPr>
-            </w:pPr>
-            <w:r>
-              <w:rPr>
-                <w:rFonts w:ascii="宋体" w:eastAsia="宋体" w:cs="宋体"/>
+                <w:rFonts w:ascii="SimSun" w:eastAsia="SimSun" w:cs="SimSun"/>
+                <w:sz w:val="24"/>
+                <w:szCs w:val="24"/>
+              </w:rPr>
+            </w:pPr>
+            <w:r>
+              <w:rPr>
+                <w:rFonts w:ascii="SimSun" w:eastAsia="SimSun" w:cs="SimSun"/>
                 <w:sz w:val="24"/>
                 <w:szCs w:val="24"/>
               </w:rPr>
@@ -3240,7 +3081,7 @@
               <w:widowControl/>
               <w:jc w:val="center"/>
               <w:rPr>
-                <w:rFonts w:ascii="宋体" w:eastAsia="宋体" w:cs="宋体"/>
+                <w:rFonts w:ascii="SimSun" w:eastAsia="SimSun" w:cs="SimSun"/>
                 <w:sz w:val="24"/>
                 <w:szCs w:val="24"/>
               </w:rPr>
@@ -3257,14 +3098,14 @@
               <w:widowControl/>
               <w:jc w:val="center"/>
               <w:rPr>
-                <w:rFonts w:ascii="宋体" w:eastAsia="宋体" w:cs="宋体"/>
-                <w:sz w:val="24"/>
-                <w:szCs w:val="24"/>
-              </w:rPr>
-            </w:pPr>
-            <w:r>
-              <w:rPr>
-                <w:rFonts w:ascii="宋体" w:eastAsia="宋体" w:cs="宋体"/>
+                <w:rFonts w:ascii="SimSun" w:eastAsia="SimSun" w:cs="SimSun"/>
+                <w:sz w:val="24"/>
+                <w:szCs w:val="24"/>
+              </w:rPr>
+            </w:pPr>
+            <w:r>
+              <w:rPr>
+                <w:rFonts w:ascii="SimSun" w:eastAsia="SimSun" w:cs="SimSun"/>
                 <w:sz w:val="24"/>
                 <w:szCs w:val="24"/>
               </w:rPr>
@@ -3282,14 +3123,14 @@
               <w:widowControl/>
               <w:jc w:val="left"/>
               <w:rPr>
-                <w:rFonts w:ascii="宋体" w:eastAsia="宋体" w:cs="宋体"/>
-                <w:sz w:val="24"/>
-                <w:szCs w:val="24"/>
-              </w:rPr>
-            </w:pPr>
-            <w:r>
-              <w:rPr>
-                <w:rFonts w:ascii="宋体" w:eastAsia="宋体" w:cs="宋体"/>
+                <w:rFonts w:ascii="SimSun" w:eastAsia="SimSun" w:cs="SimSun"/>
+                <w:sz w:val="24"/>
+                <w:szCs w:val="24"/>
+              </w:rPr>
+            </w:pPr>
+            <w:r>
+              <w:rPr>
+                <w:rFonts w:ascii="SimSun" w:eastAsia="SimSun" w:cs="SimSun"/>
                 <w:sz w:val="24"/>
                 <w:szCs w:val="24"/>
               </w:rPr>
@@ -3310,14 +3151,14 @@
               <w:widowControl/>
               <w:jc w:val="left"/>
               <w:rPr>
-                <w:rFonts w:ascii="宋体" w:eastAsia="宋体" w:cs="宋体"/>
-                <w:sz w:val="24"/>
-                <w:szCs w:val="24"/>
-              </w:rPr>
-            </w:pPr>
-            <w:r>
-              <w:rPr>
-                <w:rFonts w:ascii="宋体" w:eastAsia="宋体" w:cs="宋体"/>
+                <w:rFonts w:ascii="SimSun" w:eastAsia="SimSun" w:cs="SimSun"/>
+                <w:sz w:val="24"/>
+                <w:szCs w:val="24"/>
+              </w:rPr>
+            </w:pPr>
+            <w:r>
+              <w:rPr>
+                <w:rFonts w:ascii="SimSun" w:eastAsia="SimSun" w:cs="SimSun"/>
                 <w:sz w:val="24"/>
                 <w:szCs w:val="24"/>
               </w:rPr>
@@ -3337,28 +3178,18 @@
               <w:widowControl/>
               <w:jc w:val="left"/>
               <w:rPr>
-                <w:rFonts w:ascii="宋体" w:eastAsia="宋体" w:cs="宋体"/>
-                <w:sz w:val="24"/>
-                <w:szCs w:val="24"/>
-              </w:rPr>
-            </w:pPr>
-            <w:proofErr w:type="gramStart"/>
-            <w:r>
-              <w:rPr>
-                <w:rFonts w:ascii="宋体" w:eastAsia="宋体" w:cs="宋体"/>
-                <w:sz w:val="24"/>
-                <w:szCs w:val="24"/>
-              </w:rPr>
-              <w:t>varchar(</w:t>
-            </w:r>
-            <w:proofErr w:type="gramEnd"/>
-            <w:r>
-              <w:rPr>
-                <w:rFonts w:ascii="宋体" w:eastAsia="宋体" w:cs="宋体"/>
-                <w:sz w:val="24"/>
-                <w:szCs w:val="24"/>
-              </w:rPr>
-              <w:t>20)</w:t>
+                <w:rFonts w:ascii="SimSun" w:eastAsia="SimSun" w:cs="SimSun"/>
+                <w:sz w:val="24"/>
+                <w:szCs w:val="24"/>
+              </w:rPr>
+            </w:pPr>
+            <w:r>
+              <w:rPr>
+                <w:rFonts w:ascii="SimSun" w:eastAsia="SimSun" w:cs="SimSun"/>
+                <w:sz w:val="24"/>
+                <w:szCs w:val="24"/>
+              </w:rPr>
+              <w:t>varchar(20)</w:t>
             </w:r>
           </w:p>
         </w:tc>
@@ -3373,14 +3204,14 @@
               <w:widowControl/>
               <w:jc w:val="center"/>
               <w:rPr>
-                <w:rFonts w:ascii="宋体" w:eastAsia="宋体" w:cs="宋体"/>
-                <w:sz w:val="24"/>
-                <w:szCs w:val="24"/>
-              </w:rPr>
-            </w:pPr>
-            <w:r>
-              <w:rPr>
-                <w:rFonts w:ascii="宋体" w:eastAsia="宋体" w:cs="宋体"/>
+                <w:rFonts w:ascii="SimSun" w:eastAsia="SimSun" w:cs="SimSun"/>
+                <w:sz w:val="24"/>
+                <w:szCs w:val="24"/>
+              </w:rPr>
+            </w:pPr>
+            <w:r>
+              <w:rPr>
+                <w:rFonts w:ascii="SimSun" w:eastAsia="SimSun" w:cs="SimSun"/>
                 <w:sz w:val="24"/>
                 <w:szCs w:val="24"/>
               </w:rPr>
@@ -3399,7 +3230,7 @@
               <w:widowControl/>
               <w:jc w:val="center"/>
               <w:rPr>
-                <w:rFonts w:ascii="宋体" w:eastAsia="宋体" w:cs="宋体"/>
+                <w:rFonts w:ascii="SimSun" w:eastAsia="SimSun" w:cs="SimSun"/>
                 <w:sz w:val="24"/>
                 <w:szCs w:val="24"/>
               </w:rPr>
@@ -3417,14 +3248,14 @@
               <w:widowControl/>
               <w:jc w:val="center"/>
               <w:rPr>
-                <w:rFonts w:ascii="宋体" w:eastAsia="宋体" w:cs="宋体"/>
-                <w:sz w:val="24"/>
-                <w:szCs w:val="24"/>
-              </w:rPr>
-            </w:pPr>
-            <w:r>
-              <w:rPr>
-                <w:rFonts w:ascii="宋体" w:eastAsia="宋体" w:cs="宋体"/>
+                <w:rFonts w:ascii="SimSun" w:eastAsia="SimSun" w:cs="SimSun"/>
+                <w:sz w:val="24"/>
+                <w:szCs w:val="24"/>
+              </w:rPr>
+            </w:pPr>
+            <w:r>
+              <w:rPr>
+                <w:rFonts w:ascii="SimSun" w:eastAsia="SimSun" w:cs="SimSun"/>
                 <w:sz w:val="24"/>
                 <w:szCs w:val="24"/>
               </w:rPr>
@@ -3443,14 +3274,14 @@
               <w:widowControl/>
               <w:jc w:val="left"/>
               <w:rPr>
-                <w:rFonts w:ascii="宋体" w:eastAsia="宋体" w:cs="宋体"/>
-                <w:sz w:val="24"/>
-                <w:szCs w:val="24"/>
-              </w:rPr>
-            </w:pPr>
-            <w:r>
-              <w:rPr>
-                <w:rFonts w:ascii="宋体" w:eastAsia="宋体" w:cs="宋体"/>
+                <w:rFonts w:ascii="SimSun" w:eastAsia="SimSun" w:cs="SimSun"/>
+                <w:sz w:val="24"/>
+                <w:szCs w:val="24"/>
+              </w:rPr>
+            </w:pPr>
+            <w:r>
+              <w:rPr>
+                <w:rFonts w:ascii="SimSun" w:eastAsia="SimSun" w:cs="SimSun"/>
                 <w:sz w:val="24"/>
                 <w:szCs w:val="24"/>
               </w:rPr>
@@ -3470,21 +3301,19 @@
               <w:widowControl/>
               <w:jc w:val="left"/>
               <w:rPr>
-                <w:rFonts w:ascii="宋体" w:eastAsia="宋体" w:cs="宋体"/>
-                <w:sz w:val="24"/>
-                <w:szCs w:val="24"/>
-              </w:rPr>
-            </w:pPr>
-            <w:proofErr w:type="spellStart"/>
-            <w:r>
-              <w:rPr>
-                <w:rFonts w:ascii="宋体" w:eastAsia="宋体" w:cs="宋体"/>
+                <w:rFonts w:ascii="SimSun" w:eastAsia="SimSun" w:cs="SimSun"/>
+                <w:sz w:val="24"/>
+                <w:szCs w:val="24"/>
+              </w:rPr>
+            </w:pPr>
+            <w:r>
+              <w:rPr>
+                <w:rFonts w:ascii="SimSun" w:eastAsia="SimSun" w:cs="SimSun"/>
                 <w:sz w:val="24"/>
                 <w:szCs w:val="24"/>
               </w:rPr>
               <w:t>data_scope</w:t>
             </w:r>
-            <w:proofErr w:type="spellEnd"/>
           </w:p>
         </w:tc>
         <w:tc>
@@ -3497,28 +3326,18 @@
               <w:widowControl/>
               <w:jc w:val="left"/>
               <w:rPr>
-                <w:rFonts w:ascii="宋体" w:eastAsia="宋体" w:cs="宋体"/>
-                <w:sz w:val="24"/>
-                <w:szCs w:val="24"/>
-              </w:rPr>
-            </w:pPr>
-            <w:proofErr w:type="gramStart"/>
-            <w:r>
-              <w:rPr>
-                <w:rFonts w:ascii="宋体" w:eastAsia="宋体" w:cs="宋体"/>
-                <w:sz w:val="24"/>
-                <w:szCs w:val="24"/>
-              </w:rPr>
-              <w:t>varchar(</w:t>
-            </w:r>
-            <w:proofErr w:type="gramEnd"/>
-            <w:r>
-              <w:rPr>
-                <w:rFonts w:ascii="宋体" w:eastAsia="宋体" w:cs="宋体"/>
-                <w:sz w:val="24"/>
-                <w:szCs w:val="24"/>
-              </w:rPr>
-              <w:t>1)</w:t>
+                <w:rFonts w:ascii="SimSun" w:eastAsia="SimSun" w:cs="SimSun"/>
+                <w:sz w:val="24"/>
+                <w:szCs w:val="24"/>
+              </w:rPr>
+            </w:pPr>
+            <w:r>
+              <w:rPr>
+                <w:rFonts w:ascii="SimSun" w:eastAsia="SimSun" w:cs="SimSun"/>
+                <w:sz w:val="24"/>
+                <w:szCs w:val="24"/>
+              </w:rPr>
+              <w:t>varchar(1)</w:t>
             </w:r>
           </w:p>
         </w:tc>
@@ -3532,14 +3351,14 @@
               <w:widowControl/>
               <w:jc w:val="center"/>
               <w:rPr>
-                <w:rFonts w:ascii="宋体" w:eastAsia="宋体" w:cs="宋体"/>
-                <w:sz w:val="24"/>
-                <w:szCs w:val="24"/>
-              </w:rPr>
-            </w:pPr>
-            <w:r>
-              <w:rPr>
-                <w:rFonts w:ascii="宋体" w:eastAsia="宋体" w:cs="宋体"/>
+                <w:rFonts w:ascii="SimSun" w:eastAsia="SimSun" w:cs="SimSun"/>
+                <w:sz w:val="24"/>
+                <w:szCs w:val="24"/>
+              </w:rPr>
+            </w:pPr>
+            <w:r>
+              <w:rPr>
+                <w:rFonts w:ascii="SimSun" w:eastAsia="SimSun" w:cs="SimSun"/>
                 <w:sz w:val="24"/>
                 <w:szCs w:val="24"/>
               </w:rPr>
@@ -3557,7 +3376,7 @@
               <w:widowControl/>
               <w:jc w:val="center"/>
               <w:rPr>
-                <w:rFonts w:ascii="宋体" w:eastAsia="宋体" w:cs="宋体"/>
+                <w:rFonts w:ascii="SimSun" w:eastAsia="SimSun" w:cs="SimSun"/>
                 <w:sz w:val="24"/>
                 <w:szCs w:val="24"/>
               </w:rPr>
@@ -3574,14 +3393,14 @@
               <w:widowControl/>
               <w:jc w:val="center"/>
               <w:rPr>
-                <w:rFonts w:ascii="宋体" w:eastAsia="宋体" w:cs="宋体"/>
-                <w:sz w:val="24"/>
-                <w:szCs w:val="24"/>
-              </w:rPr>
-            </w:pPr>
-            <w:r>
-              <w:rPr>
-                <w:rFonts w:ascii="宋体" w:eastAsia="宋体" w:cs="宋体"/>
+                <w:rFonts w:ascii="SimSun" w:eastAsia="SimSun" w:cs="SimSun"/>
+                <w:sz w:val="24"/>
+                <w:szCs w:val="24"/>
+              </w:rPr>
+            </w:pPr>
+            <w:r>
+              <w:rPr>
+                <w:rFonts w:ascii="SimSun" w:eastAsia="SimSun" w:cs="SimSun"/>
                 <w:sz w:val="24"/>
                 <w:szCs w:val="24"/>
               </w:rPr>
@@ -3599,14 +3418,14 @@
               <w:widowControl/>
               <w:jc w:val="left"/>
               <w:rPr>
-                <w:rFonts w:ascii="宋体" w:eastAsia="宋体" w:cs="宋体"/>
-                <w:sz w:val="24"/>
-                <w:szCs w:val="24"/>
-              </w:rPr>
-            </w:pPr>
-            <w:r>
-              <w:rPr>
-                <w:rFonts w:ascii="宋体" w:eastAsia="宋体" w:cs="宋体"/>
+                <w:rFonts w:ascii="SimSun" w:eastAsia="SimSun" w:cs="SimSun"/>
+                <w:sz w:val="24"/>
+                <w:szCs w:val="24"/>
+              </w:rPr>
+            </w:pPr>
+            <w:r>
+              <w:rPr>
+                <w:rFonts w:ascii="SimSun" w:eastAsia="SimSun" w:cs="SimSun"/>
                 <w:sz w:val="24"/>
                 <w:szCs w:val="24"/>
               </w:rPr>
@@ -3627,14 +3446,14 @@
               <w:widowControl/>
               <w:jc w:val="left"/>
               <w:rPr>
-                <w:rFonts w:ascii="宋体" w:eastAsia="宋体" w:cs="宋体"/>
-                <w:sz w:val="24"/>
-                <w:szCs w:val="24"/>
-              </w:rPr>
-            </w:pPr>
-            <w:r>
-              <w:rPr>
-                <w:rFonts w:ascii="宋体" w:eastAsia="宋体" w:cs="宋体"/>
+                <w:rFonts w:ascii="SimSun" w:eastAsia="SimSun" w:cs="SimSun"/>
+                <w:sz w:val="24"/>
+                <w:szCs w:val="24"/>
+              </w:rPr>
+            </w:pPr>
+            <w:r>
+              <w:rPr>
+                <w:rFonts w:ascii="SimSun" w:eastAsia="SimSun" w:cs="SimSun"/>
                 <w:sz w:val="24"/>
                 <w:szCs w:val="24"/>
               </w:rPr>
@@ -3653,14 +3472,14 @@
               <w:widowControl/>
               <w:jc w:val="left"/>
               <w:rPr>
-                <w:rFonts w:ascii="宋体" w:eastAsia="宋体" w:cs="宋体"/>
-                <w:sz w:val="24"/>
-                <w:szCs w:val="24"/>
-              </w:rPr>
-            </w:pPr>
-            <w:r>
-              <w:rPr>
-                <w:rFonts w:ascii="宋体" w:eastAsia="宋体" w:cs="宋体"/>
+                <w:rFonts w:ascii="SimSun" w:eastAsia="SimSun" w:cs="SimSun"/>
+                <w:sz w:val="24"/>
+                <w:szCs w:val="24"/>
+              </w:rPr>
+            </w:pPr>
+            <w:r>
+              <w:rPr>
+                <w:rFonts w:ascii="SimSun" w:eastAsia="SimSun" w:cs="SimSun"/>
                 <w:sz w:val="24"/>
                 <w:szCs w:val="24"/>
               </w:rPr>
@@ -3679,14 +3498,14 @@
               <w:widowControl/>
               <w:jc w:val="center"/>
               <w:rPr>
-                <w:rFonts w:ascii="宋体" w:eastAsia="宋体" w:cs="宋体"/>
-                <w:sz w:val="24"/>
-                <w:szCs w:val="24"/>
-              </w:rPr>
-            </w:pPr>
-            <w:r>
-              <w:rPr>
-                <w:rFonts w:ascii="宋体" w:eastAsia="宋体" w:cs="宋体"/>
+                <w:rFonts w:ascii="SimSun" w:eastAsia="SimSun" w:cs="SimSun"/>
+                <w:sz w:val="24"/>
+                <w:szCs w:val="24"/>
+              </w:rPr>
+            </w:pPr>
+            <w:r>
+              <w:rPr>
+                <w:rFonts w:ascii="SimSun" w:eastAsia="SimSun" w:cs="SimSun"/>
                 <w:sz w:val="24"/>
                 <w:szCs w:val="24"/>
               </w:rPr>
@@ -3705,7 +3524,7 @@
               <w:widowControl/>
               <w:jc w:val="center"/>
               <w:rPr>
-                <w:rFonts w:ascii="宋体" w:eastAsia="宋体" w:cs="宋体"/>
+                <w:rFonts w:ascii="SimSun" w:eastAsia="SimSun" w:cs="SimSun"/>
                 <w:sz w:val="24"/>
                 <w:szCs w:val="24"/>
               </w:rPr>
@@ -3723,14 +3542,14 @@
               <w:widowControl/>
               <w:jc w:val="center"/>
               <w:rPr>
-                <w:rFonts w:ascii="宋体" w:eastAsia="宋体" w:cs="宋体"/>
-                <w:sz w:val="24"/>
-                <w:szCs w:val="24"/>
-              </w:rPr>
-            </w:pPr>
-            <w:r>
-              <w:rPr>
-                <w:rFonts w:ascii="宋体" w:eastAsia="宋体" w:cs="宋体"/>
+                <w:rFonts w:ascii="SimSun" w:eastAsia="SimSun" w:cs="SimSun"/>
+                <w:sz w:val="24"/>
+                <w:szCs w:val="24"/>
+              </w:rPr>
+            </w:pPr>
+            <w:r>
+              <w:rPr>
+                <w:rFonts w:ascii="SimSun" w:eastAsia="SimSun" w:cs="SimSun"/>
                 <w:sz w:val="24"/>
                 <w:szCs w:val="24"/>
               </w:rPr>
@@ -3749,14 +3568,14 @@
               <w:widowControl/>
               <w:jc w:val="left"/>
               <w:rPr>
-                <w:rFonts w:ascii="宋体" w:eastAsia="宋体" w:cs="宋体"/>
-                <w:sz w:val="24"/>
-                <w:szCs w:val="24"/>
-              </w:rPr>
-            </w:pPr>
-            <w:r>
-              <w:rPr>
-                <w:rFonts w:ascii="宋体" w:eastAsia="宋体" w:cs="宋体"/>
+                <w:rFonts w:ascii="SimSun" w:eastAsia="SimSun" w:cs="SimSun"/>
+                <w:sz w:val="24"/>
+                <w:szCs w:val="24"/>
+              </w:rPr>
+            </w:pPr>
+            <w:r>
+              <w:rPr>
+                <w:rFonts w:ascii="SimSun" w:eastAsia="SimSun" w:cs="SimSun"/>
                 <w:sz w:val="24"/>
                 <w:szCs w:val="24"/>
               </w:rPr>
@@ -3776,14 +3595,14 @@
               <w:widowControl/>
               <w:jc w:val="left"/>
               <w:rPr>
-                <w:rFonts w:ascii="宋体" w:eastAsia="宋体" w:cs="宋体"/>
-                <w:sz w:val="24"/>
-                <w:szCs w:val="24"/>
-              </w:rPr>
-            </w:pPr>
-            <w:r>
-              <w:rPr>
-                <w:rFonts w:ascii="宋体" w:eastAsia="宋体" w:cs="宋体"/>
+                <w:rFonts w:ascii="SimSun" w:eastAsia="SimSun" w:cs="SimSun"/>
+                <w:sz w:val="24"/>
+                <w:szCs w:val="24"/>
+              </w:rPr>
+            </w:pPr>
+            <w:r>
+              <w:rPr>
+                <w:rFonts w:ascii="SimSun" w:eastAsia="SimSun" w:cs="SimSun"/>
                 <w:sz w:val="24"/>
                 <w:szCs w:val="24"/>
               </w:rPr>
@@ -3801,28 +3620,18 @@
               <w:widowControl/>
               <w:jc w:val="left"/>
               <w:rPr>
-                <w:rFonts w:ascii="宋体" w:eastAsia="宋体" w:cs="宋体"/>
-                <w:sz w:val="24"/>
-                <w:szCs w:val="24"/>
-              </w:rPr>
-            </w:pPr>
-            <w:proofErr w:type="gramStart"/>
-            <w:r>
-              <w:rPr>
-                <w:rFonts w:ascii="宋体" w:eastAsia="宋体" w:cs="宋体"/>
-                <w:sz w:val="24"/>
-                <w:szCs w:val="24"/>
-              </w:rPr>
-              <w:t>varchar(</w:t>
-            </w:r>
-            <w:proofErr w:type="gramEnd"/>
-            <w:r>
-              <w:rPr>
-                <w:rFonts w:ascii="宋体" w:eastAsia="宋体" w:cs="宋体"/>
-                <w:sz w:val="24"/>
-                <w:szCs w:val="24"/>
-              </w:rPr>
-              <w:t>500)</w:t>
+                <w:rFonts w:ascii="SimSun" w:eastAsia="SimSun" w:cs="SimSun"/>
+                <w:sz w:val="24"/>
+                <w:szCs w:val="24"/>
+              </w:rPr>
+            </w:pPr>
+            <w:r>
+              <w:rPr>
+                <w:rFonts w:ascii="SimSun" w:eastAsia="SimSun" w:cs="SimSun"/>
+                <w:sz w:val="24"/>
+                <w:szCs w:val="24"/>
+              </w:rPr>
+              <w:t>varchar(500)</w:t>
             </w:r>
           </w:p>
         </w:tc>
@@ -3836,14 +3645,14 @@
               <w:widowControl/>
               <w:jc w:val="center"/>
               <w:rPr>
-                <w:rFonts w:ascii="宋体" w:eastAsia="宋体" w:cs="宋体"/>
-                <w:sz w:val="24"/>
-                <w:szCs w:val="24"/>
-              </w:rPr>
-            </w:pPr>
-            <w:r>
-              <w:rPr>
-                <w:rFonts w:ascii="宋体" w:eastAsia="宋体" w:cs="宋体"/>
+                <w:rFonts w:ascii="SimSun" w:eastAsia="SimSun" w:cs="SimSun"/>
+                <w:sz w:val="24"/>
+                <w:szCs w:val="24"/>
+              </w:rPr>
+            </w:pPr>
+            <w:r>
+              <w:rPr>
+                <w:rFonts w:ascii="SimSun" w:eastAsia="SimSun" w:cs="SimSun"/>
                 <w:sz w:val="24"/>
                 <w:szCs w:val="24"/>
               </w:rPr>
@@ -3861,7 +3670,7 @@
               <w:widowControl/>
               <w:jc w:val="center"/>
               <w:rPr>
-                <w:rFonts w:ascii="宋体" w:eastAsia="宋体" w:cs="宋体"/>
+                <w:rFonts w:ascii="SimSun" w:eastAsia="SimSun" w:cs="SimSun"/>
                 <w:sz w:val="24"/>
                 <w:szCs w:val="24"/>
               </w:rPr>
@@ -3878,14 +3687,14 @@
               <w:widowControl/>
               <w:jc w:val="center"/>
               <w:rPr>
-                <w:rFonts w:ascii="宋体" w:eastAsia="宋体" w:cs="宋体"/>
-                <w:sz w:val="24"/>
-                <w:szCs w:val="24"/>
-              </w:rPr>
-            </w:pPr>
-            <w:r>
-              <w:rPr>
-                <w:rFonts w:ascii="宋体" w:eastAsia="宋体" w:cs="宋体"/>
+                <w:rFonts w:ascii="SimSun" w:eastAsia="SimSun" w:cs="SimSun"/>
+                <w:sz w:val="24"/>
+                <w:szCs w:val="24"/>
+              </w:rPr>
+            </w:pPr>
+            <w:r>
+              <w:rPr>
+                <w:rFonts w:ascii="SimSun" w:eastAsia="SimSun" w:cs="SimSun"/>
                 <w:sz w:val="24"/>
                 <w:szCs w:val="24"/>
               </w:rPr>
@@ -3903,14 +3712,14 @@
               <w:widowControl/>
               <w:jc w:val="left"/>
               <w:rPr>
-                <w:rFonts w:ascii="宋体" w:eastAsia="宋体" w:cs="宋体"/>
-                <w:sz w:val="24"/>
-                <w:szCs w:val="24"/>
-              </w:rPr>
-            </w:pPr>
-            <w:r>
-              <w:rPr>
-                <w:rFonts w:ascii="宋体" w:eastAsia="宋体" w:cs="宋体"/>
+                <w:rFonts w:ascii="SimSun" w:eastAsia="SimSun" w:cs="SimSun"/>
+                <w:sz w:val="24"/>
+                <w:szCs w:val="24"/>
+              </w:rPr>
+            </w:pPr>
+            <w:r>
+              <w:rPr>
+                <w:rFonts w:ascii="SimSun" w:eastAsia="SimSun" w:cs="SimSun"/>
                 <w:sz w:val="24"/>
                 <w:szCs w:val="24"/>
               </w:rPr>
@@ -3934,21 +3743,19 @@
               <w:widowControl/>
               <w:jc w:val="left"/>
               <w:rPr>
-                <w:rFonts w:ascii="宋体" w:eastAsia="宋体" w:cs="宋体"/>
-                <w:sz w:val="24"/>
-                <w:szCs w:val="24"/>
-              </w:rPr>
-            </w:pPr>
-            <w:proofErr w:type="spellStart"/>
-            <w:r>
-              <w:rPr>
-                <w:rFonts w:ascii="宋体" w:eastAsia="宋体" w:cs="宋体"/>
+                <w:rFonts w:ascii="SimSun" w:eastAsia="SimSun" w:cs="SimSun"/>
+                <w:sz w:val="24"/>
+                <w:szCs w:val="24"/>
+              </w:rPr>
+            </w:pPr>
+            <w:r>
+              <w:rPr>
+                <w:rFonts w:ascii="SimSun" w:eastAsia="SimSun" w:cs="SimSun"/>
                 <w:sz w:val="24"/>
                 <w:szCs w:val="24"/>
               </w:rPr>
               <w:t>create_time</w:t>
             </w:r>
-            <w:proofErr w:type="spellEnd"/>
           </w:p>
         </w:tc>
         <w:tc>
@@ -3966,14 +3773,14 @@
               <w:widowControl/>
               <w:jc w:val="left"/>
               <w:rPr>
-                <w:rFonts w:ascii="宋体" w:eastAsia="宋体" w:cs="宋体"/>
-                <w:sz w:val="24"/>
-                <w:szCs w:val="24"/>
-              </w:rPr>
-            </w:pPr>
-            <w:r>
-              <w:rPr>
-                <w:rFonts w:ascii="宋体" w:eastAsia="宋体" w:cs="宋体"/>
+                <w:rFonts w:ascii="SimSun" w:eastAsia="SimSun" w:cs="SimSun"/>
+                <w:sz w:val="24"/>
+                <w:szCs w:val="24"/>
+              </w:rPr>
+            </w:pPr>
+            <w:r>
+              <w:rPr>
+                <w:rFonts w:ascii="SimSun" w:eastAsia="SimSun" w:cs="SimSun"/>
                 <w:sz w:val="24"/>
                 <w:szCs w:val="24"/>
               </w:rPr>
@@ -3996,14 +3803,14 @@
               <w:widowControl/>
               <w:jc w:val="center"/>
               <w:rPr>
-                <w:rFonts w:ascii="宋体" w:eastAsia="宋体" w:cs="宋体"/>
-                <w:sz w:val="24"/>
-                <w:szCs w:val="24"/>
-              </w:rPr>
-            </w:pPr>
-            <w:r>
-              <w:rPr>
-                <w:rFonts w:ascii="宋体" w:eastAsia="宋体" w:cs="宋体"/>
+                <w:rFonts w:ascii="SimSun" w:eastAsia="SimSun" w:cs="SimSun"/>
+                <w:sz w:val="24"/>
+                <w:szCs w:val="24"/>
+              </w:rPr>
+            </w:pPr>
+            <w:r>
+              <w:rPr>
+                <w:rFonts w:ascii="SimSun" w:eastAsia="SimSun" w:cs="SimSun"/>
                 <w:sz w:val="24"/>
                 <w:szCs w:val="24"/>
               </w:rPr>
@@ -4026,7 +3833,7 @@
               <w:widowControl/>
               <w:jc w:val="center"/>
               <w:rPr>
-                <w:rFonts w:ascii="宋体" w:eastAsia="宋体" w:cs="宋体"/>
+                <w:rFonts w:ascii="SimSun" w:eastAsia="SimSun" w:cs="SimSun"/>
                 <w:sz w:val="24"/>
                 <w:szCs w:val="24"/>
               </w:rPr>
@@ -4048,14 +3855,14 @@
               <w:widowControl/>
               <w:jc w:val="center"/>
               <w:rPr>
-                <w:rFonts w:ascii="宋体" w:eastAsia="宋体" w:cs="宋体"/>
-                <w:sz w:val="24"/>
-                <w:szCs w:val="24"/>
-              </w:rPr>
-            </w:pPr>
-            <w:r>
-              <w:rPr>
-                <w:rFonts w:ascii="宋体" w:eastAsia="宋体" w:cs="宋体"/>
+                <w:rFonts w:ascii="SimSun" w:eastAsia="SimSun" w:cs="SimSun"/>
+                <w:sz w:val="24"/>
+                <w:szCs w:val="24"/>
+              </w:rPr>
+            </w:pPr>
+            <w:r>
+              <w:rPr>
+                <w:rFonts w:ascii="SimSun" w:eastAsia="SimSun" w:cs="SimSun"/>
                 <w:sz w:val="24"/>
                 <w:szCs w:val="24"/>
               </w:rPr>
@@ -4077,14 +3884,14 @@
               <w:widowControl/>
               <w:jc w:val="left"/>
               <w:rPr>
-                <w:rFonts w:ascii="宋体" w:eastAsia="宋体" w:cs="宋体"/>
-                <w:sz w:val="24"/>
-                <w:szCs w:val="24"/>
-              </w:rPr>
-            </w:pPr>
-            <w:r>
-              <w:rPr>
-                <w:rFonts w:ascii="宋体" w:eastAsia="宋体" w:cs="宋体"/>
+                <w:rFonts w:ascii="SimSun" w:eastAsia="SimSun" w:cs="SimSun"/>
+                <w:sz w:val="24"/>
+                <w:szCs w:val="24"/>
+              </w:rPr>
+            </w:pPr>
+            <w:r>
+              <w:rPr>
+                <w:rFonts w:ascii="SimSun" w:eastAsia="SimSun" w:cs="SimSun"/>
                 <w:sz w:val="24"/>
                 <w:szCs w:val="24"/>
               </w:rPr>
@@ -4108,21 +3915,19 @@
               <w:widowControl/>
               <w:jc w:val="left"/>
               <w:rPr>
-                <w:rFonts w:ascii="宋体" w:eastAsia="宋体" w:cs="宋体"/>
-                <w:sz w:val="24"/>
-                <w:szCs w:val="24"/>
-              </w:rPr>
-            </w:pPr>
-            <w:proofErr w:type="spellStart"/>
-            <w:r>
-              <w:rPr>
-                <w:rFonts w:ascii="宋体" w:eastAsia="宋体" w:cs="宋体"/>
+                <w:rFonts w:ascii="SimSun" w:eastAsia="SimSun" w:cs="SimSun"/>
+                <w:sz w:val="24"/>
+                <w:szCs w:val="24"/>
+              </w:rPr>
+            </w:pPr>
+            <w:r>
+              <w:rPr>
+                <w:rFonts w:ascii="SimSun" w:eastAsia="SimSun" w:cs="SimSun"/>
                 <w:sz w:val="24"/>
                 <w:szCs w:val="24"/>
               </w:rPr>
               <w:t>update_time</w:t>
             </w:r>
-            <w:proofErr w:type="spellEnd"/>
           </w:p>
         </w:tc>
         <w:tc>
@@ -4140,14 +3945,14 @@
               <w:widowControl/>
               <w:jc w:val="left"/>
               <w:rPr>
-                <w:rFonts w:ascii="宋体" w:eastAsia="宋体" w:cs="宋体"/>
-                <w:sz w:val="24"/>
-                <w:szCs w:val="24"/>
-              </w:rPr>
-            </w:pPr>
-            <w:r>
-              <w:rPr>
-                <w:rFonts w:ascii="宋体" w:eastAsia="宋体" w:cs="宋体"/>
+                <w:rFonts w:ascii="SimSun" w:eastAsia="SimSun" w:cs="SimSun"/>
+                <w:sz w:val="24"/>
+                <w:szCs w:val="24"/>
+              </w:rPr>
+            </w:pPr>
+            <w:r>
+              <w:rPr>
+                <w:rFonts w:ascii="SimSun" w:eastAsia="SimSun" w:cs="SimSun"/>
                 <w:sz w:val="24"/>
                 <w:szCs w:val="24"/>
               </w:rPr>
@@ -4170,14 +3975,14 @@
               <w:widowControl/>
               <w:jc w:val="center"/>
               <w:rPr>
-                <w:rFonts w:ascii="宋体" w:eastAsia="宋体" w:cs="宋体"/>
-                <w:sz w:val="24"/>
-                <w:szCs w:val="24"/>
-              </w:rPr>
-            </w:pPr>
-            <w:r>
-              <w:rPr>
-                <w:rFonts w:ascii="宋体" w:eastAsia="宋体" w:cs="宋体"/>
+                <w:rFonts w:ascii="SimSun" w:eastAsia="SimSun" w:cs="SimSun"/>
+                <w:sz w:val="24"/>
+                <w:szCs w:val="24"/>
+              </w:rPr>
+            </w:pPr>
+            <w:r>
+              <w:rPr>
+                <w:rFonts w:ascii="SimSun" w:eastAsia="SimSun" w:cs="SimSun"/>
                 <w:sz w:val="24"/>
                 <w:szCs w:val="24"/>
               </w:rPr>
@@ -4200,14 +4005,14 @@
               <w:widowControl/>
               <w:jc w:val="center"/>
               <w:rPr>
-                <w:rFonts w:ascii="宋体" w:eastAsia="宋体" w:cs="宋体"/>
-                <w:sz w:val="24"/>
-                <w:szCs w:val="24"/>
-              </w:rPr>
-            </w:pPr>
-            <w:r>
-              <w:rPr>
-                <w:rFonts w:ascii="宋体" w:eastAsia="宋体" w:cs="宋体"/>
+                <w:rFonts w:ascii="SimSun" w:eastAsia="SimSun" w:cs="SimSun"/>
+                <w:sz w:val="24"/>
+                <w:szCs w:val="24"/>
+              </w:rPr>
+            </w:pPr>
+            <w:r>
+              <w:rPr>
+                <w:rFonts w:ascii="SimSun" w:eastAsia="SimSun" w:cs="SimSun"/>
                 <w:sz w:val="24"/>
                 <w:szCs w:val="24"/>
               </w:rPr>
@@ -4230,14 +4035,14 @@
               <w:widowControl/>
               <w:jc w:val="center"/>
               <w:rPr>
-                <w:rFonts w:ascii="宋体" w:eastAsia="宋体" w:cs="宋体"/>
-                <w:sz w:val="24"/>
-                <w:szCs w:val="24"/>
-              </w:rPr>
-            </w:pPr>
-            <w:r>
-              <w:rPr>
-                <w:rFonts w:ascii="宋体" w:eastAsia="宋体" w:cs="宋体"/>
+                <w:rFonts w:ascii="SimSun" w:eastAsia="SimSun" w:cs="SimSun"/>
+                <w:sz w:val="24"/>
+                <w:szCs w:val="24"/>
+              </w:rPr>
+            </w:pPr>
+            <w:r>
+              <w:rPr>
+                <w:rFonts w:ascii="SimSun" w:eastAsia="SimSun" w:cs="SimSun"/>
                 <w:sz w:val="24"/>
                 <w:szCs w:val="24"/>
               </w:rPr>
@@ -4259,14 +4064,14 @@
               <w:widowControl/>
               <w:jc w:val="left"/>
               <w:rPr>
-                <w:rFonts w:ascii="宋体" w:eastAsia="宋体" w:cs="宋体"/>
-                <w:sz w:val="24"/>
-                <w:szCs w:val="24"/>
-              </w:rPr>
-            </w:pPr>
-            <w:r>
-              <w:rPr>
-                <w:rFonts w:ascii="宋体" w:eastAsia="宋体" w:cs="宋体"/>
+                <w:rFonts w:ascii="SimSun" w:eastAsia="SimSun" w:cs="SimSun"/>
+                <w:sz w:val="24"/>
+                <w:szCs w:val="24"/>
+              </w:rPr>
+            </w:pPr>
+            <w:r>
+              <w:rPr>
+                <w:rFonts w:ascii="SimSun" w:eastAsia="SimSun" w:cs="SimSun"/>
                 <w:sz w:val="24"/>
                 <w:szCs w:val="24"/>
               </w:rPr>
@@ -4278,7 +4083,7 @@
     </w:tbl>
     <w:p>
       <w:pPr>
-        <w:pStyle w:val="1"/>
+        <w:pStyle w:val="Heading1"/>
       </w:pPr>
       <w:r>
         <w:t>二、老师与学生对应相关</w:t>
@@ -4286,7 +4091,7 @@
     </w:p>
     <w:p>
       <w:pPr>
-        <w:pStyle w:val="a6"/>
+        <w:pStyle w:val="a"/>
         <w:ind w:firstLine="420"/>
       </w:pPr>
       <w:r>
@@ -4319,7 +4124,7 @@
     </w:p>
     <w:p>
       <w:pPr>
-        <w:pStyle w:val="a6"/>
+        <w:pStyle w:val="a"/>
         <w:ind w:firstLine="420"/>
       </w:pPr>
       <w:r>
@@ -4328,7 +4133,7 @@
     </w:p>
     <w:p>
       <w:pPr>
-        <w:pStyle w:val="2"/>
+        <w:pStyle w:val="Heading2"/>
       </w:pPr>
       <w:r>
         <w:t>（一）班级表</w:t>
@@ -4341,7 +4146,6 @@
         </w:rPr>
         <w:t>表名：</w:t>
       </w:r>
-      <w:proofErr w:type="spellStart"/>
       <w:r>
         <w:t>alc</w:t>
       </w:r>
@@ -4354,7 +4158,6 @@
       <w:r>
         <w:t>class</w:t>
       </w:r>
-      <w:proofErr w:type="spellEnd"/>
     </w:p>
     <w:p>
       <w:r>
@@ -4407,14 +4210,14 @@
               <w:widowControl/>
               <w:jc w:val="center"/>
               <w:rPr>
-                <w:rFonts w:ascii="宋体" w:eastAsia="宋体" w:cs="宋体"/>
-                <w:sz w:val="24"/>
-                <w:szCs w:val="24"/>
-              </w:rPr>
-            </w:pPr>
-            <w:r>
-              <w:rPr>
-                <w:rFonts w:ascii="宋体" w:eastAsia="宋体" w:cs="宋体"/>
+                <w:rFonts w:ascii="SimSun" w:eastAsia="SimSun" w:cs="SimSun"/>
+                <w:sz w:val="24"/>
+                <w:szCs w:val="24"/>
+              </w:rPr>
+            </w:pPr>
+            <w:r>
+              <w:rPr>
+                <w:rFonts w:ascii="SimSun" w:eastAsia="SimSun" w:cs="SimSun"/>
                 <w:sz w:val="24"/>
                 <w:szCs w:val="24"/>
               </w:rPr>
@@ -4439,14 +4242,14 @@
               <w:widowControl/>
               <w:jc w:val="center"/>
               <w:rPr>
-                <w:rFonts w:ascii="宋体" w:eastAsia="宋体" w:cs="宋体"/>
-                <w:sz w:val="24"/>
-                <w:szCs w:val="24"/>
-              </w:rPr>
-            </w:pPr>
-            <w:r>
-              <w:rPr>
-                <w:rFonts w:ascii="宋体" w:eastAsia="宋体" w:cs="宋体"/>
+                <w:rFonts w:ascii="SimSun" w:eastAsia="SimSun" w:cs="SimSun"/>
+                <w:sz w:val="24"/>
+                <w:szCs w:val="24"/>
+              </w:rPr>
+            </w:pPr>
+            <w:r>
+              <w:rPr>
+                <w:rFonts w:ascii="SimSun" w:eastAsia="SimSun" w:cs="SimSun"/>
                 <w:sz w:val="24"/>
                 <w:szCs w:val="24"/>
               </w:rPr>
@@ -4471,14 +4274,14 @@
               <w:widowControl/>
               <w:jc w:val="center"/>
               <w:rPr>
-                <w:rFonts w:ascii="宋体" w:eastAsia="宋体" w:cs="宋体"/>
-                <w:sz w:val="24"/>
-                <w:szCs w:val="24"/>
-              </w:rPr>
-            </w:pPr>
-            <w:r>
-              <w:rPr>
-                <w:rFonts w:ascii="宋体" w:eastAsia="宋体" w:cs="宋体"/>
+                <w:rFonts w:ascii="SimSun" w:eastAsia="SimSun" w:cs="SimSun"/>
+                <w:sz w:val="24"/>
+                <w:szCs w:val="24"/>
+              </w:rPr>
+            </w:pPr>
+            <w:r>
+              <w:rPr>
+                <w:rFonts w:ascii="SimSun" w:eastAsia="SimSun" w:cs="SimSun"/>
                 <w:sz w:val="24"/>
                 <w:szCs w:val="24"/>
               </w:rPr>
@@ -4503,14 +4306,14 @@
               <w:widowControl/>
               <w:jc w:val="center"/>
               <w:rPr>
-                <w:rFonts w:ascii="宋体" w:eastAsia="宋体" w:cs="宋体"/>
-                <w:sz w:val="24"/>
-                <w:szCs w:val="24"/>
-              </w:rPr>
-            </w:pPr>
-            <w:r>
-              <w:rPr>
-                <w:rFonts w:ascii="宋体" w:eastAsia="宋体" w:cs="宋体"/>
+                <w:rFonts w:ascii="SimSun" w:eastAsia="SimSun" w:cs="SimSun"/>
+                <w:sz w:val="24"/>
+                <w:szCs w:val="24"/>
+              </w:rPr>
+            </w:pPr>
+            <w:r>
+              <w:rPr>
+                <w:rFonts w:ascii="SimSun" w:eastAsia="SimSun" w:cs="SimSun"/>
                 <w:sz w:val="24"/>
                 <w:szCs w:val="24"/>
               </w:rPr>
@@ -4535,14 +4338,14 @@
               <w:widowControl/>
               <w:jc w:val="center"/>
               <w:rPr>
-                <w:rFonts w:ascii="宋体" w:eastAsia="宋体" w:cs="宋体"/>
-                <w:sz w:val="24"/>
-                <w:szCs w:val="24"/>
-              </w:rPr>
-            </w:pPr>
-            <w:r>
-              <w:rPr>
-                <w:rFonts w:ascii="宋体" w:eastAsia="宋体" w:cs="宋体"/>
+                <w:rFonts w:ascii="SimSun" w:eastAsia="SimSun" w:cs="SimSun"/>
+                <w:sz w:val="24"/>
+                <w:szCs w:val="24"/>
+              </w:rPr>
+            </w:pPr>
+            <w:r>
+              <w:rPr>
+                <w:rFonts w:ascii="SimSun" w:eastAsia="SimSun" w:cs="SimSun"/>
                 <w:sz w:val="24"/>
                 <w:szCs w:val="24"/>
               </w:rPr>
@@ -4567,14 +4370,14 @@
               <w:widowControl/>
               <w:jc w:val="center"/>
               <w:rPr>
-                <w:rFonts w:ascii="宋体" w:eastAsia="宋体" w:cs="宋体"/>
-                <w:sz w:val="24"/>
-                <w:szCs w:val="24"/>
-              </w:rPr>
-            </w:pPr>
-            <w:r>
-              <w:rPr>
-                <w:rFonts w:ascii="宋体" w:eastAsia="宋体" w:cs="宋体"/>
+                <w:rFonts w:ascii="SimSun" w:eastAsia="SimSun" w:cs="SimSun"/>
+                <w:sz w:val="24"/>
+                <w:szCs w:val="24"/>
+              </w:rPr>
+            </w:pPr>
+            <w:r>
+              <w:rPr>
+                <w:rFonts w:ascii="SimSun" w:eastAsia="SimSun" w:cs="SimSun"/>
                 <w:sz w:val="24"/>
                 <w:szCs w:val="24"/>
               </w:rPr>
@@ -4600,14 +4403,14 @@
             <w:pPr>
               <w:widowControl/>
               <w:rPr>
-                <w:rFonts w:ascii="宋体" w:eastAsia="宋体" w:cs="宋体"/>
-                <w:sz w:val="24"/>
-                <w:szCs w:val="24"/>
-              </w:rPr>
-            </w:pPr>
-            <w:r>
-              <w:rPr>
-                <w:rFonts w:ascii="宋体" w:eastAsia="宋体" w:cs="宋体"/>
+                <w:rFonts w:ascii="SimSun" w:eastAsia="SimSun" w:cs="SimSun"/>
+                <w:sz w:val="24"/>
+                <w:szCs w:val="24"/>
+              </w:rPr>
+            </w:pPr>
+            <w:r>
+              <w:rPr>
+                <w:rFonts w:ascii="SimSun" w:eastAsia="SimSun" w:cs="SimSun"/>
                 <w:sz w:val="24"/>
                 <w:szCs w:val="24"/>
               </w:rPr>
@@ -4631,28 +4434,18 @@
             <w:pPr>
               <w:widowControl/>
               <w:rPr>
-                <w:rFonts w:ascii="宋体" w:eastAsia="宋体" w:cs="宋体"/>
-                <w:sz w:val="24"/>
-                <w:szCs w:val="24"/>
-              </w:rPr>
-            </w:pPr>
-            <w:proofErr w:type="gramStart"/>
-            <w:r>
-              <w:rPr>
-                <w:rFonts w:ascii="宋体" w:eastAsia="宋体" w:cs="宋体"/>
-                <w:sz w:val="24"/>
-                <w:szCs w:val="24"/>
-              </w:rPr>
-              <w:t>varchar(</w:t>
-            </w:r>
-            <w:proofErr w:type="gramEnd"/>
-            <w:r>
-              <w:rPr>
-                <w:rFonts w:ascii="宋体" w:eastAsia="宋体" w:cs="宋体"/>
-                <w:sz w:val="24"/>
-                <w:szCs w:val="24"/>
-              </w:rPr>
-              <w:t>19)</w:t>
+                <w:rFonts w:ascii="SimSun" w:eastAsia="SimSun" w:cs="SimSun"/>
+                <w:sz w:val="24"/>
+                <w:szCs w:val="24"/>
+              </w:rPr>
+            </w:pPr>
+            <w:r>
+              <w:rPr>
+                <w:rFonts w:ascii="SimSun" w:eastAsia="SimSun" w:cs="SimSun"/>
+                <w:sz w:val="24"/>
+                <w:szCs w:val="24"/>
+              </w:rPr>
+              <w:t>varchar(19)</w:t>
             </w:r>
           </w:p>
         </w:tc>
@@ -4673,14 +4466,14 @@
               <w:widowControl/>
               <w:jc w:val="center"/>
               <w:rPr>
-                <w:rFonts w:ascii="宋体" w:eastAsia="宋体" w:cs="宋体"/>
-                <w:sz w:val="24"/>
-                <w:szCs w:val="24"/>
-              </w:rPr>
-            </w:pPr>
-            <w:r>
-              <w:rPr>
-                <w:rFonts w:ascii="宋体" w:eastAsia="宋体" w:cs="宋体"/>
+                <w:rFonts w:ascii="SimSun" w:eastAsia="SimSun" w:cs="SimSun"/>
+                <w:sz w:val="24"/>
+                <w:szCs w:val="24"/>
+              </w:rPr>
+            </w:pPr>
+            <w:r>
+              <w:rPr>
+                <w:rFonts w:ascii="SimSun" w:eastAsia="SimSun" w:cs="SimSun"/>
                 <w:sz w:val="24"/>
                 <w:szCs w:val="24"/>
               </w:rPr>
@@ -4705,7 +4498,7 @@
               <w:widowControl/>
               <w:jc w:val="center"/>
               <w:rPr>
-                <w:rFonts w:ascii="宋体" w:eastAsia="宋体" w:cs="宋体"/>
+                <w:rFonts w:ascii="SimSun" w:eastAsia="SimSun" w:cs="SimSun"/>
                 <w:sz w:val="24"/>
                 <w:szCs w:val="24"/>
               </w:rPr>
@@ -4729,14 +4522,14 @@
               <w:widowControl/>
               <w:jc w:val="center"/>
               <w:rPr>
-                <w:rFonts w:ascii="宋体" w:eastAsia="宋体" w:cs="宋体"/>
-                <w:sz w:val="24"/>
-                <w:szCs w:val="24"/>
-              </w:rPr>
-            </w:pPr>
-            <w:r>
-              <w:rPr>
-                <w:rFonts w:ascii="宋体" w:eastAsia="宋体" w:cs="宋体"/>
+                <w:rFonts w:ascii="SimSun" w:eastAsia="SimSun" w:cs="SimSun"/>
+                <w:sz w:val="24"/>
+                <w:szCs w:val="24"/>
+              </w:rPr>
+            </w:pPr>
+            <w:r>
+              <w:rPr>
+                <w:rFonts w:ascii="SimSun" w:eastAsia="SimSun" w:cs="SimSun"/>
                 <w:sz w:val="24"/>
                 <w:szCs w:val="24"/>
               </w:rPr>
@@ -4760,14 +4553,14 @@
             <w:pPr>
               <w:widowControl/>
               <w:rPr>
-                <w:rFonts w:ascii="宋体" w:eastAsia="宋体" w:cs="宋体"/>
-                <w:sz w:val="24"/>
-                <w:szCs w:val="24"/>
-              </w:rPr>
-            </w:pPr>
-            <w:r>
-              <w:rPr>
-                <w:rFonts w:ascii="宋体" w:eastAsia="宋体" w:cs="宋体"/>
+                <w:rFonts w:ascii="SimSun" w:eastAsia="SimSun" w:cs="SimSun"/>
+                <w:sz w:val="24"/>
+                <w:szCs w:val="24"/>
+              </w:rPr>
+            </w:pPr>
+            <w:r>
+              <w:rPr>
+                <w:rFonts w:ascii="SimSun" w:eastAsia="SimSun" w:cs="SimSun"/>
                 <w:sz w:val="24"/>
                 <w:szCs w:val="24"/>
               </w:rPr>
@@ -4792,14 +4585,14 @@
             <w:pPr>
               <w:widowControl/>
               <w:rPr>
-                <w:rFonts w:ascii="宋体" w:eastAsia="宋体" w:cs="宋体"/>
-                <w:sz w:val="24"/>
-                <w:szCs w:val="24"/>
-              </w:rPr>
-            </w:pPr>
-            <w:r>
-              <w:rPr>
-                <w:rFonts w:ascii="宋体" w:eastAsia="宋体" w:cs="宋体"/>
+                <w:rFonts w:ascii="SimSun" w:eastAsia="SimSun" w:cs="SimSun"/>
+                <w:sz w:val="24"/>
+                <w:szCs w:val="24"/>
+              </w:rPr>
+            </w:pPr>
+            <w:r>
+              <w:rPr>
+                <w:rFonts w:ascii="SimSun" w:eastAsia="SimSun" w:cs="SimSun"/>
                 <w:sz w:val="24"/>
                 <w:szCs w:val="24"/>
               </w:rPr>
@@ -4822,28 +4615,18 @@
             <w:pPr>
               <w:widowControl/>
               <w:rPr>
-                <w:rFonts w:ascii="宋体" w:eastAsia="宋体" w:cs="宋体"/>
-                <w:sz w:val="24"/>
-                <w:szCs w:val="24"/>
-              </w:rPr>
-            </w:pPr>
-            <w:proofErr w:type="gramStart"/>
-            <w:r>
-              <w:rPr>
-                <w:rFonts w:ascii="宋体" w:eastAsia="宋体" w:cs="宋体"/>
-                <w:sz w:val="24"/>
-                <w:szCs w:val="24"/>
-              </w:rPr>
-              <w:t>varchar(</w:t>
-            </w:r>
-            <w:proofErr w:type="gramEnd"/>
-            <w:r>
-              <w:rPr>
-                <w:rFonts w:ascii="宋体" w:eastAsia="宋体" w:cs="宋体"/>
-                <w:sz w:val="24"/>
-                <w:szCs w:val="24"/>
-              </w:rPr>
-              <w:t>50)</w:t>
+                <w:rFonts w:ascii="SimSun" w:eastAsia="SimSun" w:cs="SimSun"/>
+                <w:sz w:val="24"/>
+                <w:szCs w:val="24"/>
+              </w:rPr>
+            </w:pPr>
+            <w:r>
+              <w:rPr>
+                <w:rFonts w:ascii="SimSun" w:eastAsia="SimSun" w:cs="SimSun"/>
+                <w:sz w:val="24"/>
+                <w:szCs w:val="24"/>
+              </w:rPr>
+              <w:t>varchar(50)</w:t>
             </w:r>
           </w:p>
         </w:tc>
@@ -4863,14 +4646,14 @@
               <w:widowControl/>
               <w:jc w:val="center"/>
               <w:rPr>
-                <w:rFonts w:ascii="宋体" w:eastAsia="宋体" w:cs="宋体"/>
-                <w:sz w:val="24"/>
-                <w:szCs w:val="24"/>
-              </w:rPr>
-            </w:pPr>
-            <w:r>
-              <w:rPr>
-                <w:rFonts w:ascii="宋体" w:eastAsia="宋体" w:cs="宋体"/>
+                <w:rFonts w:ascii="SimSun" w:eastAsia="SimSun" w:cs="SimSun"/>
+                <w:sz w:val="24"/>
+                <w:szCs w:val="24"/>
+              </w:rPr>
+            </w:pPr>
+            <w:r>
+              <w:rPr>
+                <w:rFonts w:ascii="SimSun" w:eastAsia="SimSun" w:cs="SimSun"/>
                 <w:sz w:val="24"/>
                 <w:szCs w:val="24"/>
               </w:rPr>
@@ -4894,7 +4677,7 @@
               <w:widowControl/>
               <w:jc w:val="center"/>
               <w:rPr>
-                <w:rFonts w:ascii="宋体" w:eastAsia="宋体" w:cs="宋体"/>
+                <w:rFonts w:ascii="SimSun" w:eastAsia="SimSun" w:cs="SimSun"/>
                 <w:sz w:val="24"/>
                 <w:szCs w:val="24"/>
               </w:rPr>
@@ -4917,14 +4700,14 @@
               <w:widowControl/>
               <w:jc w:val="center"/>
               <w:rPr>
-                <w:rFonts w:ascii="宋体" w:eastAsia="宋体" w:cs="宋体"/>
-                <w:sz w:val="24"/>
-                <w:szCs w:val="24"/>
-              </w:rPr>
-            </w:pPr>
-            <w:r>
-              <w:rPr>
-                <w:rFonts w:ascii="宋体" w:eastAsia="宋体" w:cs="宋体"/>
+                <w:rFonts w:ascii="SimSun" w:eastAsia="SimSun" w:cs="SimSun"/>
+                <w:sz w:val="24"/>
+                <w:szCs w:val="24"/>
+              </w:rPr>
+            </w:pPr>
+            <w:r>
+              <w:rPr>
+                <w:rFonts w:ascii="SimSun" w:eastAsia="SimSun" w:cs="SimSun"/>
                 <w:sz w:val="24"/>
                 <w:szCs w:val="24"/>
               </w:rPr>
@@ -4947,14 +4730,14 @@
             <w:pPr>
               <w:widowControl/>
               <w:rPr>
-                <w:rFonts w:ascii="宋体" w:eastAsia="宋体" w:cs="宋体"/>
-                <w:sz w:val="24"/>
-                <w:szCs w:val="24"/>
-              </w:rPr>
-            </w:pPr>
-            <w:r>
-              <w:rPr>
-                <w:rFonts w:ascii="宋体" w:eastAsia="宋体" w:cs="宋体"/>
+                <w:rFonts w:ascii="SimSun" w:eastAsia="SimSun" w:cs="SimSun"/>
+                <w:sz w:val="24"/>
+                <w:szCs w:val="24"/>
+              </w:rPr>
+            </w:pPr>
+            <w:r>
+              <w:rPr>
+                <w:rFonts w:ascii="SimSun" w:eastAsia="SimSun" w:cs="SimSun"/>
                 <w:sz w:val="24"/>
                 <w:szCs w:val="24"/>
               </w:rPr>
@@ -4980,14 +4763,14 @@
             <w:pPr>
               <w:widowControl/>
               <w:rPr>
-                <w:rFonts w:ascii="宋体" w:eastAsia="宋体" w:cs="宋体"/>
-                <w:sz w:val="24"/>
-                <w:szCs w:val="24"/>
-              </w:rPr>
-            </w:pPr>
-            <w:r>
-              <w:rPr>
-                <w:rFonts w:ascii="宋体" w:eastAsia="宋体" w:cs="宋体"/>
+                <w:rFonts w:ascii="SimSun" w:eastAsia="SimSun" w:cs="SimSun"/>
+                <w:sz w:val="24"/>
+                <w:szCs w:val="24"/>
+              </w:rPr>
+            </w:pPr>
+            <w:r>
+              <w:rPr>
+                <w:rFonts w:ascii="SimSun" w:eastAsia="SimSun" w:cs="SimSun"/>
                 <w:sz w:val="24"/>
                 <w:szCs w:val="24"/>
               </w:rPr>
@@ -5011,14 +4794,14 @@
             <w:pPr>
               <w:widowControl/>
               <w:rPr>
-                <w:rFonts w:ascii="宋体" w:eastAsia="宋体" w:cs="宋体"/>
-                <w:sz w:val="24"/>
-                <w:szCs w:val="24"/>
-              </w:rPr>
-            </w:pPr>
-            <w:r>
-              <w:rPr>
-                <w:rFonts w:ascii="宋体" w:eastAsia="宋体" w:cs="宋体"/>
+                <w:rFonts w:ascii="SimSun" w:eastAsia="SimSun" w:cs="SimSun"/>
+                <w:sz w:val="24"/>
+                <w:szCs w:val="24"/>
+              </w:rPr>
+            </w:pPr>
+            <w:r>
+              <w:rPr>
+                <w:rFonts w:ascii="SimSun" w:eastAsia="SimSun" w:cs="SimSun"/>
                 <w:sz w:val="24"/>
                 <w:szCs w:val="24"/>
               </w:rPr>
@@ -5043,14 +4826,14 @@
               <w:widowControl/>
               <w:jc w:val="center"/>
               <w:rPr>
-                <w:rFonts w:ascii="宋体" w:eastAsia="宋体" w:cs="宋体"/>
-                <w:sz w:val="24"/>
-                <w:szCs w:val="24"/>
-              </w:rPr>
-            </w:pPr>
-            <w:r>
-              <w:rPr>
-                <w:rFonts w:ascii="宋体" w:eastAsia="宋体" w:cs="宋体"/>
+                <w:rFonts w:ascii="SimSun" w:eastAsia="SimSun" w:cs="SimSun"/>
+                <w:sz w:val="24"/>
+                <w:szCs w:val="24"/>
+              </w:rPr>
+            </w:pPr>
+            <w:r>
+              <w:rPr>
+                <w:rFonts w:ascii="SimSun" w:eastAsia="SimSun" w:cs="SimSun"/>
                 <w:sz w:val="24"/>
                 <w:szCs w:val="24"/>
               </w:rPr>
@@ -5075,7 +4858,7 @@
               <w:widowControl/>
               <w:jc w:val="center"/>
               <w:rPr>
-                <w:rFonts w:ascii="宋体" w:eastAsia="宋体" w:cs="宋体"/>
+                <w:rFonts w:ascii="SimSun" w:eastAsia="SimSun" w:cs="SimSun"/>
                 <w:sz w:val="24"/>
                 <w:szCs w:val="24"/>
               </w:rPr>
@@ -5099,14 +4882,14 @@
               <w:widowControl/>
               <w:jc w:val="center"/>
               <w:rPr>
-                <w:rFonts w:ascii="宋体" w:eastAsia="宋体" w:cs="宋体"/>
-                <w:sz w:val="24"/>
-                <w:szCs w:val="24"/>
-              </w:rPr>
-            </w:pPr>
-            <w:r>
-              <w:rPr>
-                <w:rFonts w:ascii="宋体" w:eastAsia="宋体" w:cs="宋体"/>
+                <w:rFonts w:ascii="SimSun" w:eastAsia="SimSun" w:cs="SimSun"/>
+                <w:sz w:val="24"/>
+                <w:szCs w:val="24"/>
+              </w:rPr>
+            </w:pPr>
+            <w:r>
+              <w:rPr>
+                <w:rFonts w:ascii="SimSun" w:eastAsia="SimSun" w:cs="SimSun"/>
                 <w:sz w:val="24"/>
                 <w:szCs w:val="24"/>
               </w:rPr>
@@ -5130,14 +4913,14 @@
             <w:pPr>
               <w:widowControl/>
               <w:rPr>
-                <w:rFonts w:ascii="宋体" w:eastAsia="宋体" w:cs="宋体"/>
-                <w:sz w:val="24"/>
-                <w:szCs w:val="24"/>
-              </w:rPr>
-            </w:pPr>
-            <w:r>
-              <w:rPr>
-                <w:rFonts w:ascii="宋体" w:eastAsia="宋体" w:cs="宋体"/>
+                <w:rFonts w:ascii="SimSun" w:eastAsia="SimSun" w:cs="SimSun"/>
+                <w:sz w:val="24"/>
+                <w:szCs w:val="24"/>
+              </w:rPr>
+            </w:pPr>
+            <w:r>
+              <w:rPr>
+                <w:rFonts w:ascii="SimSun" w:eastAsia="SimSun" w:cs="SimSun"/>
                 <w:sz w:val="24"/>
                 <w:szCs w:val="24"/>
               </w:rPr>
@@ -5163,21 +4946,19 @@
             <w:pPr>
               <w:widowControl/>
               <w:rPr>
-                <w:rFonts w:ascii="宋体" w:eastAsia="宋体" w:cs="宋体"/>
-                <w:sz w:val="24"/>
-                <w:szCs w:val="24"/>
-              </w:rPr>
-            </w:pPr>
-            <w:proofErr w:type="spellStart"/>
-            <w:r>
-              <w:rPr>
-                <w:rFonts w:ascii="宋体" w:eastAsia="宋体" w:cs="宋体"/>
+                <w:rFonts w:ascii="SimSun" w:eastAsia="SimSun" w:cs="SimSun"/>
+                <w:sz w:val="24"/>
+                <w:szCs w:val="24"/>
+              </w:rPr>
+            </w:pPr>
+            <w:r>
+              <w:rPr>
+                <w:rFonts w:ascii="SimSun" w:eastAsia="SimSun" w:cs="SimSun"/>
                 <w:sz w:val="24"/>
                 <w:szCs w:val="24"/>
               </w:rPr>
               <w:t>cls_period</w:t>
             </w:r>
-            <w:proofErr w:type="spellEnd"/>
           </w:p>
         </w:tc>
         <w:tc>
@@ -5196,14 +4977,14 @@
             <w:pPr>
               <w:widowControl/>
               <w:rPr>
-                <w:rFonts w:ascii="宋体" w:eastAsia="宋体" w:cs="宋体"/>
-                <w:sz w:val="24"/>
-                <w:szCs w:val="24"/>
-              </w:rPr>
-            </w:pPr>
-            <w:r>
-              <w:rPr>
-                <w:rFonts w:ascii="宋体" w:eastAsia="宋体" w:cs="宋体"/>
+                <w:rFonts w:ascii="SimSun" w:eastAsia="SimSun" w:cs="SimSun"/>
+                <w:sz w:val="24"/>
+                <w:szCs w:val="24"/>
+              </w:rPr>
+            </w:pPr>
+            <w:r>
+              <w:rPr>
+                <w:rFonts w:ascii="SimSun" w:eastAsia="SimSun" w:cs="SimSun"/>
                 <w:sz w:val="24"/>
                 <w:szCs w:val="24"/>
               </w:rPr>
@@ -5228,14 +5009,14 @@
               <w:widowControl/>
               <w:jc w:val="center"/>
               <w:rPr>
-                <w:rFonts w:ascii="宋体" w:eastAsia="宋体" w:cs="宋体"/>
-                <w:sz w:val="24"/>
-                <w:szCs w:val="24"/>
-              </w:rPr>
-            </w:pPr>
-            <w:r>
-              <w:rPr>
-                <w:rFonts w:ascii="宋体" w:eastAsia="宋体" w:cs="宋体"/>
+                <w:rFonts w:ascii="SimSun" w:eastAsia="SimSun" w:cs="SimSun"/>
+                <w:sz w:val="24"/>
+                <w:szCs w:val="24"/>
+              </w:rPr>
+            </w:pPr>
+            <w:r>
+              <w:rPr>
+                <w:rFonts w:ascii="SimSun" w:eastAsia="SimSun" w:cs="SimSun"/>
                 <w:sz w:val="24"/>
                 <w:szCs w:val="24"/>
               </w:rPr>
@@ -5260,7 +5041,7 @@
               <w:widowControl/>
               <w:jc w:val="center"/>
               <w:rPr>
-                <w:rFonts w:ascii="宋体" w:eastAsia="宋体" w:cs="宋体"/>
+                <w:rFonts w:ascii="SimSun" w:eastAsia="SimSun" w:cs="SimSun"/>
                 <w:sz w:val="24"/>
                 <w:szCs w:val="24"/>
               </w:rPr>
@@ -5284,14 +5065,14 @@
               <w:widowControl/>
               <w:jc w:val="center"/>
               <w:rPr>
-                <w:rFonts w:ascii="宋体" w:eastAsia="宋体" w:cs="宋体"/>
-                <w:sz w:val="24"/>
-                <w:szCs w:val="24"/>
-              </w:rPr>
-            </w:pPr>
-            <w:r>
-              <w:rPr>
-                <w:rFonts w:ascii="宋体" w:eastAsia="宋体" w:cs="宋体"/>
+                <w:rFonts w:ascii="SimSun" w:eastAsia="SimSun" w:cs="SimSun"/>
+                <w:sz w:val="24"/>
+                <w:szCs w:val="24"/>
+              </w:rPr>
+            </w:pPr>
+            <w:r>
+              <w:rPr>
+                <w:rFonts w:ascii="SimSun" w:eastAsia="SimSun" w:cs="SimSun"/>
                 <w:sz w:val="24"/>
                 <w:szCs w:val="24"/>
               </w:rPr>
@@ -5315,14 +5096,14 @@
             <w:pPr>
               <w:widowControl/>
               <w:rPr>
-                <w:rFonts w:ascii="宋体" w:eastAsia="宋体" w:cs="宋体"/>
-                <w:sz w:val="24"/>
-                <w:szCs w:val="24"/>
-              </w:rPr>
-            </w:pPr>
-            <w:r>
-              <w:rPr>
-                <w:rFonts w:ascii="宋体" w:eastAsia="宋体" w:cs="宋体"/>
+                <w:rFonts w:ascii="SimSun" w:eastAsia="SimSun" w:cs="SimSun"/>
+                <w:sz w:val="24"/>
+                <w:szCs w:val="24"/>
+              </w:rPr>
+            </w:pPr>
+            <w:r>
+              <w:rPr>
+                <w:rFonts w:ascii="SimSun" w:eastAsia="SimSun" w:cs="SimSun"/>
                 <w:sz w:val="24"/>
                 <w:szCs w:val="24"/>
               </w:rPr>
@@ -5348,21 +5129,19 @@
             <w:pPr>
               <w:widowControl/>
               <w:rPr>
-                <w:rFonts w:ascii="宋体" w:eastAsia="宋体" w:cs="宋体"/>
-                <w:sz w:val="24"/>
-                <w:szCs w:val="24"/>
-              </w:rPr>
-            </w:pPr>
-            <w:proofErr w:type="spellStart"/>
-            <w:r>
-              <w:rPr>
-                <w:rFonts w:ascii="宋体" w:eastAsia="宋体" w:cs="宋体"/>
+                <w:rFonts w:ascii="SimSun" w:eastAsia="SimSun" w:cs="SimSun"/>
+                <w:sz w:val="24"/>
+                <w:szCs w:val="24"/>
+              </w:rPr>
+            </w:pPr>
+            <w:r>
+              <w:rPr>
+                <w:rFonts w:ascii="SimSun" w:eastAsia="SimSun" w:cs="SimSun"/>
                 <w:sz w:val="24"/>
                 <w:szCs w:val="24"/>
               </w:rPr>
               <w:t>cls_subject</w:t>
             </w:r>
-            <w:proofErr w:type="spellEnd"/>
           </w:p>
         </w:tc>
         <w:tc>
@@ -5381,14 +5160,14 @@
             <w:pPr>
               <w:widowControl/>
               <w:rPr>
-                <w:rFonts w:ascii="宋体" w:eastAsia="宋体" w:cs="宋体"/>
-                <w:sz w:val="24"/>
-                <w:szCs w:val="24"/>
-              </w:rPr>
-            </w:pPr>
-            <w:r>
-              <w:rPr>
-                <w:rFonts w:ascii="宋体" w:eastAsia="宋体" w:cs="宋体"/>
+                <w:rFonts w:ascii="SimSun" w:eastAsia="SimSun" w:cs="SimSun"/>
+                <w:sz w:val="24"/>
+                <w:szCs w:val="24"/>
+              </w:rPr>
+            </w:pPr>
+            <w:r>
+              <w:rPr>
+                <w:rFonts w:ascii="SimSun" w:eastAsia="SimSun" w:cs="SimSun"/>
                 <w:sz w:val="24"/>
                 <w:szCs w:val="24"/>
               </w:rPr>
@@ -5413,14 +5192,14 @@
               <w:widowControl/>
               <w:jc w:val="center"/>
               <w:rPr>
-                <w:rFonts w:ascii="宋体" w:eastAsia="宋体" w:cs="宋体"/>
-                <w:sz w:val="24"/>
-                <w:szCs w:val="24"/>
-              </w:rPr>
-            </w:pPr>
-            <w:r>
-              <w:rPr>
-                <w:rFonts w:ascii="宋体" w:eastAsia="宋体" w:cs="宋体"/>
+                <w:rFonts w:ascii="SimSun" w:eastAsia="SimSun" w:cs="SimSun"/>
+                <w:sz w:val="24"/>
+                <w:szCs w:val="24"/>
+              </w:rPr>
+            </w:pPr>
+            <w:r>
+              <w:rPr>
+                <w:rFonts w:ascii="SimSun" w:eastAsia="SimSun" w:cs="SimSun"/>
                 <w:sz w:val="24"/>
                 <w:szCs w:val="24"/>
               </w:rPr>
@@ -5445,7 +5224,7 @@
               <w:widowControl/>
               <w:jc w:val="center"/>
               <w:rPr>
-                <w:rFonts w:ascii="宋体" w:eastAsia="宋体" w:cs="宋体"/>
+                <w:rFonts w:ascii="SimSun" w:eastAsia="SimSun" w:cs="SimSun"/>
                 <w:sz w:val="24"/>
                 <w:szCs w:val="24"/>
               </w:rPr>
@@ -5469,14 +5248,14 @@
               <w:widowControl/>
               <w:jc w:val="center"/>
               <w:rPr>
-                <w:rFonts w:ascii="宋体" w:eastAsia="宋体" w:cs="宋体"/>
-                <w:sz w:val="24"/>
-                <w:szCs w:val="24"/>
-              </w:rPr>
-            </w:pPr>
-            <w:r>
-              <w:rPr>
-                <w:rFonts w:ascii="宋体" w:eastAsia="宋体" w:cs="宋体"/>
+                <w:rFonts w:ascii="SimSun" w:eastAsia="SimSun" w:cs="SimSun"/>
+                <w:sz w:val="24"/>
+                <w:szCs w:val="24"/>
+              </w:rPr>
+            </w:pPr>
+            <w:r>
+              <w:rPr>
+                <w:rFonts w:ascii="SimSun" w:eastAsia="SimSun" w:cs="SimSun"/>
                 <w:sz w:val="24"/>
                 <w:szCs w:val="24"/>
               </w:rPr>
@@ -5500,14 +5279,14 @@
             <w:pPr>
               <w:widowControl/>
               <w:rPr>
-                <w:rFonts w:ascii="宋体" w:eastAsia="宋体" w:cs="宋体"/>
-                <w:sz w:val="24"/>
-                <w:szCs w:val="24"/>
-              </w:rPr>
-            </w:pPr>
-            <w:r>
-              <w:rPr>
-                <w:rFonts w:ascii="宋体" w:eastAsia="宋体" w:cs="宋体"/>
+                <w:rFonts w:ascii="SimSun" w:eastAsia="SimSun" w:cs="SimSun"/>
+                <w:sz w:val="24"/>
+                <w:szCs w:val="24"/>
+              </w:rPr>
+            </w:pPr>
+            <w:r>
+              <w:rPr>
+                <w:rFonts w:ascii="SimSun" w:eastAsia="SimSun" w:cs="SimSun"/>
                 <w:sz w:val="24"/>
                 <w:szCs w:val="24"/>
               </w:rPr>
@@ -5533,21 +5312,19 @@
             <w:pPr>
               <w:widowControl/>
               <w:rPr>
-                <w:rFonts w:ascii="宋体" w:eastAsia="宋体" w:cs="宋体"/>
-                <w:sz w:val="24"/>
-                <w:szCs w:val="24"/>
-              </w:rPr>
-            </w:pPr>
-            <w:proofErr w:type="spellStart"/>
-            <w:r>
-              <w:rPr>
-                <w:rFonts w:ascii="宋体" w:eastAsia="宋体" w:cs="宋体"/>
+                <w:rFonts w:ascii="SimSun" w:eastAsia="SimSun" w:cs="SimSun"/>
+                <w:sz w:val="24"/>
+                <w:szCs w:val="24"/>
+              </w:rPr>
+            </w:pPr>
+            <w:r>
+              <w:rPr>
+                <w:rFonts w:ascii="SimSun" w:eastAsia="SimSun" w:cs="SimSun"/>
                 <w:sz w:val="24"/>
                 <w:szCs w:val="24"/>
               </w:rPr>
               <w:t>cls_layer</w:t>
             </w:r>
-            <w:proofErr w:type="spellEnd"/>
           </w:p>
         </w:tc>
         <w:tc>
@@ -5566,28 +5343,18 @@
             <w:pPr>
               <w:widowControl/>
               <w:rPr>
-                <w:rFonts w:ascii="宋体" w:eastAsia="宋体" w:cs="宋体"/>
-                <w:sz w:val="24"/>
-                <w:szCs w:val="24"/>
-              </w:rPr>
-            </w:pPr>
-            <w:proofErr w:type="gramStart"/>
-            <w:r>
-              <w:rPr>
-                <w:rFonts w:ascii="宋体" w:eastAsia="宋体" w:cs="宋体"/>
-                <w:sz w:val="24"/>
-                <w:szCs w:val="24"/>
-              </w:rPr>
-              <w:t>varchar(</w:t>
-            </w:r>
-            <w:proofErr w:type="gramEnd"/>
-            <w:r>
-              <w:rPr>
-                <w:rFonts w:ascii="宋体" w:eastAsia="宋体" w:cs="宋体"/>
-                <w:sz w:val="24"/>
-                <w:szCs w:val="24"/>
-              </w:rPr>
-              <w:t>1)</w:t>
+                <w:rFonts w:ascii="SimSun" w:eastAsia="SimSun" w:cs="SimSun"/>
+                <w:sz w:val="24"/>
+                <w:szCs w:val="24"/>
+              </w:rPr>
+            </w:pPr>
+            <w:r>
+              <w:rPr>
+                <w:rFonts w:ascii="SimSun" w:eastAsia="SimSun" w:cs="SimSun"/>
+                <w:sz w:val="24"/>
+                <w:szCs w:val="24"/>
+              </w:rPr>
+              <w:t>varchar(1)</w:t>
             </w:r>
           </w:p>
         </w:tc>
@@ -5608,14 +5375,14 @@
               <w:widowControl/>
               <w:jc w:val="center"/>
               <w:rPr>
-                <w:rFonts w:ascii="宋体" w:eastAsia="宋体" w:cs="宋体"/>
-                <w:sz w:val="24"/>
-                <w:szCs w:val="24"/>
-              </w:rPr>
-            </w:pPr>
-            <w:r>
-              <w:rPr>
-                <w:rFonts w:ascii="宋体" w:eastAsia="宋体" w:cs="宋体"/>
+                <w:rFonts w:ascii="SimSun" w:eastAsia="SimSun" w:cs="SimSun"/>
+                <w:sz w:val="24"/>
+                <w:szCs w:val="24"/>
+              </w:rPr>
+            </w:pPr>
+            <w:r>
+              <w:rPr>
+                <w:rFonts w:ascii="SimSun" w:eastAsia="SimSun" w:cs="SimSun"/>
                 <w:sz w:val="24"/>
                 <w:szCs w:val="24"/>
               </w:rPr>
@@ -5640,7 +5407,7 @@
               <w:widowControl/>
               <w:jc w:val="center"/>
               <w:rPr>
-                <w:rFonts w:ascii="宋体" w:eastAsia="宋体" w:cs="宋体"/>
+                <w:rFonts w:ascii="SimSun" w:eastAsia="SimSun" w:cs="SimSun"/>
                 <w:sz w:val="24"/>
                 <w:szCs w:val="24"/>
               </w:rPr>
@@ -5664,14 +5431,14 @@
               <w:widowControl/>
               <w:jc w:val="center"/>
               <w:rPr>
-                <w:rFonts w:ascii="宋体" w:eastAsia="宋体" w:cs="宋体"/>
-                <w:sz w:val="24"/>
-                <w:szCs w:val="24"/>
-              </w:rPr>
-            </w:pPr>
-            <w:r>
-              <w:rPr>
-                <w:rFonts w:ascii="宋体" w:eastAsia="宋体" w:cs="宋体"/>
+                <w:rFonts w:ascii="SimSun" w:eastAsia="SimSun" w:cs="SimSun"/>
+                <w:sz w:val="24"/>
+                <w:szCs w:val="24"/>
+              </w:rPr>
+            </w:pPr>
+            <w:r>
+              <w:rPr>
+                <w:rFonts w:ascii="SimSun" w:eastAsia="SimSun" w:cs="SimSun"/>
                 <w:sz w:val="24"/>
                 <w:szCs w:val="24"/>
               </w:rPr>
@@ -5695,14 +5462,14 @@
             <w:pPr>
               <w:widowControl/>
               <w:rPr>
-                <w:rFonts w:ascii="宋体" w:eastAsia="宋体" w:cs="宋体"/>
-                <w:sz w:val="24"/>
-                <w:szCs w:val="24"/>
-              </w:rPr>
-            </w:pPr>
-            <w:r>
-              <w:rPr>
-                <w:rFonts w:ascii="宋体" w:eastAsia="宋体" w:cs="宋体"/>
+                <w:rFonts w:ascii="SimSun" w:eastAsia="SimSun" w:cs="SimSun"/>
+                <w:sz w:val="24"/>
+                <w:szCs w:val="24"/>
+              </w:rPr>
+            </w:pPr>
+            <w:r>
+              <w:rPr>
+                <w:rFonts w:ascii="SimSun" w:eastAsia="SimSun" w:cs="SimSun"/>
                 <w:sz w:val="24"/>
                 <w:szCs w:val="24"/>
               </w:rPr>
@@ -5728,21 +5495,19 @@
             <w:pPr>
               <w:widowControl/>
               <w:rPr>
-                <w:rFonts w:ascii="宋体" w:eastAsia="宋体" w:cs="宋体"/>
-                <w:sz w:val="24"/>
-                <w:szCs w:val="24"/>
-              </w:rPr>
-            </w:pPr>
-            <w:proofErr w:type="spellStart"/>
-            <w:r>
-              <w:rPr>
-                <w:rFonts w:ascii="宋体" w:eastAsia="宋体" w:cs="宋体"/>
+                <w:rFonts w:ascii="SimSun" w:eastAsia="SimSun" w:cs="SimSun"/>
+                <w:sz w:val="24"/>
+                <w:szCs w:val="24"/>
+              </w:rPr>
+            </w:pPr>
+            <w:r>
+              <w:rPr>
+                <w:rFonts w:ascii="SimSun" w:eastAsia="SimSun" w:cs="SimSun"/>
                 <w:sz w:val="24"/>
                 <w:szCs w:val="24"/>
               </w:rPr>
               <w:t>org_id</w:t>
             </w:r>
-            <w:proofErr w:type="spellEnd"/>
           </w:p>
         </w:tc>
         <w:tc>
@@ -5761,28 +5526,18 @@
             <w:pPr>
               <w:widowControl/>
               <w:rPr>
-                <w:rFonts w:ascii="宋体" w:eastAsia="宋体" w:cs="宋体"/>
-                <w:sz w:val="24"/>
-                <w:szCs w:val="24"/>
-              </w:rPr>
-            </w:pPr>
-            <w:proofErr w:type="gramStart"/>
-            <w:r>
-              <w:rPr>
-                <w:rFonts w:ascii="宋体" w:eastAsia="宋体" w:cs="宋体"/>
-                <w:sz w:val="24"/>
-                <w:szCs w:val="24"/>
-              </w:rPr>
-              <w:t>varchar(</w:t>
-            </w:r>
-            <w:proofErr w:type="gramEnd"/>
-            <w:r>
-              <w:rPr>
-                <w:rFonts w:ascii="宋体" w:eastAsia="宋体" w:cs="宋体"/>
-                <w:sz w:val="24"/>
-                <w:szCs w:val="24"/>
-              </w:rPr>
-              <w:t>19)</w:t>
+                <w:rFonts w:ascii="SimSun" w:eastAsia="SimSun" w:cs="SimSun"/>
+                <w:sz w:val="24"/>
+                <w:szCs w:val="24"/>
+              </w:rPr>
+            </w:pPr>
+            <w:r>
+              <w:rPr>
+                <w:rFonts w:ascii="SimSun" w:eastAsia="SimSun" w:cs="SimSun"/>
+                <w:sz w:val="24"/>
+                <w:szCs w:val="24"/>
+              </w:rPr>
+              <w:t>varchar(19)</w:t>
             </w:r>
           </w:p>
         </w:tc>
@@ -5803,14 +5558,14 @@
               <w:widowControl/>
               <w:jc w:val="center"/>
               <w:rPr>
-                <w:rFonts w:ascii="宋体" w:eastAsia="宋体" w:cs="宋体"/>
-                <w:sz w:val="24"/>
-                <w:szCs w:val="24"/>
-              </w:rPr>
-            </w:pPr>
-            <w:r>
-              <w:rPr>
-                <w:rFonts w:ascii="宋体" w:eastAsia="宋体" w:cs="宋体"/>
+                <w:rFonts w:ascii="SimSun" w:eastAsia="SimSun" w:cs="SimSun"/>
+                <w:sz w:val="24"/>
+                <w:szCs w:val="24"/>
+              </w:rPr>
+            </w:pPr>
+            <w:r>
+              <w:rPr>
+                <w:rFonts w:ascii="SimSun" w:eastAsia="SimSun" w:cs="SimSun"/>
                 <w:sz w:val="24"/>
                 <w:szCs w:val="24"/>
               </w:rPr>
@@ -5835,14 +5590,14 @@
               <w:widowControl/>
               <w:jc w:val="center"/>
               <w:rPr>
-                <w:rFonts w:ascii="宋体" w:eastAsia="宋体" w:cs="宋体"/>
-                <w:sz w:val="24"/>
-                <w:szCs w:val="24"/>
-              </w:rPr>
-            </w:pPr>
-            <w:r>
-              <w:rPr>
-                <w:rFonts w:ascii="宋体" w:eastAsia="宋体" w:cs="宋体"/>
+                <w:rFonts w:ascii="SimSun" w:eastAsia="SimSun" w:cs="SimSun"/>
+                <w:sz w:val="24"/>
+                <w:szCs w:val="24"/>
+              </w:rPr>
+            </w:pPr>
+            <w:r>
+              <w:rPr>
+                <w:rFonts w:ascii="SimSun" w:eastAsia="SimSun" w:cs="SimSun"/>
                 <w:sz w:val="24"/>
                 <w:szCs w:val="24"/>
               </w:rPr>
@@ -5867,14 +5622,14 @@
               <w:widowControl/>
               <w:jc w:val="center"/>
               <w:rPr>
-                <w:rFonts w:ascii="宋体" w:eastAsia="宋体" w:cs="宋体"/>
-                <w:sz w:val="24"/>
-                <w:szCs w:val="24"/>
-              </w:rPr>
-            </w:pPr>
-            <w:r>
-              <w:rPr>
-                <w:rFonts w:ascii="宋体" w:eastAsia="宋体" w:cs="宋体"/>
+                <w:rFonts w:ascii="SimSun" w:eastAsia="SimSun" w:cs="SimSun"/>
+                <w:sz w:val="24"/>
+                <w:szCs w:val="24"/>
+              </w:rPr>
+            </w:pPr>
+            <w:r>
+              <w:rPr>
+                <w:rFonts w:ascii="SimSun" w:eastAsia="SimSun" w:cs="SimSun"/>
                 <w:sz w:val="24"/>
                 <w:szCs w:val="24"/>
               </w:rPr>
@@ -5898,14 +5653,14 @@
             <w:pPr>
               <w:widowControl/>
               <w:rPr>
-                <w:rFonts w:ascii="宋体" w:eastAsia="宋体" w:cs="宋体"/>
-                <w:sz w:val="24"/>
-                <w:szCs w:val="24"/>
-              </w:rPr>
-            </w:pPr>
-            <w:r>
-              <w:rPr>
-                <w:rFonts w:ascii="宋体" w:eastAsia="宋体" w:cs="宋体"/>
+                <w:rFonts w:ascii="SimSun" w:eastAsia="SimSun" w:cs="SimSun"/>
+                <w:sz w:val="24"/>
+                <w:szCs w:val="24"/>
+              </w:rPr>
+            </w:pPr>
+            <w:r>
+              <w:rPr>
+                <w:rFonts w:ascii="SimSun" w:eastAsia="SimSun" w:cs="SimSun"/>
                 <w:sz w:val="24"/>
                 <w:szCs w:val="24"/>
               </w:rPr>
@@ -5931,21 +5686,19 @@
             <w:pPr>
               <w:widowControl/>
               <w:rPr>
-                <w:rFonts w:ascii="宋体" w:eastAsia="宋体" w:cs="宋体"/>
-                <w:sz w:val="24"/>
-                <w:szCs w:val="24"/>
-              </w:rPr>
-            </w:pPr>
-            <w:proofErr w:type="spellStart"/>
-            <w:r>
-              <w:rPr>
-                <w:rFonts w:ascii="宋体" w:eastAsia="宋体" w:cs="宋体"/>
+                <w:rFonts w:ascii="SimSun" w:eastAsia="SimSun" w:cs="SimSun"/>
+                <w:sz w:val="24"/>
+                <w:szCs w:val="24"/>
+              </w:rPr>
+            </w:pPr>
+            <w:r>
+              <w:rPr>
+                <w:rFonts w:ascii="SimSun" w:eastAsia="SimSun" w:cs="SimSun"/>
                 <w:sz w:val="24"/>
                 <w:szCs w:val="24"/>
               </w:rPr>
               <w:t>create_time</w:t>
             </w:r>
-            <w:proofErr w:type="spellEnd"/>
           </w:p>
         </w:tc>
         <w:tc>
@@ -5964,14 +5717,14 @@
             <w:pPr>
               <w:widowControl/>
               <w:rPr>
-                <w:rFonts w:ascii="宋体" w:eastAsia="宋体" w:cs="宋体"/>
-                <w:sz w:val="24"/>
-                <w:szCs w:val="24"/>
-              </w:rPr>
-            </w:pPr>
-            <w:r>
-              <w:rPr>
-                <w:rFonts w:ascii="宋体" w:eastAsia="宋体" w:cs="宋体"/>
+                <w:rFonts w:ascii="SimSun" w:eastAsia="SimSun" w:cs="SimSun"/>
+                <w:sz w:val="24"/>
+                <w:szCs w:val="24"/>
+              </w:rPr>
+            </w:pPr>
+            <w:r>
+              <w:rPr>
+                <w:rFonts w:ascii="SimSun" w:eastAsia="SimSun" w:cs="SimSun"/>
                 <w:sz w:val="24"/>
                 <w:szCs w:val="24"/>
               </w:rPr>
@@ -5996,14 +5749,14 @@
               <w:widowControl/>
               <w:jc w:val="center"/>
               <w:rPr>
-                <w:rFonts w:ascii="宋体" w:eastAsia="宋体" w:cs="宋体"/>
-                <w:sz w:val="24"/>
-                <w:szCs w:val="24"/>
-              </w:rPr>
-            </w:pPr>
-            <w:r>
-              <w:rPr>
-                <w:rFonts w:ascii="宋体" w:eastAsia="宋体" w:cs="宋体"/>
+                <w:rFonts w:ascii="SimSun" w:eastAsia="SimSun" w:cs="SimSun"/>
+                <w:sz w:val="24"/>
+                <w:szCs w:val="24"/>
+              </w:rPr>
+            </w:pPr>
+            <w:r>
+              <w:rPr>
+                <w:rFonts w:ascii="SimSun" w:eastAsia="SimSun" w:cs="SimSun"/>
                 <w:sz w:val="24"/>
                 <w:szCs w:val="24"/>
               </w:rPr>
@@ -6028,7 +5781,7 @@
               <w:widowControl/>
               <w:jc w:val="center"/>
               <w:rPr>
-                <w:rFonts w:ascii="宋体" w:eastAsia="宋体" w:cs="宋体"/>
+                <w:rFonts w:ascii="SimSun" w:eastAsia="SimSun" w:cs="SimSun"/>
                 <w:sz w:val="24"/>
                 <w:szCs w:val="24"/>
               </w:rPr>
@@ -6052,14 +5805,14 @@
               <w:widowControl/>
               <w:jc w:val="center"/>
               <w:rPr>
-                <w:rFonts w:ascii="宋体" w:eastAsia="宋体" w:cs="宋体"/>
-                <w:sz w:val="24"/>
-                <w:szCs w:val="24"/>
-              </w:rPr>
-            </w:pPr>
-            <w:r>
-              <w:rPr>
-                <w:rFonts w:ascii="宋体" w:eastAsia="宋体" w:cs="宋体"/>
+                <w:rFonts w:ascii="SimSun" w:eastAsia="SimSun" w:cs="SimSun"/>
+                <w:sz w:val="24"/>
+                <w:szCs w:val="24"/>
+              </w:rPr>
+            </w:pPr>
+            <w:r>
+              <w:rPr>
+                <w:rFonts w:ascii="SimSun" w:eastAsia="SimSun" w:cs="SimSun"/>
                 <w:sz w:val="24"/>
                 <w:szCs w:val="24"/>
               </w:rPr>
@@ -6083,14 +5836,14 @@
             <w:pPr>
               <w:widowControl/>
               <w:rPr>
-                <w:rFonts w:ascii="宋体" w:eastAsia="宋体" w:cs="宋体"/>
-                <w:sz w:val="24"/>
-                <w:szCs w:val="24"/>
-              </w:rPr>
-            </w:pPr>
-            <w:r>
-              <w:rPr>
-                <w:rFonts w:ascii="宋体" w:eastAsia="宋体" w:cs="宋体"/>
+                <w:rFonts w:ascii="SimSun" w:eastAsia="SimSun" w:cs="SimSun"/>
+                <w:sz w:val="24"/>
+                <w:szCs w:val="24"/>
+              </w:rPr>
+            </w:pPr>
+            <w:r>
+              <w:rPr>
+                <w:rFonts w:ascii="SimSun" w:eastAsia="SimSun" w:cs="SimSun"/>
                 <w:sz w:val="24"/>
                 <w:szCs w:val="24"/>
               </w:rPr>
@@ -6116,21 +5869,19 @@
             <w:pPr>
               <w:widowControl/>
               <w:rPr>
-                <w:rFonts w:ascii="宋体" w:eastAsia="宋体" w:cs="宋体"/>
-                <w:sz w:val="24"/>
-                <w:szCs w:val="24"/>
-              </w:rPr>
-            </w:pPr>
-            <w:proofErr w:type="spellStart"/>
-            <w:r>
-              <w:rPr>
-                <w:rFonts w:ascii="宋体" w:eastAsia="宋体" w:cs="宋体"/>
+                <w:rFonts w:ascii="SimSun" w:eastAsia="SimSun" w:cs="SimSun"/>
+                <w:sz w:val="24"/>
+                <w:szCs w:val="24"/>
+              </w:rPr>
+            </w:pPr>
+            <w:r>
+              <w:rPr>
+                <w:rFonts w:ascii="SimSun" w:eastAsia="SimSun" w:cs="SimSun"/>
                 <w:sz w:val="24"/>
                 <w:szCs w:val="24"/>
               </w:rPr>
               <w:t>update_time</w:t>
             </w:r>
-            <w:proofErr w:type="spellEnd"/>
           </w:p>
         </w:tc>
         <w:tc>
@@ -6149,14 +5900,14 @@
             <w:pPr>
               <w:widowControl/>
               <w:rPr>
-                <w:rFonts w:ascii="宋体" w:eastAsia="宋体" w:cs="宋体"/>
-                <w:sz w:val="24"/>
-                <w:szCs w:val="24"/>
-              </w:rPr>
-            </w:pPr>
-            <w:r>
-              <w:rPr>
-                <w:rFonts w:ascii="宋体" w:eastAsia="宋体" w:cs="宋体"/>
+                <w:rFonts w:ascii="SimSun" w:eastAsia="SimSun" w:cs="SimSun"/>
+                <w:sz w:val="24"/>
+                <w:szCs w:val="24"/>
+              </w:rPr>
+            </w:pPr>
+            <w:r>
+              <w:rPr>
+                <w:rFonts w:ascii="SimSun" w:eastAsia="SimSun" w:cs="SimSun"/>
                 <w:sz w:val="24"/>
                 <w:szCs w:val="24"/>
               </w:rPr>
@@ -6181,14 +5932,14 @@
               <w:widowControl/>
               <w:jc w:val="center"/>
               <w:rPr>
-                <w:rFonts w:ascii="宋体" w:eastAsia="宋体" w:cs="宋体"/>
-                <w:sz w:val="24"/>
-                <w:szCs w:val="24"/>
-              </w:rPr>
-            </w:pPr>
-            <w:r>
-              <w:rPr>
-                <w:rFonts w:ascii="宋体" w:eastAsia="宋体" w:cs="宋体"/>
+                <w:rFonts w:ascii="SimSun" w:eastAsia="SimSun" w:cs="SimSun"/>
+                <w:sz w:val="24"/>
+                <w:szCs w:val="24"/>
+              </w:rPr>
+            </w:pPr>
+            <w:r>
+              <w:rPr>
+                <w:rFonts w:ascii="SimSun" w:eastAsia="SimSun" w:cs="SimSun"/>
                 <w:sz w:val="24"/>
                 <w:szCs w:val="24"/>
               </w:rPr>
@@ -6213,14 +5964,14 @@
               <w:widowControl/>
               <w:jc w:val="center"/>
               <w:rPr>
-                <w:rFonts w:ascii="宋体" w:eastAsia="宋体" w:cs="宋体"/>
-                <w:sz w:val="24"/>
-                <w:szCs w:val="24"/>
-              </w:rPr>
-            </w:pPr>
-            <w:r>
-              <w:rPr>
-                <w:rFonts w:ascii="宋体" w:eastAsia="宋体" w:cs="宋体"/>
+                <w:rFonts w:ascii="SimSun" w:eastAsia="SimSun" w:cs="SimSun"/>
+                <w:sz w:val="24"/>
+                <w:szCs w:val="24"/>
+              </w:rPr>
+            </w:pPr>
+            <w:r>
+              <w:rPr>
+                <w:rFonts w:ascii="SimSun" w:eastAsia="SimSun" w:cs="SimSun"/>
                 <w:sz w:val="24"/>
                 <w:szCs w:val="24"/>
               </w:rPr>
@@ -6245,14 +5996,14 @@
               <w:widowControl/>
               <w:jc w:val="center"/>
               <w:rPr>
-                <w:rFonts w:ascii="宋体" w:eastAsia="宋体" w:cs="宋体"/>
-                <w:sz w:val="24"/>
-                <w:szCs w:val="24"/>
-              </w:rPr>
-            </w:pPr>
-            <w:r>
-              <w:rPr>
-                <w:rFonts w:ascii="宋体" w:eastAsia="宋体" w:cs="宋体"/>
+                <w:rFonts w:ascii="SimSun" w:eastAsia="SimSun" w:cs="SimSun"/>
+                <w:sz w:val="24"/>
+                <w:szCs w:val="24"/>
+              </w:rPr>
+            </w:pPr>
+            <w:r>
+              <w:rPr>
+                <w:rFonts w:ascii="SimSun" w:eastAsia="SimSun" w:cs="SimSun"/>
                 <w:sz w:val="24"/>
                 <w:szCs w:val="24"/>
               </w:rPr>
@@ -6276,14 +6027,14 @@
             <w:pPr>
               <w:widowControl/>
               <w:rPr>
-                <w:rFonts w:ascii="宋体" w:eastAsia="宋体" w:cs="宋体"/>
-                <w:sz w:val="24"/>
-                <w:szCs w:val="24"/>
-              </w:rPr>
-            </w:pPr>
-            <w:r>
-              <w:rPr>
-                <w:rFonts w:ascii="宋体" w:eastAsia="宋体" w:cs="宋体"/>
+                <w:rFonts w:ascii="SimSun" w:eastAsia="SimSun" w:cs="SimSun"/>
+                <w:sz w:val="24"/>
+                <w:szCs w:val="24"/>
+              </w:rPr>
+            </w:pPr>
+            <w:r>
+              <w:rPr>
+                <w:rFonts w:ascii="SimSun" w:eastAsia="SimSun" w:cs="SimSun"/>
                 <w:sz w:val="24"/>
                 <w:szCs w:val="24"/>
               </w:rPr>
@@ -6309,7 +6060,7 @@
             <w:pPr>
               <w:widowControl/>
               <w:rPr>
-                <w:rFonts w:ascii="宋体" w:eastAsia="宋体" w:cs="宋体"/>
+                <w:rFonts w:ascii="SimSun" w:eastAsia="SimSun" w:cs="SimSun"/>
                 <w:sz w:val="24"/>
                 <w:szCs w:val="24"/>
               </w:rPr>
@@ -6332,7 +6083,7 @@
             <w:pPr>
               <w:widowControl/>
               <w:rPr>
-                <w:rFonts w:ascii="宋体" w:eastAsia="宋体" w:cs="宋体"/>
+                <w:rFonts w:ascii="SimSun" w:eastAsia="SimSun" w:cs="SimSun"/>
                 <w:sz w:val="24"/>
                 <w:szCs w:val="24"/>
               </w:rPr>
@@ -6355,7 +6106,7 @@
             <w:pPr>
               <w:widowControl/>
               <w:rPr>
-                <w:rFonts w:ascii="宋体" w:eastAsia="宋体" w:cs="宋体"/>
+                <w:rFonts w:ascii="SimSun" w:eastAsia="SimSun" w:cs="SimSun"/>
                 <w:sz w:val="24"/>
                 <w:szCs w:val="24"/>
               </w:rPr>
@@ -6378,7 +6129,7 @@
             <w:pPr>
               <w:widowControl/>
               <w:rPr>
-                <w:rFonts w:ascii="宋体" w:eastAsia="宋体" w:cs="宋体"/>
+                <w:rFonts w:ascii="SimSun" w:eastAsia="SimSun" w:cs="SimSun"/>
                 <w:sz w:val="24"/>
                 <w:szCs w:val="24"/>
               </w:rPr>
@@ -6401,7 +6152,7 @@
             <w:pPr>
               <w:widowControl/>
               <w:rPr>
-                <w:rFonts w:ascii="宋体" w:eastAsia="宋体" w:cs="宋体"/>
+                <w:rFonts w:ascii="SimSun" w:eastAsia="SimSun" w:cs="SimSun"/>
                 <w:sz w:val="24"/>
                 <w:szCs w:val="24"/>
               </w:rPr>
@@ -6424,7 +6175,7 @@
             <w:pPr>
               <w:widowControl/>
               <w:rPr>
-                <w:rFonts w:ascii="宋体" w:eastAsia="宋体" w:cs="宋体"/>
+                <w:rFonts w:ascii="SimSun" w:eastAsia="SimSun" w:cs="SimSun"/>
                 <w:sz w:val="24"/>
                 <w:szCs w:val="24"/>
               </w:rPr>
@@ -6435,13 +6186,13 @@
     </w:tbl>
     <w:p>
       <w:pPr>
-        <w:pStyle w:val="a6"/>
+        <w:pStyle w:val="a"/>
         <w:ind w:firstLine="420"/>
       </w:pPr>
     </w:p>
     <w:p>
       <w:pPr>
-        <w:pStyle w:val="a6"/>
+        <w:pStyle w:val="a"/>
         <w:ind w:firstLine="420"/>
       </w:pPr>
       <w:r>
@@ -6450,19 +6201,11 @@
     </w:p>
     <w:p>
       <w:pPr>
-        <w:pStyle w:val="a6"/>
+        <w:pStyle w:val="a"/>
         <w:ind w:firstLine="420"/>
       </w:pPr>
       <w:r>
-        <w:t>科目可能为</w:t>
-      </w:r>
-      <w:proofErr w:type="gramStart"/>
-      <w:r>
-        <w:t>以下值</w:t>
-      </w:r>
-      <w:proofErr w:type="gramEnd"/>
-      <w:r>
-        <w:t xml:space="preserve">  0-物理班级</w:t>
+        <w:t>科目可能为以下值  0-物理班级</w:t>
       </w:r>
       <w:r>
         <w:t xml:space="preserve"> 1-语文 2-数学 3-英语 4- 物理 5-化学 6-生物 7-历史 8-地理 9-政治 10-自定义1  11-自定义2， 以此类推</w:t>
@@ -6470,58 +6213,22 @@
     </w:p>
     <w:p>
       <w:pPr>
-        <w:pStyle w:val="a6"/>
+        <w:pStyle w:val="a"/>
         <w:ind w:firstLine="420"/>
       </w:pPr>
       <w:r>
-        <w:t>分层 可能为</w:t>
-      </w:r>
-      <w:proofErr w:type="gramStart"/>
-      <w:r>
-        <w:t>以下值</w:t>
-      </w:r>
-      <w:proofErr w:type="gramEnd"/>
-      <w:r>
-        <w:t xml:space="preserve">  </w:t>
+        <w:t xml:space="preserve">分层 可能为以下值  </w:t>
       </w:r>
       <w:r>
         <w:rPr>
           <w:rFonts w:hint="eastAsia"/>
         </w:rPr>
-        <w:t xml:space="preserve">‘0’ - </w:t>
-      </w:r>
-      <w:proofErr w:type="gramStart"/>
-      <w:r>
-        <w:rPr>
-          <w:rFonts w:hint="eastAsia"/>
-        </w:rPr>
-        <w:t>不</w:t>
-      </w:r>
-      <w:proofErr w:type="gramEnd"/>
-      <w:r>
-        <w:rPr>
-          <w:rFonts w:hint="eastAsia"/>
-        </w:rPr>
-        <w:t>分层   ‘A' ，’B' ，</w:t>
-      </w:r>
-      <w:proofErr w:type="gramStart"/>
-      <w:r>
-        <w:rPr>
-          <w:rFonts w:hint="eastAsia"/>
-        </w:rPr>
-        <w:t>‘</w:t>
-      </w:r>
-      <w:proofErr w:type="gramEnd"/>
-      <w:r>
-        <w:rPr>
-          <w:rFonts w:hint="eastAsia"/>
-        </w:rPr>
-        <w:t>C'</w:t>
+        <w:t>‘0’ - 不分层   ‘A' ，’B' ，‘C'</w:t>
       </w:r>
     </w:p>
     <w:p>
       <w:pPr>
-        <w:pStyle w:val="2"/>
+        <w:pStyle w:val="Heading2"/>
       </w:pPr>
       <w:r>
         <w:t>（二）班级用户对照表</w:t>
@@ -6534,7 +6241,6 @@
         </w:rPr>
         <w:t>表名：</w:t>
       </w:r>
-      <w:proofErr w:type="spellStart"/>
       <w:r>
         <w:t>alc</w:t>
       </w:r>
@@ -6547,7 +6253,6 @@
       <w:r>
         <w:t>user_class</w:t>
       </w:r>
-      <w:proofErr w:type="spellEnd"/>
     </w:p>
     <w:p>
       <w:r>
@@ -6600,14 +6305,14 @@
               <w:widowControl/>
               <w:jc w:val="center"/>
               <w:rPr>
-                <w:rFonts w:ascii="宋体" w:eastAsia="宋体" w:cs="宋体"/>
-                <w:sz w:val="24"/>
-                <w:szCs w:val="24"/>
-              </w:rPr>
-            </w:pPr>
-            <w:r>
-              <w:rPr>
-                <w:rFonts w:ascii="宋体" w:eastAsia="宋体" w:cs="宋体"/>
+                <w:rFonts w:ascii="SimSun" w:eastAsia="SimSun" w:cs="SimSun"/>
+                <w:sz w:val="24"/>
+                <w:szCs w:val="24"/>
+              </w:rPr>
+            </w:pPr>
+            <w:r>
+              <w:rPr>
+                <w:rFonts w:ascii="SimSun" w:eastAsia="SimSun" w:cs="SimSun"/>
                 <w:sz w:val="24"/>
                 <w:szCs w:val="24"/>
               </w:rPr>
@@ -6632,14 +6337,14 @@
               <w:widowControl/>
               <w:jc w:val="center"/>
               <w:rPr>
-                <w:rFonts w:ascii="宋体" w:eastAsia="宋体" w:cs="宋体"/>
-                <w:sz w:val="24"/>
-                <w:szCs w:val="24"/>
-              </w:rPr>
-            </w:pPr>
-            <w:r>
-              <w:rPr>
-                <w:rFonts w:ascii="宋体" w:eastAsia="宋体" w:cs="宋体"/>
+                <w:rFonts w:ascii="SimSun" w:eastAsia="SimSun" w:cs="SimSun"/>
+                <w:sz w:val="24"/>
+                <w:szCs w:val="24"/>
+              </w:rPr>
+            </w:pPr>
+            <w:r>
+              <w:rPr>
+                <w:rFonts w:ascii="SimSun" w:eastAsia="SimSun" w:cs="SimSun"/>
                 <w:sz w:val="24"/>
                 <w:szCs w:val="24"/>
               </w:rPr>
@@ -6664,14 +6369,14 @@
               <w:widowControl/>
               <w:jc w:val="center"/>
               <w:rPr>
-                <w:rFonts w:ascii="宋体" w:eastAsia="宋体" w:cs="宋体"/>
-                <w:sz w:val="24"/>
-                <w:szCs w:val="24"/>
-              </w:rPr>
-            </w:pPr>
-            <w:r>
-              <w:rPr>
-                <w:rFonts w:ascii="宋体" w:eastAsia="宋体" w:cs="宋体"/>
+                <w:rFonts w:ascii="SimSun" w:eastAsia="SimSun" w:cs="SimSun"/>
+                <w:sz w:val="24"/>
+                <w:szCs w:val="24"/>
+              </w:rPr>
+            </w:pPr>
+            <w:r>
+              <w:rPr>
+                <w:rFonts w:ascii="SimSun" w:eastAsia="SimSun" w:cs="SimSun"/>
                 <w:sz w:val="24"/>
                 <w:szCs w:val="24"/>
               </w:rPr>
@@ -6696,14 +6401,14 @@
               <w:widowControl/>
               <w:jc w:val="center"/>
               <w:rPr>
-                <w:rFonts w:ascii="宋体" w:eastAsia="宋体" w:cs="宋体"/>
-                <w:sz w:val="24"/>
-                <w:szCs w:val="24"/>
-              </w:rPr>
-            </w:pPr>
-            <w:r>
-              <w:rPr>
-                <w:rFonts w:ascii="宋体" w:eastAsia="宋体" w:cs="宋体"/>
+                <w:rFonts w:ascii="SimSun" w:eastAsia="SimSun" w:cs="SimSun"/>
+                <w:sz w:val="24"/>
+                <w:szCs w:val="24"/>
+              </w:rPr>
+            </w:pPr>
+            <w:r>
+              <w:rPr>
+                <w:rFonts w:ascii="SimSun" w:eastAsia="SimSun" w:cs="SimSun"/>
                 <w:sz w:val="24"/>
                 <w:szCs w:val="24"/>
               </w:rPr>
@@ -6728,14 +6433,14 @@
               <w:widowControl/>
               <w:jc w:val="center"/>
               <w:rPr>
-                <w:rFonts w:ascii="宋体" w:eastAsia="宋体" w:cs="宋体"/>
-                <w:sz w:val="24"/>
-                <w:szCs w:val="24"/>
-              </w:rPr>
-            </w:pPr>
-            <w:r>
-              <w:rPr>
-                <w:rFonts w:ascii="宋体" w:eastAsia="宋体" w:cs="宋体"/>
+                <w:rFonts w:ascii="SimSun" w:eastAsia="SimSun" w:cs="SimSun"/>
+                <w:sz w:val="24"/>
+                <w:szCs w:val="24"/>
+              </w:rPr>
+            </w:pPr>
+            <w:r>
+              <w:rPr>
+                <w:rFonts w:ascii="SimSun" w:eastAsia="SimSun" w:cs="SimSun"/>
                 <w:sz w:val="24"/>
                 <w:szCs w:val="24"/>
               </w:rPr>
@@ -6760,14 +6465,14 @@
               <w:widowControl/>
               <w:jc w:val="center"/>
               <w:rPr>
-                <w:rFonts w:ascii="宋体" w:eastAsia="宋体" w:cs="宋体"/>
-                <w:sz w:val="24"/>
-                <w:szCs w:val="24"/>
-              </w:rPr>
-            </w:pPr>
-            <w:r>
-              <w:rPr>
-                <w:rFonts w:ascii="宋体" w:eastAsia="宋体" w:cs="宋体"/>
+                <w:rFonts w:ascii="SimSun" w:eastAsia="SimSun" w:cs="SimSun"/>
+                <w:sz w:val="24"/>
+                <w:szCs w:val="24"/>
+              </w:rPr>
+            </w:pPr>
+            <w:r>
+              <w:rPr>
+                <w:rFonts w:ascii="SimSun" w:eastAsia="SimSun" w:cs="SimSun"/>
                 <w:sz w:val="24"/>
                 <w:szCs w:val="24"/>
               </w:rPr>
@@ -6794,14 +6499,14 @@
               <w:widowControl/>
               <w:jc w:val="left"/>
               <w:rPr>
-                <w:rFonts w:ascii="宋体" w:eastAsia="宋体" w:cs="宋体"/>
-                <w:sz w:val="24"/>
-                <w:szCs w:val="24"/>
-              </w:rPr>
-            </w:pPr>
-            <w:r>
-              <w:rPr>
-                <w:rFonts w:ascii="宋体" w:eastAsia="宋体" w:cs="宋体"/>
+                <w:rFonts w:ascii="SimSun" w:eastAsia="SimSun" w:cs="SimSun"/>
+                <w:sz w:val="24"/>
+                <w:szCs w:val="24"/>
+              </w:rPr>
+            </w:pPr>
+            <w:r>
+              <w:rPr>
+                <w:rFonts w:ascii="SimSun" w:eastAsia="SimSun" w:cs="SimSun"/>
                 <w:sz w:val="24"/>
                 <w:szCs w:val="24"/>
               </w:rPr>
@@ -6826,28 +6531,18 @@
               <w:widowControl/>
               <w:jc w:val="left"/>
               <w:rPr>
-                <w:rFonts w:ascii="宋体" w:eastAsia="宋体" w:cs="宋体"/>
-                <w:sz w:val="24"/>
-                <w:szCs w:val="24"/>
-              </w:rPr>
-            </w:pPr>
-            <w:proofErr w:type="gramStart"/>
-            <w:r>
-              <w:rPr>
-                <w:rFonts w:ascii="宋体" w:eastAsia="宋体" w:cs="宋体"/>
-                <w:sz w:val="24"/>
-                <w:szCs w:val="24"/>
-              </w:rPr>
-              <w:t>varchar(</w:t>
-            </w:r>
-            <w:proofErr w:type="gramEnd"/>
-            <w:r>
-              <w:rPr>
-                <w:rFonts w:ascii="宋体" w:eastAsia="宋体" w:cs="宋体"/>
-                <w:sz w:val="24"/>
-                <w:szCs w:val="24"/>
-              </w:rPr>
-              <w:t>19)</w:t>
+                <w:rFonts w:ascii="SimSun" w:eastAsia="SimSun" w:cs="SimSun"/>
+                <w:sz w:val="24"/>
+                <w:szCs w:val="24"/>
+              </w:rPr>
+            </w:pPr>
+            <w:r>
+              <w:rPr>
+                <w:rFonts w:ascii="SimSun" w:eastAsia="SimSun" w:cs="SimSun"/>
+                <w:sz w:val="24"/>
+                <w:szCs w:val="24"/>
+              </w:rPr>
+              <w:t>varchar(19)</w:t>
             </w:r>
           </w:p>
         </w:tc>
@@ -6868,14 +6563,14 @@
               <w:widowControl/>
               <w:jc w:val="center"/>
               <w:rPr>
-                <w:rFonts w:ascii="宋体" w:eastAsia="宋体" w:cs="宋体"/>
-                <w:sz w:val="24"/>
-                <w:szCs w:val="24"/>
-              </w:rPr>
-            </w:pPr>
-            <w:r>
-              <w:rPr>
-                <w:rFonts w:ascii="宋体" w:eastAsia="宋体" w:cs="宋体"/>
+                <w:rFonts w:ascii="SimSun" w:eastAsia="SimSun" w:cs="SimSun"/>
+                <w:sz w:val="24"/>
+                <w:szCs w:val="24"/>
+              </w:rPr>
+            </w:pPr>
+            <w:r>
+              <w:rPr>
+                <w:rFonts w:ascii="SimSun" w:eastAsia="SimSun" w:cs="SimSun"/>
                 <w:sz w:val="24"/>
                 <w:szCs w:val="24"/>
               </w:rPr>
@@ -6900,7 +6595,7 @@
               <w:widowControl/>
               <w:jc w:val="center"/>
               <w:rPr>
-                <w:rFonts w:ascii="宋体" w:eastAsia="宋体" w:cs="宋体"/>
+                <w:rFonts w:ascii="SimSun" w:eastAsia="SimSun" w:cs="SimSun"/>
                 <w:sz w:val="24"/>
                 <w:szCs w:val="24"/>
               </w:rPr>
@@ -6924,14 +6619,14 @@
               <w:widowControl/>
               <w:jc w:val="center"/>
               <w:rPr>
-                <w:rFonts w:ascii="宋体" w:eastAsia="宋体" w:cs="宋体"/>
-                <w:sz w:val="24"/>
-                <w:szCs w:val="24"/>
-              </w:rPr>
-            </w:pPr>
-            <w:r>
-              <w:rPr>
-                <w:rFonts w:ascii="宋体" w:eastAsia="宋体" w:cs="宋体"/>
+                <w:rFonts w:ascii="SimSun" w:eastAsia="SimSun" w:cs="SimSun"/>
+                <w:sz w:val="24"/>
+                <w:szCs w:val="24"/>
+              </w:rPr>
+            </w:pPr>
+            <w:r>
+              <w:rPr>
+                <w:rFonts w:ascii="SimSun" w:eastAsia="SimSun" w:cs="SimSun"/>
                 <w:sz w:val="24"/>
                 <w:szCs w:val="24"/>
               </w:rPr>
@@ -6956,14 +6651,14 @@
               <w:widowControl/>
               <w:jc w:val="left"/>
               <w:rPr>
-                <w:rFonts w:ascii="宋体" w:eastAsia="宋体" w:cs="宋体"/>
-                <w:sz w:val="24"/>
-                <w:szCs w:val="24"/>
-              </w:rPr>
-            </w:pPr>
-            <w:r>
-              <w:rPr>
-                <w:rFonts w:ascii="宋体" w:eastAsia="宋体" w:cs="宋体"/>
+                <w:rFonts w:ascii="SimSun" w:eastAsia="SimSun" w:cs="SimSun"/>
+                <w:sz w:val="24"/>
+                <w:szCs w:val="24"/>
+              </w:rPr>
+            </w:pPr>
+            <w:r>
+              <w:rPr>
+                <w:rFonts w:ascii="SimSun" w:eastAsia="SimSun" w:cs="SimSun"/>
                 <w:sz w:val="24"/>
                 <w:szCs w:val="24"/>
               </w:rPr>
@@ -6989,21 +6684,19 @@
               <w:widowControl/>
               <w:jc w:val="left"/>
               <w:rPr>
-                <w:rFonts w:ascii="宋体" w:eastAsia="宋体" w:cs="宋体"/>
-                <w:sz w:val="24"/>
-                <w:szCs w:val="24"/>
-              </w:rPr>
-            </w:pPr>
-            <w:proofErr w:type="spellStart"/>
-            <w:r>
-              <w:rPr>
-                <w:rFonts w:ascii="宋体" w:eastAsia="宋体" w:cs="宋体"/>
+                <w:rFonts w:ascii="SimSun" w:eastAsia="SimSun" w:cs="SimSun"/>
+                <w:sz w:val="24"/>
+                <w:szCs w:val="24"/>
+              </w:rPr>
+            </w:pPr>
+            <w:r>
+              <w:rPr>
+                <w:rFonts w:ascii="SimSun" w:eastAsia="SimSun" w:cs="SimSun"/>
                 <w:sz w:val="24"/>
                 <w:szCs w:val="24"/>
               </w:rPr>
               <w:t>user_id</w:t>
             </w:r>
-            <w:proofErr w:type="spellEnd"/>
           </w:p>
         </w:tc>
         <w:tc>
@@ -7022,28 +6715,18 @@
               <w:widowControl/>
               <w:jc w:val="left"/>
               <w:rPr>
-                <w:rFonts w:ascii="宋体" w:eastAsia="宋体" w:cs="宋体"/>
-                <w:sz w:val="24"/>
-                <w:szCs w:val="24"/>
-              </w:rPr>
-            </w:pPr>
-            <w:proofErr w:type="gramStart"/>
-            <w:r>
-              <w:rPr>
-                <w:rFonts w:ascii="宋体" w:eastAsia="宋体" w:cs="宋体"/>
-                <w:sz w:val="24"/>
-                <w:szCs w:val="24"/>
-              </w:rPr>
-              <w:t>varchar(</w:t>
-            </w:r>
-            <w:proofErr w:type="gramEnd"/>
-            <w:r>
-              <w:rPr>
-                <w:rFonts w:ascii="宋体" w:eastAsia="宋体" w:cs="宋体"/>
-                <w:sz w:val="24"/>
-                <w:szCs w:val="24"/>
-              </w:rPr>
-              <w:t>19)</w:t>
+                <w:rFonts w:ascii="SimSun" w:eastAsia="SimSun" w:cs="SimSun"/>
+                <w:sz w:val="24"/>
+                <w:szCs w:val="24"/>
+              </w:rPr>
+            </w:pPr>
+            <w:r>
+              <w:rPr>
+                <w:rFonts w:ascii="SimSun" w:eastAsia="SimSun" w:cs="SimSun"/>
+                <w:sz w:val="24"/>
+                <w:szCs w:val="24"/>
+              </w:rPr>
+              <w:t>varchar(19)</w:t>
             </w:r>
           </w:p>
         </w:tc>
@@ -7063,14 +6746,14 @@
               <w:widowControl/>
               <w:jc w:val="center"/>
               <w:rPr>
-                <w:rFonts w:ascii="宋体" w:eastAsia="宋体" w:cs="宋体"/>
-                <w:sz w:val="24"/>
-                <w:szCs w:val="24"/>
-              </w:rPr>
-            </w:pPr>
-            <w:r>
-              <w:rPr>
-                <w:rFonts w:ascii="宋体" w:eastAsia="宋体" w:cs="宋体"/>
+                <w:rFonts w:ascii="SimSun" w:eastAsia="SimSun" w:cs="SimSun"/>
+                <w:sz w:val="24"/>
+                <w:szCs w:val="24"/>
+              </w:rPr>
+            </w:pPr>
+            <w:r>
+              <w:rPr>
+                <w:rFonts w:ascii="SimSun" w:eastAsia="SimSun" w:cs="SimSun"/>
                 <w:sz w:val="24"/>
                 <w:szCs w:val="24"/>
               </w:rPr>
@@ -7094,7 +6777,7 @@
               <w:widowControl/>
               <w:jc w:val="center"/>
               <w:rPr>
-                <w:rFonts w:ascii="宋体" w:eastAsia="宋体" w:cs="宋体"/>
+                <w:rFonts w:ascii="SimSun" w:eastAsia="SimSun" w:cs="SimSun"/>
                 <w:sz w:val="24"/>
                 <w:szCs w:val="24"/>
               </w:rPr>
@@ -7117,14 +6800,14 @@
               <w:widowControl/>
               <w:jc w:val="center"/>
               <w:rPr>
-                <w:rFonts w:ascii="宋体" w:eastAsia="宋体" w:cs="宋体"/>
-                <w:sz w:val="24"/>
-                <w:szCs w:val="24"/>
-              </w:rPr>
-            </w:pPr>
-            <w:r>
-              <w:rPr>
-                <w:rFonts w:ascii="宋体" w:eastAsia="宋体" w:cs="宋体"/>
+                <w:rFonts w:ascii="SimSun" w:eastAsia="SimSun" w:cs="SimSun"/>
+                <w:sz w:val="24"/>
+                <w:szCs w:val="24"/>
+              </w:rPr>
+            </w:pPr>
+            <w:r>
+              <w:rPr>
+                <w:rFonts w:ascii="SimSun" w:eastAsia="SimSun" w:cs="SimSun"/>
                 <w:sz w:val="24"/>
                 <w:szCs w:val="24"/>
               </w:rPr>
@@ -7148,14 +6831,14 @@
               <w:widowControl/>
               <w:jc w:val="left"/>
               <w:rPr>
-                <w:rFonts w:ascii="宋体" w:eastAsia="宋体" w:cs="宋体"/>
-                <w:sz w:val="24"/>
-                <w:szCs w:val="24"/>
-              </w:rPr>
-            </w:pPr>
-            <w:r>
-              <w:rPr>
-                <w:rFonts w:ascii="宋体" w:eastAsia="宋体" w:cs="宋体"/>
+                <w:rFonts w:ascii="SimSun" w:eastAsia="SimSun" w:cs="SimSun"/>
+                <w:sz w:val="24"/>
+                <w:szCs w:val="24"/>
+              </w:rPr>
+            </w:pPr>
+            <w:r>
+              <w:rPr>
+                <w:rFonts w:ascii="SimSun" w:eastAsia="SimSun" w:cs="SimSun"/>
                 <w:sz w:val="24"/>
                 <w:szCs w:val="24"/>
               </w:rPr>
@@ -7182,22 +6865,20 @@
               <w:widowControl/>
               <w:jc w:val="left"/>
               <w:rPr>
-                <w:rFonts w:ascii="宋体" w:eastAsia="宋体" w:cs="宋体"/>
-                <w:sz w:val="24"/>
-                <w:szCs w:val="24"/>
-              </w:rPr>
-            </w:pPr>
-            <w:proofErr w:type="spellStart"/>
-            <w:r>
-              <w:rPr>
-                <w:rFonts w:ascii="宋体" w:eastAsia="宋体" w:cs="宋体"/>
+                <w:rFonts w:ascii="SimSun" w:eastAsia="SimSun" w:cs="SimSun"/>
+                <w:sz w:val="24"/>
+                <w:szCs w:val="24"/>
+              </w:rPr>
+            </w:pPr>
+            <w:r>
+              <w:rPr>
+                <w:rFonts w:ascii="SimSun" w:eastAsia="SimSun" w:cs="SimSun"/>
                 <w:sz w:val="24"/>
                 <w:szCs w:val="24"/>
               </w:rPr>
               <w:lastRenderedPageBreak/>
               <w:t>class_id</w:t>
             </w:r>
-            <w:proofErr w:type="spellEnd"/>
           </w:p>
         </w:tc>
         <w:tc>
@@ -7217,28 +6898,18 @@
               <w:widowControl/>
               <w:jc w:val="left"/>
               <w:rPr>
-                <w:rFonts w:ascii="宋体" w:eastAsia="宋体" w:cs="宋体"/>
-                <w:sz w:val="24"/>
-                <w:szCs w:val="24"/>
-              </w:rPr>
-            </w:pPr>
-            <w:proofErr w:type="gramStart"/>
-            <w:r>
-              <w:rPr>
-                <w:rFonts w:ascii="宋体" w:eastAsia="宋体" w:cs="宋体"/>
-                <w:sz w:val="24"/>
-                <w:szCs w:val="24"/>
-              </w:rPr>
-              <w:t>varchar(</w:t>
-            </w:r>
-            <w:proofErr w:type="gramEnd"/>
-            <w:r>
-              <w:rPr>
-                <w:rFonts w:ascii="宋体" w:eastAsia="宋体" w:cs="宋体"/>
-                <w:sz w:val="24"/>
-                <w:szCs w:val="24"/>
-              </w:rPr>
-              <w:t>19)</w:t>
+                <w:rFonts w:ascii="SimSun" w:eastAsia="SimSun" w:cs="SimSun"/>
+                <w:sz w:val="24"/>
+                <w:szCs w:val="24"/>
+              </w:rPr>
+            </w:pPr>
+            <w:r>
+              <w:rPr>
+                <w:rFonts w:ascii="SimSun" w:eastAsia="SimSun" w:cs="SimSun"/>
+                <w:sz w:val="24"/>
+                <w:szCs w:val="24"/>
+              </w:rPr>
+              <w:t>varchar(19)</w:t>
             </w:r>
           </w:p>
         </w:tc>
@@ -7259,14 +6930,14 @@
               <w:widowControl/>
               <w:jc w:val="center"/>
               <w:rPr>
-                <w:rFonts w:ascii="宋体" w:eastAsia="宋体" w:cs="宋体"/>
-                <w:sz w:val="24"/>
-                <w:szCs w:val="24"/>
-              </w:rPr>
-            </w:pPr>
-            <w:r>
-              <w:rPr>
-                <w:rFonts w:ascii="宋体" w:eastAsia="宋体" w:cs="宋体"/>
+                <w:rFonts w:ascii="SimSun" w:eastAsia="SimSun" w:cs="SimSun"/>
+                <w:sz w:val="24"/>
+                <w:szCs w:val="24"/>
+              </w:rPr>
+            </w:pPr>
+            <w:r>
+              <w:rPr>
+                <w:rFonts w:ascii="SimSun" w:eastAsia="SimSun" w:cs="SimSun"/>
                 <w:sz w:val="24"/>
                 <w:szCs w:val="24"/>
               </w:rPr>
@@ -7291,7 +6962,7 @@
               <w:widowControl/>
               <w:jc w:val="center"/>
               <w:rPr>
-                <w:rFonts w:ascii="宋体" w:eastAsia="宋体" w:cs="宋体"/>
+                <w:rFonts w:ascii="SimSun" w:eastAsia="SimSun" w:cs="SimSun"/>
                 <w:sz w:val="24"/>
                 <w:szCs w:val="24"/>
               </w:rPr>
@@ -7315,14 +6986,14 @@
               <w:widowControl/>
               <w:jc w:val="center"/>
               <w:rPr>
-                <w:rFonts w:ascii="宋体" w:eastAsia="宋体" w:cs="宋体"/>
-                <w:sz w:val="24"/>
-                <w:szCs w:val="24"/>
-              </w:rPr>
-            </w:pPr>
-            <w:r>
-              <w:rPr>
-                <w:rFonts w:ascii="宋体" w:eastAsia="宋体" w:cs="宋体"/>
+                <w:rFonts w:ascii="SimSun" w:eastAsia="SimSun" w:cs="SimSun"/>
+                <w:sz w:val="24"/>
+                <w:szCs w:val="24"/>
+              </w:rPr>
+            </w:pPr>
+            <w:r>
+              <w:rPr>
+                <w:rFonts w:ascii="SimSun" w:eastAsia="SimSun" w:cs="SimSun"/>
                 <w:sz w:val="24"/>
                 <w:szCs w:val="24"/>
               </w:rPr>
@@ -7347,14 +7018,14 @@
               <w:widowControl/>
               <w:jc w:val="left"/>
               <w:rPr>
-                <w:rFonts w:ascii="宋体" w:eastAsia="宋体" w:cs="宋体"/>
-                <w:sz w:val="24"/>
-                <w:szCs w:val="24"/>
-              </w:rPr>
-            </w:pPr>
-            <w:r>
-              <w:rPr>
-                <w:rFonts w:ascii="宋体" w:eastAsia="宋体" w:cs="宋体"/>
+                <w:rFonts w:ascii="SimSun" w:eastAsia="SimSun" w:cs="SimSun"/>
+                <w:sz w:val="24"/>
+                <w:szCs w:val="24"/>
+              </w:rPr>
+            </w:pPr>
+            <w:r>
+              <w:rPr>
+                <w:rFonts w:ascii="SimSun" w:eastAsia="SimSun" w:cs="SimSun"/>
                 <w:sz w:val="24"/>
                 <w:szCs w:val="24"/>
               </w:rPr>
@@ -7380,14 +7051,14 @@
               <w:widowControl/>
               <w:jc w:val="left"/>
               <w:rPr>
-                <w:rFonts w:ascii="宋体" w:eastAsia="宋体" w:cs="宋体"/>
-                <w:sz w:val="24"/>
-                <w:szCs w:val="24"/>
-              </w:rPr>
-            </w:pPr>
-            <w:r>
-              <w:rPr>
-                <w:rFonts w:ascii="宋体" w:eastAsia="宋体" w:cs="宋体"/>
+                <w:rFonts w:ascii="SimSun" w:eastAsia="SimSun" w:cs="SimSun"/>
+                <w:sz w:val="24"/>
+                <w:szCs w:val="24"/>
+              </w:rPr>
+            </w:pPr>
+            <w:r>
+              <w:rPr>
+                <w:rFonts w:ascii="SimSun" w:eastAsia="SimSun" w:cs="SimSun"/>
                 <w:sz w:val="24"/>
                 <w:szCs w:val="24"/>
               </w:rPr>
@@ -7411,14 +7082,14 @@
               <w:widowControl/>
               <w:jc w:val="left"/>
               <w:rPr>
-                <w:rFonts w:ascii="宋体" w:eastAsia="宋体" w:cs="宋体"/>
-                <w:sz w:val="24"/>
-                <w:szCs w:val="24"/>
-              </w:rPr>
-            </w:pPr>
-            <w:r>
-              <w:rPr>
-                <w:rFonts w:ascii="宋体" w:eastAsia="宋体" w:cs="宋体"/>
+                <w:rFonts w:ascii="SimSun" w:eastAsia="SimSun" w:cs="SimSun"/>
+                <w:sz w:val="24"/>
+                <w:szCs w:val="24"/>
+              </w:rPr>
+            </w:pPr>
+            <w:r>
+              <w:rPr>
+                <w:rFonts w:ascii="SimSun" w:eastAsia="SimSun" w:cs="SimSun"/>
                 <w:sz w:val="24"/>
                 <w:szCs w:val="24"/>
               </w:rPr>
@@ -7442,14 +7113,14 @@
               <w:widowControl/>
               <w:jc w:val="center"/>
               <w:rPr>
-                <w:rFonts w:ascii="宋体" w:eastAsia="宋体" w:cs="宋体"/>
-                <w:sz w:val="24"/>
-                <w:szCs w:val="24"/>
-              </w:rPr>
-            </w:pPr>
-            <w:r>
-              <w:rPr>
-                <w:rFonts w:ascii="宋体" w:eastAsia="宋体" w:cs="宋体"/>
+                <w:rFonts w:ascii="SimSun" w:eastAsia="SimSun" w:cs="SimSun"/>
+                <w:sz w:val="24"/>
+                <w:szCs w:val="24"/>
+              </w:rPr>
+            </w:pPr>
+            <w:r>
+              <w:rPr>
+                <w:rFonts w:ascii="SimSun" w:eastAsia="SimSun" w:cs="SimSun"/>
                 <w:sz w:val="24"/>
                 <w:szCs w:val="24"/>
               </w:rPr>
@@ -7473,7 +7144,7 @@
               <w:widowControl/>
               <w:jc w:val="center"/>
               <w:rPr>
-                <w:rFonts w:ascii="宋体" w:eastAsia="宋体" w:cs="宋体"/>
+                <w:rFonts w:ascii="SimSun" w:eastAsia="SimSun" w:cs="SimSun"/>
                 <w:sz w:val="24"/>
                 <w:szCs w:val="24"/>
               </w:rPr>
@@ -7496,14 +7167,14 @@
               <w:widowControl/>
               <w:jc w:val="center"/>
               <w:rPr>
-                <w:rFonts w:ascii="宋体" w:eastAsia="宋体" w:cs="宋体"/>
-                <w:sz w:val="24"/>
-                <w:szCs w:val="24"/>
-              </w:rPr>
-            </w:pPr>
-            <w:r>
-              <w:rPr>
-                <w:rFonts w:ascii="宋体" w:eastAsia="宋体" w:cs="宋体"/>
+                <w:rFonts w:ascii="SimSun" w:eastAsia="SimSun" w:cs="SimSun"/>
+                <w:sz w:val="24"/>
+                <w:szCs w:val="24"/>
+              </w:rPr>
+            </w:pPr>
+            <w:r>
+              <w:rPr>
+                <w:rFonts w:ascii="SimSun" w:eastAsia="SimSun" w:cs="SimSun"/>
                 <w:sz w:val="24"/>
                 <w:szCs w:val="24"/>
               </w:rPr>
@@ -7527,14 +7198,14 @@
               <w:widowControl/>
               <w:jc w:val="left"/>
               <w:rPr>
-                <w:rFonts w:ascii="宋体" w:eastAsia="宋体" w:cs="宋体"/>
-                <w:sz w:val="24"/>
-                <w:szCs w:val="24"/>
-              </w:rPr>
-            </w:pPr>
-            <w:r>
-              <w:rPr>
-                <w:rFonts w:ascii="宋体" w:eastAsia="宋体" w:cs="宋体"/>
+                <w:rFonts w:ascii="SimSun" w:eastAsia="SimSun" w:cs="SimSun"/>
+                <w:sz w:val="24"/>
+                <w:szCs w:val="24"/>
+              </w:rPr>
+            </w:pPr>
+            <w:r>
+              <w:rPr>
+                <w:rFonts w:ascii="SimSun" w:eastAsia="SimSun" w:cs="SimSun"/>
                 <w:sz w:val="24"/>
                 <w:szCs w:val="24"/>
               </w:rPr>
@@ -7546,14 +7217,14 @@
               <w:widowControl/>
               <w:jc w:val="left"/>
               <w:rPr>
-                <w:rFonts w:ascii="宋体" w:eastAsia="宋体" w:cs="宋体"/>
-                <w:sz w:val="24"/>
-                <w:szCs w:val="24"/>
-              </w:rPr>
-            </w:pPr>
-            <w:r>
-              <w:rPr>
-                <w:rFonts w:ascii="宋体" w:eastAsia="宋体" w:cs="宋体"/>
+                <w:rFonts w:ascii="SimSun" w:eastAsia="SimSun" w:cs="SimSun"/>
+                <w:sz w:val="24"/>
+                <w:szCs w:val="24"/>
+              </w:rPr>
+            </w:pPr>
+            <w:r>
+              <w:rPr>
+                <w:rFonts w:ascii="SimSun" w:eastAsia="SimSun" w:cs="SimSun"/>
                 <w:sz w:val="24"/>
                 <w:szCs w:val="24"/>
               </w:rPr>
@@ -7570,7 +7241,7 @@
     </w:p>
     <w:p>
       <w:pPr>
-        <w:pStyle w:val="1"/>
+        <w:pStyle w:val="Heading1"/>
       </w:pPr>
       <w:r>
         <w:t>三、会话相关</w:t>
@@ -7578,7 +7249,7 @@
     </w:p>
     <w:p>
       <w:pPr>
-        <w:pStyle w:val="2"/>
+        <w:pStyle w:val="Heading2"/>
         <w:numPr>
           <w:ilvl w:val="0"/>
           <w:numId w:val="2"/>
@@ -7595,7 +7266,6 @@
         </w:rPr>
         <w:t>表名：</w:t>
       </w:r>
-      <w:proofErr w:type="spellStart"/>
       <w:r>
         <w:t>alc</w:t>
       </w:r>
@@ -7608,7 +7278,6 @@
       <w:r>
         <w:t>msg_session_lst</w:t>
       </w:r>
-      <w:proofErr w:type="spellEnd"/>
     </w:p>
     <w:p>
       <w:r>
@@ -7661,14 +7330,14 @@
               <w:widowControl/>
               <w:jc w:val="center"/>
               <w:rPr>
-                <w:rFonts w:ascii="宋体" w:eastAsia="宋体" w:cs="宋体"/>
-                <w:sz w:val="24"/>
-                <w:szCs w:val="24"/>
-              </w:rPr>
-            </w:pPr>
-            <w:r>
-              <w:rPr>
-                <w:rFonts w:ascii="宋体" w:eastAsia="宋体" w:cs="宋体"/>
+                <w:rFonts w:ascii="SimSun" w:eastAsia="SimSun" w:cs="SimSun"/>
+                <w:sz w:val="24"/>
+                <w:szCs w:val="24"/>
+              </w:rPr>
+            </w:pPr>
+            <w:r>
+              <w:rPr>
+                <w:rFonts w:ascii="SimSun" w:eastAsia="SimSun" w:cs="SimSun"/>
                 <w:sz w:val="24"/>
                 <w:szCs w:val="24"/>
               </w:rPr>
@@ -7693,14 +7362,14 @@
               <w:widowControl/>
               <w:jc w:val="center"/>
               <w:rPr>
-                <w:rFonts w:ascii="宋体" w:eastAsia="宋体" w:cs="宋体"/>
-                <w:sz w:val="24"/>
-                <w:szCs w:val="24"/>
-              </w:rPr>
-            </w:pPr>
-            <w:r>
-              <w:rPr>
-                <w:rFonts w:ascii="宋体" w:eastAsia="宋体" w:cs="宋体"/>
+                <w:rFonts w:ascii="SimSun" w:eastAsia="SimSun" w:cs="SimSun"/>
+                <w:sz w:val="24"/>
+                <w:szCs w:val="24"/>
+              </w:rPr>
+            </w:pPr>
+            <w:r>
+              <w:rPr>
+                <w:rFonts w:ascii="SimSun" w:eastAsia="SimSun" w:cs="SimSun"/>
                 <w:sz w:val="24"/>
                 <w:szCs w:val="24"/>
               </w:rPr>
@@ -7725,14 +7394,14 @@
               <w:widowControl/>
               <w:jc w:val="center"/>
               <w:rPr>
-                <w:rFonts w:ascii="宋体" w:eastAsia="宋体" w:cs="宋体"/>
-                <w:sz w:val="24"/>
-                <w:szCs w:val="24"/>
-              </w:rPr>
-            </w:pPr>
-            <w:r>
-              <w:rPr>
-                <w:rFonts w:ascii="宋体" w:eastAsia="宋体" w:cs="宋体"/>
+                <w:rFonts w:ascii="SimSun" w:eastAsia="SimSun" w:cs="SimSun"/>
+                <w:sz w:val="24"/>
+                <w:szCs w:val="24"/>
+              </w:rPr>
+            </w:pPr>
+            <w:r>
+              <w:rPr>
+                <w:rFonts w:ascii="SimSun" w:eastAsia="SimSun" w:cs="SimSun"/>
                 <w:sz w:val="24"/>
                 <w:szCs w:val="24"/>
               </w:rPr>
@@ -7757,14 +7426,14 @@
               <w:widowControl/>
               <w:jc w:val="center"/>
               <w:rPr>
-                <w:rFonts w:ascii="宋体" w:eastAsia="宋体" w:cs="宋体"/>
-                <w:sz w:val="24"/>
-                <w:szCs w:val="24"/>
-              </w:rPr>
-            </w:pPr>
-            <w:r>
-              <w:rPr>
-                <w:rFonts w:ascii="宋体" w:eastAsia="宋体" w:cs="宋体"/>
+                <w:rFonts w:ascii="SimSun" w:eastAsia="SimSun" w:cs="SimSun"/>
+                <w:sz w:val="24"/>
+                <w:szCs w:val="24"/>
+              </w:rPr>
+            </w:pPr>
+            <w:r>
+              <w:rPr>
+                <w:rFonts w:ascii="SimSun" w:eastAsia="SimSun" w:cs="SimSun"/>
                 <w:sz w:val="24"/>
                 <w:szCs w:val="24"/>
               </w:rPr>
@@ -7789,14 +7458,14 @@
               <w:widowControl/>
               <w:jc w:val="center"/>
               <w:rPr>
-                <w:rFonts w:ascii="宋体" w:eastAsia="宋体" w:cs="宋体"/>
-                <w:sz w:val="24"/>
-                <w:szCs w:val="24"/>
-              </w:rPr>
-            </w:pPr>
-            <w:r>
-              <w:rPr>
-                <w:rFonts w:ascii="宋体" w:eastAsia="宋体" w:cs="宋体"/>
+                <w:rFonts w:ascii="SimSun" w:eastAsia="SimSun" w:cs="SimSun"/>
+                <w:sz w:val="24"/>
+                <w:szCs w:val="24"/>
+              </w:rPr>
+            </w:pPr>
+            <w:r>
+              <w:rPr>
+                <w:rFonts w:ascii="SimSun" w:eastAsia="SimSun" w:cs="SimSun"/>
                 <w:sz w:val="24"/>
                 <w:szCs w:val="24"/>
               </w:rPr>
@@ -7821,14 +7490,14 @@
               <w:widowControl/>
               <w:jc w:val="center"/>
               <w:rPr>
-                <w:rFonts w:ascii="宋体" w:eastAsia="宋体" w:cs="宋体"/>
-                <w:sz w:val="24"/>
-                <w:szCs w:val="24"/>
-              </w:rPr>
-            </w:pPr>
-            <w:r>
-              <w:rPr>
-                <w:rFonts w:ascii="宋体" w:eastAsia="宋体" w:cs="宋体"/>
+                <w:rFonts w:ascii="SimSun" w:eastAsia="SimSun" w:cs="SimSun"/>
+                <w:sz w:val="24"/>
+                <w:szCs w:val="24"/>
+              </w:rPr>
+            </w:pPr>
+            <w:r>
+              <w:rPr>
+                <w:rFonts w:ascii="SimSun" w:eastAsia="SimSun" w:cs="SimSun"/>
                 <w:sz w:val="24"/>
                 <w:szCs w:val="24"/>
               </w:rPr>
@@ -7855,14 +7524,14 @@
               <w:widowControl/>
               <w:jc w:val="left"/>
               <w:rPr>
-                <w:rFonts w:ascii="宋体" w:eastAsia="宋体" w:cs="宋体"/>
-                <w:sz w:val="24"/>
-                <w:szCs w:val="24"/>
-              </w:rPr>
-            </w:pPr>
-            <w:r>
-              <w:rPr>
-                <w:rFonts w:ascii="宋体" w:eastAsia="宋体" w:cs="宋体"/>
+                <w:rFonts w:ascii="SimSun" w:eastAsia="SimSun" w:cs="SimSun"/>
+                <w:sz w:val="24"/>
+                <w:szCs w:val="24"/>
+              </w:rPr>
+            </w:pPr>
+            <w:r>
+              <w:rPr>
+                <w:rFonts w:ascii="SimSun" w:eastAsia="SimSun" w:cs="SimSun"/>
                 <w:sz w:val="24"/>
                 <w:szCs w:val="24"/>
               </w:rPr>
@@ -7887,28 +7556,18 @@
               <w:widowControl/>
               <w:jc w:val="left"/>
               <w:rPr>
-                <w:rFonts w:ascii="宋体" w:eastAsia="宋体" w:cs="宋体"/>
-                <w:sz w:val="24"/>
-                <w:szCs w:val="24"/>
-              </w:rPr>
-            </w:pPr>
-            <w:proofErr w:type="gramStart"/>
-            <w:r>
-              <w:rPr>
-                <w:rFonts w:ascii="宋体" w:eastAsia="宋体" w:cs="宋体"/>
-                <w:sz w:val="24"/>
-                <w:szCs w:val="24"/>
-              </w:rPr>
-              <w:t>varchar(</w:t>
-            </w:r>
-            <w:proofErr w:type="gramEnd"/>
-            <w:r>
-              <w:rPr>
-                <w:rFonts w:ascii="宋体" w:eastAsia="宋体" w:cs="宋体"/>
-                <w:sz w:val="24"/>
-                <w:szCs w:val="24"/>
-              </w:rPr>
-              <w:t>19)</w:t>
+                <w:rFonts w:ascii="SimSun" w:eastAsia="SimSun" w:cs="SimSun"/>
+                <w:sz w:val="24"/>
+                <w:szCs w:val="24"/>
+              </w:rPr>
+            </w:pPr>
+            <w:r>
+              <w:rPr>
+                <w:rFonts w:ascii="SimSun" w:eastAsia="SimSun" w:cs="SimSun"/>
+                <w:sz w:val="24"/>
+                <w:szCs w:val="24"/>
+              </w:rPr>
+              <w:t>varchar(19)</w:t>
             </w:r>
           </w:p>
         </w:tc>
@@ -7929,14 +7588,14 @@
               <w:widowControl/>
               <w:jc w:val="center"/>
               <w:rPr>
-                <w:rFonts w:ascii="宋体" w:eastAsia="宋体" w:cs="宋体"/>
-                <w:sz w:val="24"/>
-                <w:szCs w:val="24"/>
-              </w:rPr>
-            </w:pPr>
-            <w:r>
-              <w:rPr>
-                <w:rFonts w:ascii="宋体" w:eastAsia="宋体" w:cs="宋体"/>
+                <w:rFonts w:ascii="SimSun" w:eastAsia="SimSun" w:cs="SimSun"/>
+                <w:sz w:val="24"/>
+                <w:szCs w:val="24"/>
+              </w:rPr>
+            </w:pPr>
+            <w:r>
+              <w:rPr>
+                <w:rFonts w:ascii="SimSun" w:eastAsia="SimSun" w:cs="SimSun"/>
                 <w:sz w:val="24"/>
                 <w:szCs w:val="24"/>
               </w:rPr>
@@ -7961,7 +7620,7 @@
               <w:widowControl/>
               <w:jc w:val="center"/>
               <w:rPr>
-                <w:rFonts w:ascii="宋体" w:eastAsia="宋体" w:cs="宋体"/>
+                <w:rFonts w:ascii="SimSun" w:eastAsia="SimSun" w:cs="SimSun"/>
                 <w:sz w:val="24"/>
                 <w:szCs w:val="24"/>
               </w:rPr>
@@ -7985,14 +7644,14 @@
               <w:widowControl/>
               <w:jc w:val="center"/>
               <w:rPr>
-                <w:rFonts w:ascii="宋体" w:eastAsia="宋体" w:cs="宋体"/>
-                <w:sz w:val="24"/>
-                <w:szCs w:val="24"/>
-              </w:rPr>
-            </w:pPr>
-            <w:r>
-              <w:rPr>
-                <w:rFonts w:ascii="宋体" w:eastAsia="宋体" w:cs="宋体"/>
+                <w:rFonts w:ascii="SimSun" w:eastAsia="SimSun" w:cs="SimSun"/>
+                <w:sz w:val="24"/>
+                <w:szCs w:val="24"/>
+              </w:rPr>
+            </w:pPr>
+            <w:r>
+              <w:rPr>
+                <w:rFonts w:ascii="SimSun" w:eastAsia="SimSun" w:cs="SimSun"/>
                 <w:sz w:val="24"/>
                 <w:szCs w:val="24"/>
               </w:rPr>
@@ -8017,14 +7676,14 @@
               <w:widowControl/>
               <w:jc w:val="left"/>
               <w:rPr>
-                <w:rFonts w:ascii="宋体" w:eastAsia="宋体" w:cs="宋体"/>
-                <w:sz w:val="24"/>
-                <w:szCs w:val="24"/>
-              </w:rPr>
-            </w:pPr>
-            <w:r>
-              <w:rPr>
-                <w:rFonts w:ascii="宋体" w:eastAsia="宋体" w:cs="宋体"/>
+                <w:rFonts w:ascii="SimSun" w:eastAsia="SimSun" w:cs="SimSun"/>
+                <w:sz w:val="24"/>
+                <w:szCs w:val="24"/>
+              </w:rPr>
+            </w:pPr>
+            <w:r>
+              <w:rPr>
+                <w:rFonts w:ascii="SimSun" w:eastAsia="SimSun" w:cs="SimSun"/>
                 <w:sz w:val="24"/>
                 <w:szCs w:val="24"/>
               </w:rPr>
@@ -8051,21 +7710,19 @@
               <w:widowControl/>
               <w:jc w:val="left"/>
               <w:rPr>
-                <w:rFonts w:ascii="宋体" w:eastAsia="宋体" w:cs="宋体"/>
-                <w:sz w:val="24"/>
-                <w:szCs w:val="24"/>
-              </w:rPr>
-            </w:pPr>
-            <w:proofErr w:type="spellStart"/>
-            <w:r>
-              <w:rPr>
-                <w:rFonts w:ascii="宋体" w:eastAsia="宋体" w:cs="宋体"/>
+                <w:rFonts w:ascii="SimSun" w:eastAsia="SimSun" w:cs="SimSun"/>
+                <w:sz w:val="24"/>
+                <w:szCs w:val="24"/>
+              </w:rPr>
+            </w:pPr>
+            <w:r>
+              <w:rPr>
+                <w:rFonts w:ascii="SimSun" w:eastAsia="SimSun" w:cs="SimSun"/>
                 <w:sz w:val="24"/>
                 <w:szCs w:val="24"/>
               </w:rPr>
               <w:t>user_c_id</w:t>
             </w:r>
-            <w:proofErr w:type="spellEnd"/>
           </w:p>
         </w:tc>
         <w:tc>
@@ -8085,28 +7742,18 @@
               <w:widowControl/>
               <w:jc w:val="left"/>
               <w:rPr>
-                <w:rFonts w:ascii="宋体" w:eastAsia="宋体" w:cs="宋体"/>
-                <w:sz w:val="24"/>
-                <w:szCs w:val="24"/>
-              </w:rPr>
-            </w:pPr>
-            <w:proofErr w:type="gramStart"/>
-            <w:r>
-              <w:rPr>
-                <w:rFonts w:ascii="宋体" w:eastAsia="宋体" w:cs="宋体"/>
-                <w:sz w:val="24"/>
-                <w:szCs w:val="24"/>
-              </w:rPr>
-              <w:t>varchar(</w:t>
-            </w:r>
-            <w:proofErr w:type="gramEnd"/>
-            <w:r>
-              <w:rPr>
-                <w:rFonts w:ascii="宋体" w:eastAsia="宋体" w:cs="宋体"/>
-                <w:sz w:val="24"/>
-                <w:szCs w:val="24"/>
-              </w:rPr>
-              <w:t>19)</w:t>
+                <w:rFonts w:ascii="SimSun" w:eastAsia="SimSun" w:cs="SimSun"/>
+                <w:sz w:val="24"/>
+                <w:szCs w:val="24"/>
+              </w:rPr>
+            </w:pPr>
+            <w:r>
+              <w:rPr>
+                <w:rFonts w:ascii="SimSun" w:eastAsia="SimSun" w:cs="SimSun"/>
+                <w:sz w:val="24"/>
+                <w:szCs w:val="24"/>
+              </w:rPr>
+              <w:t>varchar(19)</w:t>
             </w:r>
           </w:p>
         </w:tc>
@@ -8127,14 +7774,14 @@
               <w:widowControl/>
               <w:jc w:val="center"/>
               <w:rPr>
-                <w:rFonts w:ascii="宋体" w:eastAsia="宋体" w:cs="宋体"/>
-                <w:sz w:val="24"/>
-                <w:szCs w:val="24"/>
-              </w:rPr>
-            </w:pPr>
-            <w:r>
-              <w:rPr>
-                <w:rFonts w:ascii="宋体" w:eastAsia="宋体" w:cs="宋体"/>
+                <w:rFonts w:ascii="SimSun" w:eastAsia="SimSun" w:cs="SimSun"/>
+                <w:sz w:val="24"/>
+                <w:szCs w:val="24"/>
+              </w:rPr>
+            </w:pPr>
+            <w:r>
+              <w:rPr>
+                <w:rFonts w:ascii="SimSun" w:eastAsia="SimSun" w:cs="SimSun"/>
                 <w:sz w:val="24"/>
                 <w:szCs w:val="24"/>
               </w:rPr>
@@ -8159,7 +7806,7 @@
               <w:widowControl/>
               <w:jc w:val="center"/>
               <w:rPr>
-                <w:rFonts w:ascii="宋体" w:eastAsia="宋体" w:cs="宋体"/>
+                <w:rFonts w:ascii="SimSun" w:eastAsia="SimSun" w:cs="SimSun"/>
                 <w:sz w:val="24"/>
                 <w:szCs w:val="24"/>
               </w:rPr>
@@ -8183,14 +7830,14 @@
               <w:widowControl/>
               <w:jc w:val="center"/>
               <w:rPr>
-                <w:rFonts w:ascii="宋体" w:eastAsia="宋体" w:cs="宋体"/>
-                <w:sz w:val="24"/>
-                <w:szCs w:val="24"/>
-              </w:rPr>
-            </w:pPr>
-            <w:r>
-              <w:rPr>
-                <w:rFonts w:ascii="宋体" w:eastAsia="宋体" w:cs="宋体"/>
+                <w:rFonts w:ascii="SimSun" w:eastAsia="SimSun" w:cs="SimSun"/>
+                <w:sz w:val="24"/>
+                <w:szCs w:val="24"/>
+              </w:rPr>
+            </w:pPr>
+            <w:r>
+              <w:rPr>
+                <w:rFonts w:ascii="SimSun" w:eastAsia="SimSun" w:cs="SimSun"/>
                 <w:sz w:val="24"/>
                 <w:szCs w:val="24"/>
               </w:rPr>
@@ -8215,14 +7862,14 @@
               <w:widowControl/>
               <w:jc w:val="left"/>
               <w:rPr>
-                <w:rFonts w:ascii="宋体" w:eastAsia="宋体" w:cs="宋体"/>
-                <w:sz w:val="24"/>
-                <w:szCs w:val="24"/>
-              </w:rPr>
-            </w:pPr>
-            <w:r>
-              <w:rPr>
-                <w:rFonts w:ascii="宋体" w:eastAsia="宋体" w:cs="宋体"/>
+                <w:rFonts w:ascii="SimSun" w:eastAsia="SimSun" w:cs="SimSun"/>
+                <w:sz w:val="24"/>
+                <w:szCs w:val="24"/>
+              </w:rPr>
+            </w:pPr>
+            <w:r>
+              <w:rPr>
+                <w:rFonts w:ascii="SimSun" w:eastAsia="SimSun" w:cs="SimSun"/>
                 <w:sz w:val="24"/>
                 <w:szCs w:val="24"/>
               </w:rPr>
@@ -8249,21 +7896,19 @@
               <w:widowControl/>
               <w:jc w:val="left"/>
               <w:rPr>
-                <w:rFonts w:ascii="宋体" w:eastAsia="宋体" w:cs="宋体"/>
-                <w:sz w:val="24"/>
-                <w:szCs w:val="24"/>
-              </w:rPr>
-            </w:pPr>
-            <w:proofErr w:type="spellStart"/>
-            <w:r>
-              <w:rPr>
-                <w:rFonts w:ascii="宋体" w:eastAsia="宋体" w:cs="宋体"/>
+                <w:rFonts w:ascii="SimSun" w:eastAsia="SimSun" w:cs="SimSun"/>
+                <w:sz w:val="24"/>
+                <w:szCs w:val="24"/>
+              </w:rPr>
+            </w:pPr>
+            <w:r>
+              <w:rPr>
+                <w:rFonts w:ascii="SimSun" w:eastAsia="SimSun" w:cs="SimSun"/>
                 <w:sz w:val="24"/>
                 <w:szCs w:val="24"/>
               </w:rPr>
               <w:t>user_t_id</w:t>
             </w:r>
-            <w:proofErr w:type="spellEnd"/>
           </w:p>
         </w:tc>
         <w:tc>
@@ -8283,28 +7928,18 @@
               <w:widowControl/>
               <w:jc w:val="left"/>
               <w:rPr>
-                <w:rFonts w:ascii="宋体" w:eastAsia="宋体" w:cs="宋体"/>
-                <w:sz w:val="24"/>
-                <w:szCs w:val="24"/>
-              </w:rPr>
-            </w:pPr>
-            <w:proofErr w:type="gramStart"/>
-            <w:r>
-              <w:rPr>
-                <w:rFonts w:ascii="宋体" w:eastAsia="宋体" w:cs="宋体"/>
-                <w:sz w:val="24"/>
-                <w:szCs w:val="24"/>
-              </w:rPr>
-              <w:t>varchar(</w:t>
-            </w:r>
-            <w:proofErr w:type="gramEnd"/>
-            <w:r>
-              <w:rPr>
-                <w:rFonts w:ascii="宋体" w:eastAsia="宋体" w:cs="宋体"/>
-                <w:sz w:val="24"/>
-                <w:szCs w:val="24"/>
-              </w:rPr>
-              <w:t>19)</w:t>
+                <w:rFonts w:ascii="SimSun" w:eastAsia="SimSun" w:cs="SimSun"/>
+                <w:sz w:val="24"/>
+                <w:szCs w:val="24"/>
+              </w:rPr>
+            </w:pPr>
+            <w:r>
+              <w:rPr>
+                <w:rFonts w:ascii="SimSun" w:eastAsia="SimSun" w:cs="SimSun"/>
+                <w:sz w:val="24"/>
+                <w:szCs w:val="24"/>
+              </w:rPr>
+              <w:t>varchar(19)</w:t>
             </w:r>
           </w:p>
         </w:tc>
@@ -8325,14 +7960,14 @@
               <w:widowControl/>
               <w:jc w:val="center"/>
               <w:rPr>
-                <w:rFonts w:ascii="宋体" w:eastAsia="宋体" w:cs="宋体"/>
-                <w:sz w:val="24"/>
-                <w:szCs w:val="24"/>
-              </w:rPr>
-            </w:pPr>
-            <w:r>
-              <w:rPr>
-                <w:rFonts w:ascii="宋体" w:eastAsia="宋体" w:cs="宋体"/>
+                <w:rFonts w:ascii="SimSun" w:eastAsia="SimSun" w:cs="SimSun"/>
+                <w:sz w:val="24"/>
+                <w:szCs w:val="24"/>
+              </w:rPr>
+            </w:pPr>
+            <w:r>
+              <w:rPr>
+                <w:rFonts w:ascii="SimSun" w:eastAsia="SimSun" w:cs="SimSun"/>
                 <w:sz w:val="24"/>
                 <w:szCs w:val="24"/>
               </w:rPr>
@@ -8357,7 +7992,7 @@
               <w:widowControl/>
               <w:jc w:val="center"/>
               <w:rPr>
-                <w:rFonts w:ascii="宋体" w:eastAsia="宋体" w:cs="宋体"/>
+                <w:rFonts w:ascii="SimSun" w:eastAsia="SimSun" w:cs="SimSun"/>
                 <w:sz w:val="24"/>
                 <w:szCs w:val="24"/>
               </w:rPr>
@@ -8381,14 +8016,14 @@
               <w:widowControl/>
               <w:jc w:val="center"/>
               <w:rPr>
-                <w:rFonts w:ascii="宋体" w:eastAsia="宋体" w:cs="宋体"/>
-                <w:sz w:val="24"/>
-                <w:szCs w:val="24"/>
-              </w:rPr>
-            </w:pPr>
-            <w:r>
-              <w:rPr>
-                <w:rFonts w:ascii="宋体" w:eastAsia="宋体" w:cs="宋体"/>
+                <w:rFonts w:ascii="SimSun" w:eastAsia="SimSun" w:cs="SimSun"/>
+                <w:sz w:val="24"/>
+                <w:szCs w:val="24"/>
+              </w:rPr>
+            </w:pPr>
+            <w:r>
+              <w:rPr>
+                <w:rFonts w:ascii="SimSun" w:eastAsia="SimSun" w:cs="SimSun"/>
                 <w:sz w:val="24"/>
                 <w:szCs w:val="24"/>
               </w:rPr>
@@ -8413,14 +8048,14 @@
               <w:widowControl/>
               <w:jc w:val="left"/>
               <w:rPr>
-                <w:rFonts w:ascii="宋体" w:eastAsia="宋体" w:cs="宋体"/>
-                <w:sz w:val="24"/>
-                <w:szCs w:val="24"/>
-              </w:rPr>
-            </w:pPr>
-            <w:r>
-              <w:rPr>
-                <w:rFonts w:ascii="宋体" w:eastAsia="宋体" w:cs="宋体"/>
+                <w:rFonts w:ascii="SimSun" w:eastAsia="SimSun" w:cs="SimSun"/>
+                <w:sz w:val="24"/>
+                <w:szCs w:val="24"/>
+              </w:rPr>
+            </w:pPr>
+            <w:r>
+              <w:rPr>
+                <w:rFonts w:ascii="SimSun" w:eastAsia="SimSun" w:cs="SimSun"/>
                 <w:sz w:val="24"/>
                 <w:szCs w:val="24"/>
               </w:rPr>
@@ -8446,21 +8081,19 @@
               <w:widowControl/>
               <w:jc w:val="left"/>
               <w:rPr>
-                <w:rFonts w:ascii="宋体" w:eastAsia="宋体" w:cs="宋体"/>
-                <w:sz w:val="24"/>
-                <w:szCs w:val="24"/>
-              </w:rPr>
-            </w:pPr>
-            <w:proofErr w:type="spellStart"/>
-            <w:r>
-              <w:rPr>
-                <w:rFonts w:ascii="宋体" w:eastAsia="宋体" w:cs="宋体"/>
+                <w:rFonts w:ascii="SimSun" w:eastAsia="SimSun" w:cs="SimSun"/>
+                <w:sz w:val="24"/>
+                <w:szCs w:val="24"/>
+              </w:rPr>
+            </w:pPr>
+            <w:r>
+              <w:rPr>
+                <w:rFonts w:ascii="SimSun" w:eastAsia="SimSun" w:cs="SimSun"/>
                 <w:sz w:val="24"/>
                 <w:szCs w:val="24"/>
               </w:rPr>
               <w:t>create_time</w:t>
             </w:r>
-            <w:proofErr w:type="spellEnd"/>
           </w:p>
         </w:tc>
         <w:tc>
@@ -8479,14 +8112,14 @@
               <w:widowControl/>
               <w:jc w:val="left"/>
               <w:rPr>
-                <w:rFonts w:ascii="宋体" w:eastAsia="宋体" w:cs="宋体"/>
-                <w:sz w:val="24"/>
-                <w:szCs w:val="24"/>
-              </w:rPr>
-            </w:pPr>
-            <w:r>
-              <w:rPr>
-                <w:rFonts w:ascii="宋体" w:eastAsia="宋体" w:cs="宋体"/>
+                <w:rFonts w:ascii="SimSun" w:eastAsia="SimSun" w:cs="SimSun"/>
+                <w:sz w:val="24"/>
+                <w:szCs w:val="24"/>
+              </w:rPr>
+            </w:pPr>
+            <w:r>
+              <w:rPr>
+                <w:rFonts w:ascii="SimSun" w:eastAsia="SimSun" w:cs="SimSun"/>
                 <w:sz w:val="24"/>
                 <w:szCs w:val="24"/>
               </w:rPr>
@@ -8510,14 +8143,14 @@
               <w:widowControl/>
               <w:jc w:val="center"/>
               <w:rPr>
-                <w:rFonts w:ascii="宋体" w:eastAsia="宋体" w:cs="宋体"/>
-                <w:sz w:val="24"/>
-                <w:szCs w:val="24"/>
-              </w:rPr>
-            </w:pPr>
-            <w:r>
-              <w:rPr>
-                <w:rFonts w:ascii="宋体" w:eastAsia="宋体" w:cs="宋体"/>
+                <w:rFonts w:ascii="SimSun" w:eastAsia="SimSun" w:cs="SimSun"/>
+                <w:sz w:val="24"/>
+                <w:szCs w:val="24"/>
+              </w:rPr>
+            </w:pPr>
+            <w:r>
+              <w:rPr>
+                <w:rFonts w:ascii="SimSun" w:eastAsia="SimSun" w:cs="SimSun"/>
                 <w:sz w:val="24"/>
                 <w:szCs w:val="24"/>
               </w:rPr>
@@ -8541,7 +8174,7 @@
               <w:widowControl/>
               <w:jc w:val="center"/>
               <w:rPr>
-                <w:rFonts w:ascii="宋体" w:eastAsia="宋体" w:cs="宋体"/>
+                <w:rFonts w:ascii="SimSun" w:eastAsia="SimSun" w:cs="SimSun"/>
                 <w:sz w:val="24"/>
                 <w:szCs w:val="24"/>
               </w:rPr>
@@ -8564,14 +8197,14 @@
               <w:widowControl/>
               <w:jc w:val="center"/>
               <w:rPr>
-                <w:rFonts w:ascii="宋体" w:eastAsia="宋体" w:cs="宋体"/>
-                <w:sz w:val="24"/>
-                <w:szCs w:val="24"/>
-              </w:rPr>
-            </w:pPr>
-            <w:r>
-              <w:rPr>
-                <w:rFonts w:ascii="宋体" w:eastAsia="宋体" w:cs="宋体"/>
+                <w:rFonts w:ascii="SimSun" w:eastAsia="SimSun" w:cs="SimSun"/>
+                <w:sz w:val="24"/>
+                <w:szCs w:val="24"/>
+              </w:rPr>
+            </w:pPr>
+            <w:r>
+              <w:rPr>
+                <w:rFonts w:ascii="SimSun" w:eastAsia="SimSun" w:cs="SimSun"/>
                 <w:sz w:val="24"/>
                 <w:szCs w:val="24"/>
               </w:rPr>
@@ -8595,14 +8228,14 @@
               <w:widowControl/>
               <w:jc w:val="left"/>
               <w:rPr>
-                <w:rFonts w:ascii="宋体" w:eastAsia="宋体" w:cs="宋体"/>
-                <w:sz w:val="24"/>
-                <w:szCs w:val="24"/>
-              </w:rPr>
-            </w:pPr>
-            <w:r>
-              <w:rPr>
-                <w:rFonts w:ascii="宋体" w:eastAsia="宋体" w:cs="宋体"/>
+                <w:rFonts w:ascii="SimSun" w:eastAsia="SimSun" w:cs="SimSun"/>
+                <w:sz w:val="24"/>
+                <w:szCs w:val="24"/>
+              </w:rPr>
+            </w:pPr>
+            <w:r>
+              <w:rPr>
+                <w:rFonts w:ascii="SimSun" w:eastAsia="SimSun" w:cs="SimSun"/>
                 <w:sz w:val="24"/>
                 <w:szCs w:val="24"/>
               </w:rPr>
@@ -8629,21 +8262,19 @@
               <w:widowControl/>
               <w:jc w:val="left"/>
               <w:rPr>
-                <w:rFonts w:ascii="宋体" w:eastAsia="宋体" w:cs="宋体"/>
-                <w:sz w:val="24"/>
-                <w:szCs w:val="24"/>
-              </w:rPr>
-            </w:pPr>
-            <w:proofErr w:type="spellStart"/>
-            <w:r>
-              <w:rPr>
-                <w:rFonts w:ascii="宋体" w:eastAsia="宋体" w:cs="宋体"/>
+                <w:rFonts w:ascii="SimSun" w:eastAsia="SimSun" w:cs="SimSun"/>
+                <w:sz w:val="24"/>
+                <w:szCs w:val="24"/>
+              </w:rPr>
+            </w:pPr>
+            <w:r>
+              <w:rPr>
+                <w:rFonts w:ascii="SimSun" w:eastAsia="SimSun" w:cs="SimSun"/>
                 <w:sz w:val="24"/>
                 <w:szCs w:val="24"/>
               </w:rPr>
               <w:t>update_time</w:t>
             </w:r>
-            <w:proofErr w:type="spellEnd"/>
           </w:p>
         </w:tc>
         <w:tc>
@@ -8663,14 +8294,14 @@
               <w:widowControl/>
               <w:jc w:val="left"/>
               <w:rPr>
-                <w:rFonts w:ascii="宋体" w:eastAsia="宋体" w:cs="宋体"/>
-                <w:sz w:val="24"/>
-                <w:szCs w:val="24"/>
-              </w:rPr>
-            </w:pPr>
-            <w:r>
-              <w:rPr>
-                <w:rFonts w:ascii="宋体" w:eastAsia="宋体" w:cs="宋体"/>
+                <w:rFonts w:ascii="SimSun" w:eastAsia="SimSun" w:cs="SimSun"/>
+                <w:sz w:val="24"/>
+                <w:szCs w:val="24"/>
+              </w:rPr>
+            </w:pPr>
+            <w:r>
+              <w:rPr>
+                <w:rFonts w:ascii="SimSun" w:eastAsia="SimSun" w:cs="SimSun"/>
                 <w:sz w:val="24"/>
                 <w:szCs w:val="24"/>
               </w:rPr>
@@ -8695,14 +8326,14 @@
               <w:widowControl/>
               <w:jc w:val="center"/>
               <w:rPr>
-                <w:rFonts w:ascii="宋体" w:eastAsia="宋体" w:cs="宋体"/>
-                <w:sz w:val="24"/>
-                <w:szCs w:val="24"/>
-              </w:rPr>
-            </w:pPr>
-            <w:r>
-              <w:rPr>
-                <w:rFonts w:ascii="宋体" w:eastAsia="宋体" w:cs="宋体"/>
+                <w:rFonts w:ascii="SimSun" w:eastAsia="SimSun" w:cs="SimSun"/>
+                <w:sz w:val="24"/>
+                <w:szCs w:val="24"/>
+              </w:rPr>
+            </w:pPr>
+            <w:r>
+              <w:rPr>
+                <w:rFonts w:ascii="SimSun" w:eastAsia="SimSun" w:cs="SimSun"/>
                 <w:sz w:val="24"/>
                 <w:szCs w:val="24"/>
               </w:rPr>
@@ -8727,14 +8358,14 @@
               <w:widowControl/>
               <w:jc w:val="center"/>
               <w:rPr>
-                <w:rFonts w:ascii="宋体" w:eastAsia="宋体" w:cs="宋体"/>
-                <w:sz w:val="24"/>
-                <w:szCs w:val="24"/>
-              </w:rPr>
-            </w:pPr>
-            <w:r>
-              <w:rPr>
-                <w:rFonts w:ascii="宋体" w:eastAsia="宋体" w:cs="宋体"/>
+                <w:rFonts w:ascii="SimSun" w:eastAsia="SimSun" w:cs="SimSun"/>
+                <w:sz w:val="24"/>
+                <w:szCs w:val="24"/>
+              </w:rPr>
+            </w:pPr>
+            <w:r>
+              <w:rPr>
+                <w:rFonts w:ascii="SimSun" w:eastAsia="SimSun" w:cs="SimSun"/>
                 <w:sz w:val="24"/>
                 <w:szCs w:val="24"/>
               </w:rPr>
@@ -8759,14 +8390,14 @@
               <w:widowControl/>
               <w:jc w:val="center"/>
               <w:rPr>
-                <w:rFonts w:ascii="宋体" w:eastAsia="宋体" w:cs="宋体"/>
-                <w:sz w:val="24"/>
-                <w:szCs w:val="24"/>
-              </w:rPr>
-            </w:pPr>
-            <w:r>
-              <w:rPr>
-                <w:rFonts w:ascii="宋体" w:eastAsia="宋体" w:cs="宋体"/>
+                <w:rFonts w:ascii="SimSun" w:eastAsia="SimSun" w:cs="SimSun"/>
+                <w:sz w:val="24"/>
+                <w:szCs w:val="24"/>
+              </w:rPr>
+            </w:pPr>
+            <w:r>
+              <w:rPr>
+                <w:rFonts w:ascii="SimSun" w:eastAsia="SimSun" w:cs="SimSun"/>
                 <w:sz w:val="24"/>
                 <w:szCs w:val="24"/>
               </w:rPr>
@@ -8791,14 +8422,14 @@
               <w:widowControl/>
               <w:jc w:val="left"/>
               <w:rPr>
-                <w:rFonts w:ascii="宋体" w:eastAsia="宋体" w:cs="宋体"/>
-                <w:sz w:val="24"/>
-                <w:szCs w:val="24"/>
-              </w:rPr>
-            </w:pPr>
-            <w:r>
-              <w:rPr>
-                <w:rFonts w:ascii="宋体" w:eastAsia="宋体" w:cs="宋体"/>
+                <w:rFonts w:ascii="SimSun" w:eastAsia="SimSun" w:cs="SimSun"/>
+                <w:sz w:val="24"/>
+                <w:szCs w:val="24"/>
+              </w:rPr>
+            </w:pPr>
+            <w:r>
+              <w:rPr>
+                <w:rFonts w:ascii="SimSun" w:eastAsia="SimSun" w:cs="SimSun"/>
                 <w:sz w:val="24"/>
                 <w:szCs w:val="24"/>
               </w:rPr>
@@ -8824,7 +8455,7 @@
               <w:widowControl/>
               <w:jc w:val="left"/>
               <w:rPr>
-                <w:rFonts w:ascii="宋体" w:eastAsia="宋体" w:cs="宋体"/>
+                <w:rFonts w:ascii="SimSun" w:eastAsia="SimSun" w:cs="SimSun"/>
                 <w:sz w:val="24"/>
                 <w:szCs w:val="24"/>
               </w:rPr>
@@ -8847,7 +8478,7 @@
               <w:widowControl/>
               <w:jc w:val="left"/>
               <w:rPr>
-                <w:rFonts w:ascii="宋体" w:eastAsia="宋体" w:cs="宋体"/>
+                <w:rFonts w:ascii="SimSun" w:eastAsia="SimSun" w:cs="SimSun"/>
                 <w:sz w:val="24"/>
                 <w:szCs w:val="24"/>
               </w:rPr>
@@ -8870,7 +8501,7 @@
               <w:widowControl/>
               <w:jc w:val="center"/>
               <w:rPr>
-                <w:rFonts w:ascii="宋体" w:eastAsia="宋体" w:cs="宋体"/>
+                <w:rFonts w:ascii="SimSun" w:eastAsia="SimSun" w:cs="SimSun"/>
                 <w:sz w:val="24"/>
                 <w:szCs w:val="24"/>
               </w:rPr>
@@ -8893,7 +8524,7 @@
               <w:widowControl/>
               <w:jc w:val="center"/>
               <w:rPr>
-                <w:rFonts w:ascii="宋体" w:eastAsia="宋体" w:cs="宋体"/>
+                <w:rFonts w:ascii="SimSun" w:eastAsia="SimSun" w:cs="SimSun"/>
                 <w:sz w:val="24"/>
                 <w:szCs w:val="24"/>
               </w:rPr>
@@ -8916,7 +8547,7 @@
               <w:widowControl/>
               <w:jc w:val="center"/>
               <w:rPr>
-                <w:rFonts w:ascii="宋体" w:eastAsia="宋体" w:cs="宋体"/>
+                <w:rFonts w:ascii="SimSun" w:eastAsia="SimSun" w:cs="SimSun"/>
                 <w:sz w:val="24"/>
                 <w:szCs w:val="24"/>
               </w:rPr>
@@ -8939,7 +8570,7 @@
               <w:widowControl/>
               <w:jc w:val="left"/>
               <w:rPr>
-                <w:rFonts w:ascii="宋体" w:eastAsia="宋体" w:cs="宋体"/>
+                <w:rFonts w:ascii="SimSun" w:eastAsia="SimSun" w:cs="SimSun"/>
                 <w:sz w:val="24"/>
                 <w:szCs w:val="24"/>
               </w:rPr>
@@ -8951,7 +8582,7 @@
     <w:p/>
     <w:p>
       <w:pPr>
-        <w:pStyle w:val="2"/>
+        <w:pStyle w:val="Heading2"/>
       </w:pPr>
       <w:r>
         <w:t>（二）会话详情表</w:t>
@@ -8964,7 +8595,6 @@
         </w:rPr>
         <w:t>表名：</w:t>
       </w:r>
-      <w:proofErr w:type="spellStart"/>
       <w:r>
         <w:t>alc</w:t>
       </w:r>
@@ -8977,7 +8607,6 @@
       <w:r>
         <w:t>msg_session</w:t>
       </w:r>
-      <w:proofErr w:type="spellEnd"/>
     </w:p>
     <w:p>
       <w:r>
@@ -9030,14 +8659,14 @@
               <w:widowControl/>
               <w:jc w:val="center"/>
               <w:rPr>
-                <w:rFonts w:ascii="宋体" w:eastAsia="宋体" w:cs="宋体"/>
-                <w:sz w:val="24"/>
-                <w:szCs w:val="24"/>
-              </w:rPr>
-            </w:pPr>
-            <w:r>
-              <w:rPr>
-                <w:rFonts w:ascii="宋体" w:eastAsia="宋体" w:cs="宋体"/>
+                <w:rFonts w:ascii="SimSun" w:eastAsia="SimSun" w:cs="SimSun"/>
+                <w:sz w:val="24"/>
+                <w:szCs w:val="24"/>
+              </w:rPr>
+            </w:pPr>
+            <w:r>
+              <w:rPr>
+                <w:rFonts w:ascii="SimSun" w:eastAsia="SimSun" w:cs="SimSun"/>
                 <w:sz w:val="24"/>
                 <w:szCs w:val="24"/>
               </w:rPr>
@@ -9062,14 +8691,14 @@
               <w:widowControl/>
               <w:jc w:val="center"/>
               <w:rPr>
-                <w:rFonts w:ascii="宋体" w:eastAsia="宋体" w:cs="宋体"/>
-                <w:sz w:val="24"/>
-                <w:szCs w:val="24"/>
-              </w:rPr>
-            </w:pPr>
-            <w:r>
-              <w:rPr>
-                <w:rFonts w:ascii="宋体" w:eastAsia="宋体" w:cs="宋体"/>
+                <w:rFonts w:ascii="SimSun" w:eastAsia="SimSun" w:cs="SimSun"/>
+                <w:sz w:val="24"/>
+                <w:szCs w:val="24"/>
+              </w:rPr>
+            </w:pPr>
+            <w:r>
+              <w:rPr>
+                <w:rFonts w:ascii="SimSun" w:eastAsia="SimSun" w:cs="SimSun"/>
                 <w:sz w:val="24"/>
                 <w:szCs w:val="24"/>
               </w:rPr>
@@ -9094,14 +8723,14 @@
               <w:widowControl/>
               <w:jc w:val="center"/>
               <w:rPr>
-                <w:rFonts w:ascii="宋体" w:eastAsia="宋体" w:cs="宋体"/>
-                <w:sz w:val="24"/>
-                <w:szCs w:val="24"/>
-              </w:rPr>
-            </w:pPr>
-            <w:r>
-              <w:rPr>
-                <w:rFonts w:ascii="宋体" w:eastAsia="宋体" w:cs="宋体"/>
+                <w:rFonts w:ascii="SimSun" w:eastAsia="SimSun" w:cs="SimSun"/>
+                <w:sz w:val="24"/>
+                <w:szCs w:val="24"/>
+              </w:rPr>
+            </w:pPr>
+            <w:r>
+              <w:rPr>
+                <w:rFonts w:ascii="SimSun" w:eastAsia="SimSun" w:cs="SimSun"/>
                 <w:sz w:val="24"/>
                 <w:szCs w:val="24"/>
               </w:rPr>
@@ -9126,14 +8755,14 @@
               <w:widowControl/>
               <w:jc w:val="center"/>
               <w:rPr>
-                <w:rFonts w:ascii="宋体" w:eastAsia="宋体" w:cs="宋体"/>
-                <w:sz w:val="24"/>
-                <w:szCs w:val="24"/>
-              </w:rPr>
-            </w:pPr>
-            <w:r>
-              <w:rPr>
-                <w:rFonts w:ascii="宋体" w:eastAsia="宋体" w:cs="宋体"/>
+                <w:rFonts w:ascii="SimSun" w:eastAsia="SimSun" w:cs="SimSun"/>
+                <w:sz w:val="24"/>
+                <w:szCs w:val="24"/>
+              </w:rPr>
+            </w:pPr>
+            <w:r>
+              <w:rPr>
+                <w:rFonts w:ascii="SimSun" w:eastAsia="SimSun" w:cs="SimSun"/>
                 <w:sz w:val="24"/>
                 <w:szCs w:val="24"/>
               </w:rPr>
@@ -9158,14 +8787,14 @@
               <w:widowControl/>
               <w:jc w:val="center"/>
               <w:rPr>
-                <w:rFonts w:ascii="宋体" w:eastAsia="宋体" w:cs="宋体"/>
-                <w:sz w:val="24"/>
-                <w:szCs w:val="24"/>
-              </w:rPr>
-            </w:pPr>
-            <w:r>
-              <w:rPr>
-                <w:rFonts w:ascii="宋体" w:eastAsia="宋体" w:cs="宋体"/>
+                <w:rFonts w:ascii="SimSun" w:eastAsia="SimSun" w:cs="SimSun"/>
+                <w:sz w:val="24"/>
+                <w:szCs w:val="24"/>
+              </w:rPr>
+            </w:pPr>
+            <w:r>
+              <w:rPr>
+                <w:rFonts w:ascii="SimSun" w:eastAsia="SimSun" w:cs="SimSun"/>
                 <w:sz w:val="24"/>
                 <w:szCs w:val="24"/>
               </w:rPr>
@@ -9190,14 +8819,14 @@
               <w:widowControl/>
               <w:jc w:val="center"/>
               <w:rPr>
-                <w:rFonts w:ascii="宋体" w:eastAsia="宋体" w:cs="宋体"/>
-                <w:sz w:val="24"/>
-                <w:szCs w:val="24"/>
-              </w:rPr>
-            </w:pPr>
-            <w:r>
-              <w:rPr>
-                <w:rFonts w:ascii="宋体" w:eastAsia="宋体" w:cs="宋体"/>
+                <w:rFonts w:ascii="SimSun" w:eastAsia="SimSun" w:cs="SimSun"/>
+                <w:sz w:val="24"/>
+                <w:szCs w:val="24"/>
+              </w:rPr>
+            </w:pPr>
+            <w:r>
+              <w:rPr>
+                <w:rFonts w:ascii="SimSun" w:eastAsia="SimSun" w:cs="SimSun"/>
                 <w:sz w:val="24"/>
                 <w:szCs w:val="24"/>
               </w:rPr>
@@ -9223,14 +8852,14 @@
             <w:pPr>
               <w:widowControl/>
               <w:rPr>
-                <w:rFonts w:ascii="宋体" w:eastAsia="宋体" w:cs="宋体"/>
-                <w:sz w:val="24"/>
-                <w:szCs w:val="24"/>
-              </w:rPr>
-            </w:pPr>
-            <w:r>
-              <w:rPr>
-                <w:rFonts w:ascii="宋体" w:eastAsia="宋体" w:cs="宋体"/>
+                <w:rFonts w:ascii="SimSun" w:eastAsia="SimSun" w:cs="SimSun"/>
+                <w:sz w:val="24"/>
+                <w:szCs w:val="24"/>
+              </w:rPr>
+            </w:pPr>
+            <w:r>
+              <w:rPr>
+                <w:rFonts w:ascii="SimSun" w:eastAsia="SimSun" w:cs="SimSun"/>
                 <w:sz w:val="24"/>
                 <w:szCs w:val="24"/>
               </w:rPr>
@@ -9254,28 +8883,18 @@
             <w:pPr>
               <w:widowControl/>
               <w:rPr>
-                <w:rFonts w:ascii="宋体" w:eastAsia="宋体" w:cs="宋体"/>
-                <w:sz w:val="24"/>
-                <w:szCs w:val="24"/>
-              </w:rPr>
-            </w:pPr>
-            <w:proofErr w:type="gramStart"/>
-            <w:r>
-              <w:rPr>
-                <w:rFonts w:ascii="宋体" w:eastAsia="宋体" w:cs="宋体"/>
-                <w:sz w:val="24"/>
-                <w:szCs w:val="24"/>
-              </w:rPr>
-              <w:t>varchar(</w:t>
-            </w:r>
-            <w:proofErr w:type="gramEnd"/>
-            <w:r>
-              <w:rPr>
-                <w:rFonts w:ascii="宋体" w:eastAsia="宋体" w:cs="宋体"/>
-                <w:sz w:val="24"/>
-                <w:szCs w:val="24"/>
-              </w:rPr>
-              <w:t>19)</w:t>
+                <w:rFonts w:ascii="SimSun" w:eastAsia="SimSun" w:cs="SimSun"/>
+                <w:sz w:val="24"/>
+                <w:szCs w:val="24"/>
+              </w:rPr>
+            </w:pPr>
+            <w:r>
+              <w:rPr>
+                <w:rFonts w:ascii="SimSun" w:eastAsia="SimSun" w:cs="SimSun"/>
+                <w:sz w:val="24"/>
+                <w:szCs w:val="24"/>
+              </w:rPr>
+              <w:t>varchar(19)</w:t>
             </w:r>
           </w:p>
         </w:tc>
@@ -9296,14 +8915,14 @@
               <w:widowControl/>
               <w:jc w:val="center"/>
               <w:rPr>
-                <w:rFonts w:ascii="宋体" w:eastAsia="宋体" w:cs="宋体"/>
-                <w:sz w:val="24"/>
-                <w:szCs w:val="24"/>
-              </w:rPr>
-            </w:pPr>
-            <w:r>
-              <w:rPr>
-                <w:rFonts w:ascii="宋体" w:eastAsia="宋体" w:cs="宋体"/>
+                <w:rFonts w:ascii="SimSun" w:eastAsia="SimSun" w:cs="SimSun"/>
+                <w:sz w:val="24"/>
+                <w:szCs w:val="24"/>
+              </w:rPr>
+            </w:pPr>
+            <w:r>
+              <w:rPr>
+                <w:rFonts w:ascii="SimSun" w:eastAsia="SimSun" w:cs="SimSun"/>
                 <w:sz w:val="24"/>
                 <w:szCs w:val="24"/>
               </w:rPr>
@@ -9328,7 +8947,7 @@
               <w:widowControl/>
               <w:jc w:val="center"/>
               <w:rPr>
-                <w:rFonts w:ascii="宋体" w:eastAsia="宋体" w:cs="宋体"/>
+                <w:rFonts w:ascii="SimSun" w:eastAsia="SimSun" w:cs="SimSun"/>
                 <w:sz w:val="24"/>
                 <w:szCs w:val="24"/>
               </w:rPr>
@@ -9352,14 +8971,14 @@
               <w:widowControl/>
               <w:jc w:val="center"/>
               <w:rPr>
-                <w:rFonts w:ascii="宋体" w:eastAsia="宋体" w:cs="宋体"/>
-                <w:sz w:val="24"/>
-                <w:szCs w:val="24"/>
-              </w:rPr>
-            </w:pPr>
-            <w:r>
-              <w:rPr>
-                <w:rFonts w:ascii="宋体" w:eastAsia="宋体" w:cs="宋体"/>
+                <w:rFonts w:ascii="SimSun" w:eastAsia="SimSun" w:cs="SimSun"/>
+                <w:sz w:val="24"/>
+                <w:szCs w:val="24"/>
+              </w:rPr>
+            </w:pPr>
+            <w:r>
+              <w:rPr>
+                <w:rFonts w:ascii="SimSun" w:eastAsia="SimSun" w:cs="SimSun"/>
                 <w:sz w:val="24"/>
                 <w:szCs w:val="24"/>
               </w:rPr>
@@ -9383,14 +9002,14 @@
             <w:pPr>
               <w:widowControl/>
               <w:rPr>
-                <w:rFonts w:ascii="宋体" w:eastAsia="宋体" w:cs="宋体"/>
-                <w:sz w:val="24"/>
-                <w:szCs w:val="24"/>
-              </w:rPr>
-            </w:pPr>
-            <w:r>
-              <w:rPr>
-                <w:rFonts w:ascii="宋体" w:eastAsia="宋体" w:cs="宋体"/>
+                <w:rFonts w:ascii="SimSun" w:eastAsia="SimSun" w:cs="SimSun"/>
+                <w:sz w:val="24"/>
+                <w:szCs w:val="24"/>
+              </w:rPr>
+            </w:pPr>
+            <w:r>
+              <w:rPr>
+                <w:rFonts w:ascii="SimSun" w:eastAsia="SimSun" w:cs="SimSun"/>
                 <w:sz w:val="24"/>
                 <w:szCs w:val="24"/>
               </w:rPr>
@@ -9415,21 +9034,19 @@
             <w:pPr>
               <w:widowControl/>
               <w:rPr>
-                <w:rFonts w:ascii="宋体" w:eastAsia="宋体" w:cs="宋体"/>
-                <w:sz w:val="24"/>
-                <w:szCs w:val="24"/>
-              </w:rPr>
-            </w:pPr>
-            <w:proofErr w:type="spellStart"/>
-            <w:r>
-              <w:rPr>
-                <w:rFonts w:ascii="宋体" w:eastAsia="宋体" w:cs="宋体"/>
+                <w:rFonts w:ascii="SimSun" w:eastAsia="SimSun" w:cs="SimSun"/>
+                <w:sz w:val="24"/>
+                <w:szCs w:val="24"/>
+              </w:rPr>
+            </w:pPr>
+            <w:r>
+              <w:rPr>
+                <w:rFonts w:ascii="SimSun" w:eastAsia="SimSun" w:cs="SimSun"/>
                 <w:sz w:val="24"/>
                 <w:szCs w:val="24"/>
               </w:rPr>
               <w:t>session_id</w:t>
             </w:r>
-            <w:proofErr w:type="spellEnd"/>
           </w:p>
         </w:tc>
         <w:tc>
@@ -9447,28 +9064,18 @@
             <w:pPr>
               <w:widowControl/>
               <w:rPr>
-                <w:rFonts w:ascii="宋体" w:eastAsia="宋体" w:cs="宋体"/>
-                <w:sz w:val="24"/>
-                <w:szCs w:val="24"/>
-              </w:rPr>
-            </w:pPr>
-            <w:proofErr w:type="gramStart"/>
-            <w:r>
-              <w:rPr>
-                <w:rFonts w:ascii="宋体" w:eastAsia="宋体" w:cs="宋体"/>
-                <w:sz w:val="24"/>
-                <w:szCs w:val="24"/>
-              </w:rPr>
-              <w:t>varchar(</w:t>
-            </w:r>
-            <w:proofErr w:type="gramEnd"/>
-            <w:r>
-              <w:rPr>
-                <w:rFonts w:ascii="宋体" w:eastAsia="宋体" w:cs="宋体"/>
-                <w:sz w:val="24"/>
-                <w:szCs w:val="24"/>
-              </w:rPr>
-              <w:t>19)</w:t>
+                <w:rFonts w:ascii="SimSun" w:eastAsia="SimSun" w:cs="SimSun"/>
+                <w:sz w:val="24"/>
+                <w:szCs w:val="24"/>
+              </w:rPr>
+            </w:pPr>
+            <w:r>
+              <w:rPr>
+                <w:rFonts w:ascii="SimSun" w:eastAsia="SimSun" w:cs="SimSun"/>
+                <w:sz w:val="24"/>
+                <w:szCs w:val="24"/>
+              </w:rPr>
+              <w:t>varchar(19)</w:t>
             </w:r>
           </w:p>
         </w:tc>
@@ -9488,14 +9095,14 @@
               <w:widowControl/>
               <w:jc w:val="center"/>
               <w:rPr>
-                <w:rFonts w:ascii="宋体" w:eastAsia="宋体" w:cs="宋体"/>
-                <w:sz w:val="24"/>
-                <w:szCs w:val="24"/>
-              </w:rPr>
-            </w:pPr>
-            <w:r>
-              <w:rPr>
-                <w:rFonts w:ascii="宋体" w:eastAsia="宋体" w:cs="宋体"/>
+                <w:rFonts w:ascii="SimSun" w:eastAsia="SimSun" w:cs="SimSun"/>
+                <w:sz w:val="24"/>
+                <w:szCs w:val="24"/>
+              </w:rPr>
+            </w:pPr>
+            <w:r>
+              <w:rPr>
+                <w:rFonts w:ascii="SimSun" w:eastAsia="SimSun" w:cs="SimSun"/>
                 <w:sz w:val="24"/>
                 <w:szCs w:val="24"/>
               </w:rPr>
@@ -9519,7 +9126,7 @@
               <w:widowControl/>
               <w:jc w:val="center"/>
               <w:rPr>
-                <w:rFonts w:ascii="宋体" w:eastAsia="宋体" w:cs="宋体"/>
+                <w:rFonts w:ascii="SimSun" w:eastAsia="SimSun" w:cs="SimSun"/>
                 <w:sz w:val="24"/>
                 <w:szCs w:val="24"/>
               </w:rPr>
@@ -9542,14 +9149,14 @@
               <w:widowControl/>
               <w:jc w:val="center"/>
               <w:rPr>
-                <w:rFonts w:ascii="宋体" w:eastAsia="宋体" w:cs="宋体"/>
-                <w:sz w:val="24"/>
-                <w:szCs w:val="24"/>
-              </w:rPr>
-            </w:pPr>
-            <w:r>
-              <w:rPr>
-                <w:rFonts w:ascii="宋体" w:eastAsia="宋体" w:cs="宋体"/>
+                <w:rFonts w:ascii="SimSun" w:eastAsia="SimSun" w:cs="SimSun"/>
+                <w:sz w:val="24"/>
+                <w:szCs w:val="24"/>
+              </w:rPr>
+            </w:pPr>
+            <w:r>
+              <w:rPr>
+                <w:rFonts w:ascii="SimSun" w:eastAsia="SimSun" w:cs="SimSun"/>
                 <w:sz w:val="24"/>
                 <w:szCs w:val="24"/>
               </w:rPr>
@@ -9572,14 +9179,14 @@
             <w:pPr>
               <w:widowControl/>
               <w:rPr>
-                <w:rFonts w:ascii="宋体" w:eastAsia="宋体" w:cs="宋体"/>
-                <w:sz w:val="24"/>
-                <w:szCs w:val="24"/>
-              </w:rPr>
-            </w:pPr>
-            <w:r>
-              <w:rPr>
-                <w:rFonts w:ascii="宋体" w:eastAsia="宋体" w:cs="宋体"/>
+                <w:rFonts w:ascii="SimSun" w:eastAsia="SimSun" w:cs="SimSun"/>
+                <w:sz w:val="24"/>
+                <w:szCs w:val="24"/>
+              </w:rPr>
+            </w:pPr>
+            <w:r>
+              <w:rPr>
+                <w:rFonts w:ascii="SimSun" w:eastAsia="SimSun" w:cs="SimSun"/>
                 <w:sz w:val="24"/>
                 <w:szCs w:val="24"/>
               </w:rPr>
@@ -9605,21 +9212,19 @@
             <w:pPr>
               <w:widowControl/>
               <w:rPr>
-                <w:rFonts w:ascii="宋体" w:eastAsia="宋体" w:cs="宋体"/>
-                <w:sz w:val="24"/>
-                <w:szCs w:val="24"/>
-              </w:rPr>
-            </w:pPr>
-            <w:proofErr w:type="spellStart"/>
-            <w:r>
-              <w:rPr>
-                <w:rFonts w:ascii="宋体" w:eastAsia="宋体" w:cs="宋体"/>
+                <w:rFonts w:ascii="SimSun" w:eastAsia="SimSun" w:cs="SimSun"/>
+                <w:sz w:val="24"/>
+                <w:szCs w:val="24"/>
+              </w:rPr>
+            </w:pPr>
+            <w:r>
+              <w:rPr>
+                <w:rFonts w:ascii="SimSun" w:eastAsia="SimSun" w:cs="SimSun"/>
                 <w:sz w:val="24"/>
                 <w:szCs w:val="24"/>
               </w:rPr>
               <w:t>msg_send_id</w:t>
             </w:r>
-            <w:proofErr w:type="spellEnd"/>
           </w:p>
         </w:tc>
         <w:tc>
@@ -9638,28 +9243,18 @@
             <w:pPr>
               <w:widowControl/>
               <w:rPr>
-                <w:rFonts w:ascii="宋体" w:eastAsia="宋体" w:cs="宋体"/>
-                <w:sz w:val="24"/>
-                <w:szCs w:val="24"/>
-              </w:rPr>
-            </w:pPr>
-            <w:proofErr w:type="gramStart"/>
-            <w:r>
-              <w:rPr>
-                <w:rFonts w:ascii="宋体" w:eastAsia="宋体" w:cs="宋体"/>
-                <w:sz w:val="24"/>
-                <w:szCs w:val="24"/>
-              </w:rPr>
-              <w:t>varchar(</w:t>
-            </w:r>
-            <w:proofErr w:type="gramEnd"/>
-            <w:r>
-              <w:rPr>
-                <w:rFonts w:ascii="宋体" w:eastAsia="宋体" w:cs="宋体"/>
-                <w:sz w:val="24"/>
-                <w:szCs w:val="24"/>
-              </w:rPr>
-              <w:t>19)</w:t>
+                <w:rFonts w:ascii="SimSun" w:eastAsia="SimSun" w:cs="SimSun"/>
+                <w:sz w:val="24"/>
+                <w:szCs w:val="24"/>
+              </w:rPr>
+            </w:pPr>
+            <w:r>
+              <w:rPr>
+                <w:rFonts w:ascii="SimSun" w:eastAsia="SimSun" w:cs="SimSun"/>
+                <w:sz w:val="24"/>
+                <w:szCs w:val="24"/>
+              </w:rPr>
+              <w:t>varchar(19)</w:t>
             </w:r>
           </w:p>
         </w:tc>
@@ -9680,14 +9275,14 @@
               <w:widowControl/>
               <w:jc w:val="center"/>
               <w:rPr>
-                <w:rFonts w:ascii="宋体" w:eastAsia="宋体" w:cs="宋体"/>
-                <w:sz w:val="24"/>
-                <w:szCs w:val="24"/>
-              </w:rPr>
-            </w:pPr>
-            <w:r>
-              <w:rPr>
-                <w:rFonts w:ascii="宋体" w:eastAsia="宋体" w:cs="宋体"/>
+                <w:rFonts w:ascii="SimSun" w:eastAsia="SimSun" w:cs="SimSun"/>
+                <w:sz w:val="24"/>
+                <w:szCs w:val="24"/>
+              </w:rPr>
+            </w:pPr>
+            <w:r>
+              <w:rPr>
+                <w:rFonts w:ascii="SimSun" w:eastAsia="SimSun" w:cs="SimSun"/>
                 <w:sz w:val="24"/>
                 <w:szCs w:val="24"/>
               </w:rPr>
@@ -9712,7 +9307,7 @@
               <w:widowControl/>
               <w:jc w:val="center"/>
               <w:rPr>
-                <w:rFonts w:ascii="宋体" w:eastAsia="宋体" w:cs="宋体"/>
+                <w:rFonts w:ascii="SimSun" w:eastAsia="SimSun" w:cs="SimSun"/>
                 <w:sz w:val="24"/>
                 <w:szCs w:val="24"/>
               </w:rPr>
@@ -9736,14 +9331,14 @@
               <w:widowControl/>
               <w:jc w:val="center"/>
               <w:rPr>
-                <w:rFonts w:ascii="宋体" w:eastAsia="宋体" w:cs="宋体"/>
-                <w:sz w:val="24"/>
-                <w:szCs w:val="24"/>
-              </w:rPr>
-            </w:pPr>
-            <w:r>
-              <w:rPr>
-                <w:rFonts w:ascii="宋体" w:eastAsia="宋体" w:cs="宋体"/>
+                <w:rFonts w:ascii="SimSun" w:eastAsia="SimSun" w:cs="SimSun"/>
+                <w:sz w:val="24"/>
+                <w:szCs w:val="24"/>
+              </w:rPr>
+            </w:pPr>
+            <w:r>
+              <w:rPr>
+                <w:rFonts w:ascii="SimSun" w:eastAsia="SimSun" w:cs="SimSun"/>
                 <w:sz w:val="24"/>
                 <w:szCs w:val="24"/>
               </w:rPr>
@@ -9767,14 +9362,14 @@
             <w:pPr>
               <w:widowControl/>
               <w:rPr>
-                <w:rFonts w:ascii="宋体" w:eastAsia="宋体" w:cs="宋体"/>
-                <w:sz w:val="24"/>
-                <w:szCs w:val="24"/>
-              </w:rPr>
-            </w:pPr>
-            <w:r>
-              <w:rPr>
-                <w:rFonts w:ascii="宋体" w:eastAsia="宋体" w:cs="宋体"/>
+                <w:rFonts w:ascii="SimSun" w:eastAsia="SimSun" w:cs="SimSun"/>
+                <w:sz w:val="24"/>
+                <w:szCs w:val="24"/>
+              </w:rPr>
+            </w:pPr>
+            <w:r>
+              <w:rPr>
+                <w:rFonts w:ascii="SimSun" w:eastAsia="SimSun" w:cs="SimSun"/>
                 <w:sz w:val="24"/>
                 <w:szCs w:val="24"/>
               </w:rPr>
@@ -9785,14 +9380,14 @@
             <w:pPr>
               <w:widowControl/>
               <w:rPr>
-                <w:rFonts w:ascii="宋体" w:eastAsia="宋体" w:cs="宋体"/>
-                <w:sz w:val="24"/>
-                <w:szCs w:val="24"/>
-              </w:rPr>
-            </w:pPr>
-            <w:r>
-              <w:rPr>
-                <w:rFonts w:ascii="宋体" w:eastAsia="宋体" w:cs="宋体"/>
+                <w:rFonts w:ascii="SimSun" w:eastAsia="SimSun" w:cs="SimSun"/>
+                <w:sz w:val="24"/>
+                <w:szCs w:val="24"/>
+              </w:rPr>
+            </w:pPr>
+            <w:r>
+              <w:rPr>
+                <w:rFonts w:ascii="SimSun" w:eastAsia="SimSun" w:cs="SimSun"/>
                 <w:sz w:val="24"/>
                 <w:szCs w:val="24"/>
               </w:rPr>
@@ -9817,21 +9412,19 @@
             <w:pPr>
               <w:widowControl/>
               <w:rPr>
-                <w:rFonts w:ascii="宋体" w:eastAsia="宋体" w:cs="宋体"/>
-                <w:sz w:val="24"/>
-                <w:szCs w:val="24"/>
-              </w:rPr>
-            </w:pPr>
-            <w:proofErr w:type="spellStart"/>
-            <w:r>
-              <w:rPr>
-                <w:rFonts w:ascii="宋体" w:eastAsia="宋体" w:cs="宋体"/>
+                <w:rFonts w:ascii="SimSun" w:eastAsia="SimSun" w:cs="SimSun"/>
+                <w:sz w:val="24"/>
+                <w:szCs w:val="24"/>
+              </w:rPr>
+            </w:pPr>
+            <w:r>
+              <w:rPr>
+                <w:rFonts w:ascii="SimSun" w:eastAsia="SimSun" w:cs="SimSun"/>
                 <w:sz w:val="24"/>
                 <w:szCs w:val="24"/>
               </w:rPr>
               <w:t>msg_type</w:t>
             </w:r>
-            <w:proofErr w:type="spellEnd"/>
           </w:p>
         </w:tc>
         <w:tc>
@@ -9849,14 +9442,14 @@
             <w:pPr>
               <w:widowControl/>
               <w:rPr>
-                <w:rFonts w:ascii="宋体" w:eastAsia="宋体" w:cs="宋体"/>
-                <w:sz w:val="24"/>
-                <w:szCs w:val="24"/>
-              </w:rPr>
-            </w:pPr>
-            <w:r>
-              <w:rPr>
-                <w:rFonts w:ascii="宋体" w:eastAsia="宋体" w:cs="宋体"/>
+                <w:rFonts w:ascii="SimSun" w:eastAsia="SimSun" w:cs="SimSun"/>
+                <w:sz w:val="24"/>
+                <w:szCs w:val="24"/>
+              </w:rPr>
+            </w:pPr>
+            <w:r>
+              <w:rPr>
+                <w:rFonts w:ascii="SimSun" w:eastAsia="SimSun" w:cs="SimSun"/>
                 <w:sz w:val="24"/>
                 <w:szCs w:val="24"/>
               </w:rPr>
@@ -9880,14 +9473,14 @@
               <w:widowControl/>
               <w:jc w:val="center"/>
               <w:rPr>
-                <w:rFonts w:ascii="宋体" w:eastAsia="宋体" w:cs="宋体"/>
-                <w:sz w:val="24"/>
-                <w:szCs w:val="24"/>
-              </w:rPr>
-            </w:pPr>
-            <w:r>
-              <w:rPr>
-                <w:rFonts w:ascii="宋体" w:eastAsia="宋体" w:cs="宋体"/>
+                <w:rFonts w:ascii="SimSun" w:eastAsia="SimSun" w:cs="SimSun"/>
+                <w:sz w:val="24"/>
+                <w:szCs w:val="24"/>
+              </w:rPr>
+            </w:pPr>
+            <w:r>
+              <w:rPr>
+                <w:rFonts w:ascii="SimSun" w:eastAsia="SimSun" w:cs="SimSun"/>
                 <w:sz w:val="24"/>
                 <w:szCs w:val="24"/>
               </w:rPr>
@@ -9911,7 +9504,7 @@
               <w:widowControl/>
               <w:jc w:val="center"/>
               <w:rPr>
-                <w:rFonts w:ascii="宋体" w:eastAsia="宋体" w:cs="宋体"/>
+                <w:rFonts w:ascii="SimSun" w:eastAsia="SimSun" w:cs="SimSun"/>
                 <w:sz w:val="24"/>
                 <w:szCs w:val="24"/>
               </w:rPr>
@@ -9934,14 +9527,14 @@
               <w:widowControl/>
               <w:jc w:val="center"/>
               <w:rPr>
-                <w:rFonts w:ascii="宋体" w:eastAsia="宋体" w:cs="宋体"/>
-                <w:sz w:val="24"/>
-                <w:szCs w:val="24"/>
-              </w:rPr>
-            </w:pPr>
-            <w:r>
-              <w:rPr>
-                <w:rFonts w:ascii="宋体" w:eastAsia="宋体" w:cs="宋体"/>
+                <w:rFonts w:ascii="SimSun" w:eastAsia="SimSun" w:cs="SimSun"/>
+                <w:sz w:val="24"/>
+                <w:szCs w:val="24"/>
+              </w:rPr>
+            </w:pPr>
+            <w:r>
+              <w:rPr>
+                <w:rFonts w:ascii="SimSun" w:eastAsia="SimSun" w:cs="SimSun"/>
                 <w:sz w:val="24"/>
                 <w:szCs w:val="24"/>
               </w:rPr>
@@ -9964,14 +9557,14 @@
             <w:pPr>
               <w:widowControl/>
               <w:rPr>
-                <w:rFonts w:ascii="宋体" w:eastAsia="宋体" w:cs="宋体"/>
-                <w:sz w:val="24"/>
-                <w:szCs w:val="24"/>
-              </w:rPr>
-            </w:pPr>
-            <w:r>
-              <w:rPr>
-                <w:rFonts w:ascii="宋体" w:eastAsia="宋体" w:cs="宋体"/>
+                <w:rFonts w:ascii="SimSun" w:eastAsia="SimSun" w:cs="SimSun"/>
+                <w:sz w:val="24"/>
+                <w:szCs w:val="24"/>
+              </w:rPr>
+            </w:pPr>
+            <w:r>
+              <w:rPr>
+                <w:rFonts w:ascii="SimSun" w:eastAsia="SimSun" w:cs="SimSun"/>
                 <w:sz w:val="24"/>
                 <w:szCs w:val="24"/>
               </w:rPr>
@@ -9997,21 +9590,19 @@
             <w:pPr>
               <w:widowControl/>
               <w:rPr>
-                <w:rFonts w:ascii="宋体" w:eastAsia="宋体" w:cs="宋体"/>
-                <w:sz w:val="24"/>
-                <w:szCs w:val="24"/>
-              </w:rPr>
-            </w:pPr>
-            <w:proofErr w:type="spellStart"/>
-            <w:r>
-              <w:rPr>
-                <w:rFonts w:ascii="宋体" w:eastAsia="宋体" w:cs="宋体"/>
+                <w:rFonts w:ascii="SimSun" w:eastAsia="SimSun" w:cs="SimSun"/>
+                <w:sz w:val="24"/>
+                <w:szCs w:val="24"/>
+              </w:rPr>
+            </w:pPr>
+            <w:r>
+              <w:rPr>
+                <w:rFonts w:ascii="SimSun" w:eastAsia="SimSun" w:cs="SimSun"/>
                 <w:sz w:val="24"/>
                 <w:szCs w:val="24"/>
               </w:rPr>
               <w:t>msg_content</w:t>
             </w:r>
-            <w:proofErr w:type="spellEnd"/>
           </w:p>
         </w:tc>
         <w:tc>
@@ -10030,28 +9621,18 @@
             <w:pPr>
               <w:widowControl/>
               <w:rPr>
-                <w:rFonts w:ascii="宋体" w:eastAsia="宋体" w:cs="宋体"/>
-                <w:sz w:val="24"/>
-                <w:szCs w:val="24"/>
-              </w:rPr>
-            </w:pPr>
-            <w:proofErr w:type="gramStart"/>
-            <w:r>
-              <w:rPr>
-                <w:rFonts w:ascii="宋体" w:eastAsia="宋体" w:cs="宋体"/>
-                <w:sz w:val="24"/>
-                <w:szCs w:val="24"/>
-              </w:rPr>
-              <w:t>varchar(</w:t>
-            </w:r>
-            <w:proofErr w:type="gramEnd"/>
-            <w:r>
-              <w:rPr>
-                <w:rFonts w:ascii="宋体" w:eastAsia="宋体" w:cs="宋体"/>
-                <w:sz w:val="24"/>
-                <w:szCs w:val="24"/>
-              </w:rPr>
-              <w:t>500)</w:t>
+                <w:rFonts w:ascii="SimSun" w:eastAsia="SimSun" w:cs="SimSun"/>
+                <w:sz w:val="24"/>
+                <w:szCs w:val="24"/>
+              </w:rPr>
+            </w:pPr>
+            <w:r>
+              <w:rPr>
+                <w:rFonts w:ascii="SimSun" w:eastAsia="SimSun" w:cs="SimSun"/>
+                <w:sz w:val="24"/>
+                <w:szCs w:val="24"/>
+              </w:rPr>
+              <w:t>varchar(500)</w:t>
             </w:r>
           </w:p>
         </w:tc>
@@ -10072,14 +9653,14 @@
               <w:widowControl/>
               <w:jc w:val="center"/>
               <w:rPr>
-                <w:rFonts w:ascii="宋体" w:eastAsia="宋体" w:cs="宋体"/>
-                <w:sz w:val="24"/>
-                <w:szCs w:val="24"/>
-              </w:rPr>
-            </w:pPr>
-            <w:r>
-              <w:rPr>
-                <w:rFonts w:ascii="宋体" w:eastAsia="宋体" w:cs="宋体"/>
+                <w:rFonts w:ascii="SimSun" w:eastAsia="SimSun" w:cs="SimSun"/>
+                <w:sz w:val="24"/>
+                <w:szCs w:val="24"/>
+              </w:rPr>
+            </w:pPr>
+            <w:r>
+              <w:rPr>
+                <w:rFonts w:ascii="SimSun" w:eastAsia="SimSun" w:cs="SimSun"/>
                 <w:sz w:val="24"/>
                 <w:szCs w:val="24"/>
               </w:rPr>
@@ -10104,7 +9685,7 @@
               <w:widowControl/>
               <w:jc w:val="center"/>
               <w:rPr>
-                <w:rFonts w:ascii="宋体" w:eastAsia="宋体" w:cs="宋体"/>
+                <w:rFonts w:ascii="SimSun" w:eastAsia="SimSun" w:cs="SimSun"/>
                 <w:sz w:val="24"/>
                 <w:szCs w:val="24"/>
               </w:rPr>
@@ -10128,14 +9709,14 @@
               <w:widowControl/>
               <w:jc w:val="center"/>
               <w:rPr>
-                <w:rFonts w:ascii="宋体" w:eastAsia="宋体" w:cs="宋体"/>
-                <w:sz w:val="24"/>
-                <w:szCs w:val="24"/>
-              </w:rPr>
-            </w:pPr>
-            <w:r>
-              <w:rPr>
-                <w:rFonts w:ascii="宋体" w:eastAsia="宋体" w:cs="宋体"/>
+                <w:rFonts w:ascii="SimSun" w:eastAsia="SimSun" w:cs="SimSun"/>
+                <w:sz w:val="24"/>
+                <w:szCs w:val="24"/>
+              </w:rPr>
+            </w:pPr>
+            <w:r>
+              <w:rPr>
+                <w:rFonts w:ascii="SimSun" w:eastAsia="SimSun" w:cs="SimSun"/>
                 <w:sz w:val="24"/>
                 <w:szCs w:val="24"/>
               </w:rPr>
@@ -10159,14 +9740,14 @@
             <w:pPr>
               <w:widowControl/>
               <w:rPr>
-                <w:rFonts w:ascii="宋体" w:eastAsia="宋体" w:cs="宋体"/>
-                <w:sz w:val="24"/>
-                <w:szCs w:val="24"/>
-              </w:rPr>
-            </w:pPr>
-            <w:r>
-              <w:rPr>
-                <w:rFonts w:ascii="宋体" w:eastAsia="宋体" w:cs="宋体"/>
+                <w:rFonts w:ascii="SimSun" w:eastAsia="SimSun" w:cs="SimSun"/>
+                <w:sz w:val="24"/>
+                <w:szCs w:val="24"/>
+              </w:rPr>
+            </w:pPr>
+            <w:r>
+              <w:rPr>
+                <w:rFonts w:ascii="SimSun" w:eastAsia="SimSun" w:cs="SimSun"/>
                 <w:sz w:val="24"/>
                 <w:szCs w:val="24"/>
               </w:rPr>
@@ -10191,21 +9772,19 @@
             <w:pPr>
               <w:widowControl/>
               <w:rPr>
-                <w:rFonts w:ascii="宋体" w:eastAsia="宋体" w:cs="宋体"/>
-                <w:sz w:val="24"/>
-                <w:szCs w:val="24"/>
-              </w:rPr>
-            </w:pPr>
-            <w:proofErr w:type="spellStart"/>
-            <w:r>
-              <w:rPr>
-                <w:rFonts w:ascii="宋体" w:eastAsia="宋体" w:cs="宋体"/>
+                <w:rFonts w:ascii="SimSun" w:eastAsia="SimSun" w:cs="SimSun"/>
+                <w:sz w:val="24"/>
+                <w:szCs w:val="24"/>
+              </w:rPr>
+            </w:pPr>
+            <w:r>
+              <w:rPr>
+                <w:rFonts w:ascii="SimSun" w:eastAsia="SimSun" w:cs="SimSun"/>
                 <w:sz w:val="24"/>
                 <w:szCs w:val="24"/>
               </w:rPr>
               <w:t>create_time</w:t>
             </w:r>
-            <w:proofErr w:type="spellEnd"/>
           </w:p>
         </w:tc>
         <w:tc>
@@ -10223,14 +9802,14 @@
             <w:pPr>
               <w:widowControl/>
               <w:rPr>
-                <w:rFonts w:ascii="宋体" w:eastAsia="宋体" w:cs="宋体"/>
-                <w:sz w:val="24"/>
-                <w:szCs w:val="24"/>
-              </w:rPr>
-            </w:pPr>
-            <w:r>
-              <w:rPr>
-                <w:rFonts w:ascii="宋体" w:eastAsia="宋体" w:cs="宋体"/>
+                <w:rFonts w:ascii="SimSun" w:eastAsia="SimSun" w:cs="SimSun"/>
+                <w:sz w:val="24"/>
+                <w:szCs w:val="24"/>
+              </w:rPr>
+            </w:pPr>
+            <w:r>
+              <w:rPr>
+                <w:rFonts w:ascii="SimSun" w:eastAsia="SimSun" w:cs="SimSun"/>
                 <w:sz w:val="24"/>
                 <w:szCs w:val="24"/>
               </w:rPr>
@@ -10254,14 +9833,14 @@
               <w:widowControl/>
               <w:jc w:val="center"/>
               <w:rPr>
-                <w:rFonts w:ascii="宋体" w:eastAsia="宋体" w:cs="宋体"/>
-                <w:sz w:val="24"/>
-                <w:szCs w:val="24"/>
-              </w:rPr>
-            </w:pPr>
-            <w:r>
-              <w:rPr>
-                <w:rFonts w:ascii="宋体" w:eastAsia="宋体" w:cs="宋体"/>
+                <w:rFonts w:ascii="SimSun" w:eastAsia="SimSun" w:cs="SimSun"/>
+                <w:sz w:val="24"/>
+                <w:szCs w:val="24"/>
+              </w:rPr>
+            </w:pPr>
+            <w:r>
+              <w:rPr>
+                <w:rFonts w:ascii="SimSun" w:eastAsia="SimSun" w:cs="SimSun"/>
                 <w:sz w:val="24"/>
                 <w:szCs w:val="24"/>
               </w:rPr>
@@ -10285,7 +9864,7 @@
               <w:widowControl/>
               <w:jc w:val="center"/>
               <w:rPr>
-                <w:rFonts w:ascii="宋体" w:eastAsia="宋体" w:cs="宋体"/>
+                <w:rFonts w:ascii="SimSun" w:eastAsia="SimSun" w:cs="SimSun"/>
                 <w:sz w:val="24"/>
                 <w:szCs w:val="24"/>
               </w:rPr>
@@ -10308,14 +9887,14 @@
               <w:widowControl/>
               <w:jc w:val="center"/>
               <w:rPr>
-                <w:rFonts w:ascii="宋体" w:eastAsia="宋体" w:cs="宋体"/>
-                <w:sz w:val="24"/>
-                <w:szCs w:val="24"/>
-              </w:rPr>
-            </w:pPr>
-            <w:r>
-              <w:rPr>
-                <w:rFonts w:ascii="宋体" w:eastAsia="宋体" w:cs="宋体"/>
+                <w:rFonts w:ascii="SimSun" w:eastAsia="SimSun" w:cs="SimSun"/>
+                <w:sz w:val="24"/>
+                <w:szCs w:val="24"/>
+              </w:rPr>
+            </w:pPr>
+            <w:r>
+              <w:rPr>
+                <w:rFonts w:ascii="SimSun" w:eastAsia="SimSun" w:cs="SimSun"/>
                 <w:sz w:val="24"/>
                 <w:szCs w:val="24"/>
               </w:rPr>
@@ -10338,14 +9917,14 @@
             <w:pPr>
               <w:widowControl/>
               <w:rPr>
-                <w:rFonts w:ascii="宋体" w:eastAsia="宋体" w:cs="宋体"/>
-                <w:sz w:val="24"/>
-                <w:szCs w:val="24"/>
-              </w:rPr>
-            </w:pPr>
-            <w:r>
-              <w:rPr>
-                <w:rFonts w:ascii="宋体" w:eastAsia="宋体" w:cs="宋体"/>
+                <w:rFonts w:ascii="SimSun" w:eastAsia="SimSun" w:cs="SimSun"/>
+                <w:sz w:val="24"/>
+                <w:szCs w:val="24"/>
+              </w:rPr>
+            </w:pPr>
+            <w:r>
+              <w:rPr>
+                <w:rFonts w:ascii="SimSun" w:eastAsia="SimSun" w:cs="SimSun"/>
                 <w:sz w:val="24"/>
                 <w:szCs w:val="24"/>
               </w:rPr>
@@ -10371,7 +9950,7 @@
             <w:pPr>
               <w:widowControl/>
               <w:rPr>
-                <w:rFonts w:ascii="宋体" w:eastAsia="宋体" w:cs="宋体"/>
+                <w:rFonts w:ascii="SimSun" w:eastAsia="SimSun" w:cs="SimSun"/>
                 <w:sz w:val="24"/>
                 <w:szCs w:val="24"/>
               </w:rPr>
@@ -10394,7 +9973,7 @@
             <w:pPr>
               <w:widowControl/>
               <w:rPr>
-                <w:rFonts w:ascii="宋体" w:eastAsia="宋体" w:cs="宋体"/>
+                <w:rFonts w:ascii="SimSun" w:eastAsia="SimSun" w:cs="SimSun"/>
                 <w:sz w:val="24"/>
                 <w:szCs w:val="24"/>
               </w:rPr>
@@ -10418,7 +9997,7 @@
               <w:widowControl/>
               <w:jc w:val="center"/>
               <w:rPr>
-                <w:rFonts w:ascii="宋体" w:eastAsia="宋体" w:cs="宋体"/>
+                <w:rFonts w:ascii="SimSun" w:eastAsia="SimSun" w:cs="SimSun"/>
                 <w:sz w:val="24"/>
                 <w:szCs w:val="24"/>
               </w:rPr>
@@ -10442,7 +10021,7 @@
               <w:widowControl/>
               <w:jc w:val="center"/>
               <w:rPr>
-                <w:rFonts w:ascii="宋体" w:eastAsia="宋体" w:cs="宋体"/>
+                <w:rFonts w:ascii="SimSun" w:eastAsia="SimSun" w:cs="SimSun"/>
                 <w:sz w:val="24"/>
                 <w:szCs w:val="24"/>
               </w:rPr>
@@ -10466,7 +10045,7 @@
               <w:widowControl/>
               <w:jc w:val="center"/>
               <w:rPr>
-                <w:rFonts w:ascii="宋体" w:eastAsia="宋体" w:cs="宋体"/>
+                <w:rFonts w:ascii="SimSun" w:eastAsia="SimSun" w:cs="SimSun"/>
                 <w:sz w:val="24"/>
                 <w:szCs w:val="24"/>
               </w:rPr>
@@ -10489,7 +10068,7 @@
             <w:pPr>
               <w:widowControl/>
               <w:rPr>
-                <w:rFonts w:ascii="宋体" w:eastAsia="宋体" w:cs="宋体"/>
+                <w:rFonts w:ascii="SimSun" w:eastAsia="SimSun" w:cs="SimSun"/>
                 <w:sz w:val="24"/>
                 <w:szCs w:val="24"/>
               </w:rPr>
@@ -10513,7 +10092,7 @@
             <w:pPr>
               <w:widowControl/>
               <w:rPr>
-                <w:rFonts w:ascii="宋体" w:eastAsia="宋体" w:cs="宋体"/>
+                <w:rFonts w:ascii="SimSun" w:eastAsia="SimSun" w:cs="SimSun"/>
                 <w:sz w:val="24"/>
                 <w:szCs w:val="24"/>
               </w:rPr>
@@ -10535,7 +10114,7 @@
             <w:pPr>
               <w:widowControl/>
               <w:rPr>
-                <w:rFonts w:ascii="宋体" w:eastAsia="宋体" w:cs="宋体"/>
+                <w:rFonts w:ascii="SimSun" w:eastAsia="SimSun" w:cs="SimSun"/>
                 <w:sz w:val="24"/>
                 <w:szCs w:val="24"/>
               </w:rPr>
@@ -10558,7 +10137,7 @@
               <w:widowControl/>
               <w:jc w:val="center"/>
               <w:rPr>
-                <w:rFonts w:ascii="宋体" w:eastAsia="宋体" w:cs="宋体"/>
+                <w:rFonts w:ascii="SimSun" w:eastAsia="SimSun" w:cs="SimSun"/>
                 <w:sz w:val="24"/>
                 <w:szCs w:val="24"/>
               </w:rPr>
@@ -10581,7 +10160,7 @@
               <w:widowControl/>
               <w:jc w:val="center"/>
               <w:rPr>
-                <w:rFonts w:ascii="宋体" w:eastAsia="宋体" w:cs="宋体"/>
+                <w:rFonts w:ascii="SimSun" w:eastAsia="SimSun" w:cs="SimSun"/>
                 <w:sz w:val="24"/>
                 <w:szCs w:val="24"/>
               </w:rPr>
@@ -10604,7 +10183,7 @@
               <w:widowControl/>
               <w:jc w:val="center"/>
               <w:rPr>
-                <w:rFonts w:ascii="宋体" w:eastAsia="宋体" w:cs="宋体"/>
+                <w:rFonts w:ascii="SimSun" w:eastAsia="SimSun" w:cs="SimSun"/>
                 <w:sz w:val="24"/>
                 <w:szCs w:val="24"/>
               </w:rPr>
@@ -10626,7 +10205,7 @@
             <w:pPr>
               <w:widowControl/>
               <w:rPr>
-                <w:rFonts w:ascii="宋体" w:eastAsia="宋体" w:cs="宋体"/>
+                <w:rFonts w:ascii="SimSun" w:eastAsia="SimSun" w:cs="SimSun"/>
                 <w:sz w:val="24"/>
                 <w:szCs w:val="24"/>
               </w:rPr>
@@ -10636,17 +10215,17 @@
       </w:tr>
     </w:tbl>
     <w:p>
-      <w:proofErr w:type="spellStart"/>
       <w:r>
-        <w:t>msg_type</w:t>
-      </w:r>
-      <w:proofErr w:type="spellEnd"/>
-      <w:r>
-        <w:t>可能为以下值：0-文本 1-图片 2-语音</w:t>
+        <w:t>msg_type可能为以下值：0-文本 1-图片 2-语音</w:t>
       </w:r>
     </w:p>
     <w:p>
       <w:pPr>
+        <w:pStyle w:val="ListParagraph"/>
+        <w:numPr>
+          <w:ilvl w:val="0"/>
+          <w:numId w:val="3"/>
+        </w:numPr>
         <w:shd w:val="clear" w:color="auto" w:fill="FFFF00"/>
       </w:pPr>
       <w:r>
@@ -10671,15 +10250,295 @@
         <w:t>换行是2个以上空格加一个回车符，支持简单的html标签，如&lt;</w:t>
       </w:r>
       <w:r>
-        <w:t>p&gt; &lt;</w:t>
+        <w:t>p&gt; &lt;br /&gt;</w:t>
       </w:r>
-      <w:proofErr w:type="spellStart"/>
+    </w:p>
+    <w:p>
+      <w:pPr>
+        <w:shd w:val="clear" w:color="auto" w:fill="FFFF00"/>
+        <w:ind w:firstLineChars="200" w:firstLine="420"/>
+      </w:pPr>
+    </w:p>
+    <w:p>
+      <w:pPr>
+        <w:pStyle w:val="ListParagraph"/>
+        <w:numPr>
+          <w:ilvl w:val="0"/>
+          <w:numId w:val="3"/>
+        </w:numPr>
+        <w:shd w:val="clear" w:color="auto" w:fill="FFFF00"/>
+        <w:rPr>
+          <w:strike/>
+        </w:rPr>
+      </w:pPr>
       <w:r>
-        <w:t>br</w:t>
+        <w:rPr>
+          <w:rFonts w:hint="eastAsia"/>
+        </w:rPr>
+        <w:t>图片</w:t>
       </w:r>
-      <w:proofErr w:type="spellEnd"/>
       <w:r>
-        <w:t xml:space="preserve"> /&gt;</w:t>
+        <w:t xml:space="preserve">: </w:t>
+      </w:r>
+      <w:r>
+        <w:rPr>
+          <w:rFonts w:hint="eastAsia"/>
+        </w:rPr>
+        <w:t>data:image/png;base64,iVBORw0KGgoAAAANSU.....</w:t>
+      </w:r>
+    </w:p>
+    <w:p>
+      <w:pPr>
+        <w:shd w:val="clear" w:color="auto" w:fill="FFFF00"/>
+        <w:rPr>
+          <w:rFonts w:hint="eastAsia"/>
+        </w:rPr>
+      </w:pPr>
+    </w:p>
+    <w:p>
+      <w:pPr>
+        <w:shd w:val="clear" w:color="auto" w:fill="FFFF00"/>
+        <w:rPr>
+          <w:strike/>
+        </w:rPr>
+      </w:pPr>
+      <w:r>
+        <w:rPr>
+          <w:rFonts w:hint="eastAsia"/>
+        </w:rPr>
+        <w:lastRenderedPageBreak/>
+        <w:t>已经弃用:</w:t>
+      </w:r>
+      <w:r>
+        <w:t xml:space="preserve"> </w:t>
+      </w:r>
+      <w:r>
+        <w:rPr>
+          <w:rFonts w:hint="eastAsia"/>
+          <w:strike/>
+        </w:rPr>
+        <w:t>m</w:t>
+      </w:r>
+      <w:r>
+        <w:rPr>
+          <w:strike/>
+        </w:rPr>
+        <w:t>arkdown</w:t>
+      </w:r>
+      <w:r>
+        <w:rPr>
+          <w:rFonts w:hint="eastAsia"/>
+          <w:strike/>
+        </w:rPr>
+        <w:t>格式，如：</w:t>
+      </w:r>
+    </w:p>
+    <w:p>
+      <w:pPr>
+        <w:shd w:val="clear" w:color="auto" w:fill="FFFF00"/>
+        <w:ind w:firstLine="420"/>
+        <w:rPr>
+          <w:strike/>
+        </w:rPr>
+      </w:pPr>
+      <w:r>
+        <w:rPr>
+          <w:strike/>
+        </w:rPr>
+        <w:t>![</w:t>
+      </w:r>
+      <w:r>
+        <w:rPr>
+          <w:strike/>
+        </w:rPr>
+        <w:t>a</w:t>
+      </w:r>
+      <w:r>
+        <w:rPr>
+          <w:strike/>
+        </w:rPr>
+        <w:t>lt text](</w:t>
+      </w:r>
+      <w:hyperlink r:id="rId5" w:history="1">
+        <w:r>
+          <w:rPr>
+            <w:rStyle w:val="Hyperlink"/>
+            <w:strike/>
+          </w:rPr>
+          <w:t>https://example.com/image.jpg</w:t>
+        </w:r>
+      </w:hyperlink>
+      <w:r>
+        <w:rPr>
+          <w:strike/>
+        </w:rPr>
+        <w:t>)</w:t>
+      </w:r>
+    </w:p>
+    <w:p>
+      <w:pPr>
+        <w:shd w:val="clear" w:color="auto" w:fill="FFFF00"/>
+        <w:ind w:firstLine="420"/>
+        <w:rPr>
+          <w:strike/>
+        </w:rPr>
+      </w:pPr>
+    </w:p>
+    <w:p>
+      <w:pPr>
+        <w:shd w:val="clear" w:color="auto" w:fill="FFFF00"/>
+        <w:ind w:firstLine="420"/>
+        <w:rPr>
+          <w:strike/>
+        </w:rPr>
+      </w:pPr>
+      <w:r>
+        <w:rPr>
+          <w:rFonts w:hint="eastAsia"/>
+          <w:strike/>
+        </w:rPr>
+        <w:t>或内嵌base</w:t>
+      </w:r>
+      <w:r>
+        <w:rPr>
+          <w:strike/>
+        </w:rPr>
+        <w:t>64</w:t>
+      </w:r>
+      <w:r>
+        <w:rPr>
+          <w:rFonts w:hint="eastAsia"/>
+          <w:strike/>
+        </w:rPr>
+        <w:t>：</w:t>
+      </w:r>
+    </w:p>
+    <w:p>
+      <w:pPr>
+        <w:shd w:val="clear" w:color="auto" w:fill="FFFF00"/>
+        <w:ind w:firstLine="420"/>
+        <w:rPr>
+          <w:strike/>
+        </w:rPr>
+      </w:pPr>
+      <w:r>
+        <w:rPr>
+          <w:rFonts w:hint="eastAsia"/>
+          <w:strike/>
+        </w:rPr>
+        <w:t>!</w:t>
+      </w:r>
+      <w:r>
+        <w:rPr>
+          <w:strike/>
+        </w:rPr>
+        <w:t>[alt text](link1)</w:t>
+      </w:r>
+    </w:p>
+    <w:p>
+      <w:pPr>
+        <w:shd w:val="clear" w:color="auto" w:fill="FFFF00"/>
+        <w:ind w:firstLineChars="200" w:firstLine="420"/>
+        <w:rPr>
+          <w:strike/>
+        </w:rPr>
+      </w:pPr>
+      <w:r>
+        <w:rPr>
+          <w:rFonts w:hint="eastAsia"/>
+          <w:strike/>
+        </w:rPr>
+        <w:t>[link1]:data:image/png;base64,iVBORw0KGgoAAAANSU.....</w:t>
+      </w:r>
+    </w:p>
+    <w:p>
+      <w:pPr>
+        <w:shd w:val="clear" w:color="auto" w:fill="FFFF00"/>
+        <w:ind w:firstLine="420"/>
+      </w:pPr>
+    </w:p>
+    <w:p>
+      <w:pPr>
+        <w:pStyle w:val="ListParagraph"/>
+        <w:numPr>
+          <w:ilvl w:val="0"/>
+          <w:numId w:val="4"/>
+        </w:numPr>
+        <w:shd w:val="clear" w:color="auto" w:fill="FFFF00"/>
+      </w:pPr>
+      <w:r>
+        <w:rPr>
+          <w:rFonts w:hint="eastAsia"/>
+        </w:rPr>
+        <w:t>语音：</w:t>
+      </w:r>
+      <w:r>
+        <w:t>aac</w:t>
+      </w:r>
+      <w:r>
+        <w:rPr>
+          <w:rFonts w:hint="eastAsia"/>
+        </w:rPr>
+        <w:t>格式,</w:t>
+      </w:r>
+      <w:r>
+        <w:t xml:space="preserve"> 8</w:t>
+      </w:r>
+      <w:r>
+        <w:rPr>
+          <w:rFonts w:hint="eastAsia"/>
+        </w:rPr>
+        <w:t>khz</w:t>
+      </w:r>
+      <w:r>
+        <w:t>, 16000</w:t>
+      </w:r>
+      <w:r>
+        <w:rPr>
+          <w:rFonts w:hint="eastAsia"/>
+        </w:rPr>
+        <w:t>bits</w:t>
+      </w:r>
+      <w:r>
+        <w:t xml:space="preserve">, </w:t>
+      </w:r>
+      <w:r>
+        <w:rPr>
+          <w:rFonts w:hint="eastAsia"/>
+        </w:rPr>
+        <w:t xml:space="preserve"> base</w:t>
+      </w:r>
+      <w:r>
+        <w:t>64</w:t>
+      </w:r>
+      <w:r>
+        <w:rPr>
+          <w:rFonts w:hint="eastAsia"/>
+        </w:rPr>
+        <w:t>格式:</w:t>
+      </w:r>
+    </w:p>
+    <w:p>
+      <w:pPr>
+        <w:shd w:val="clear" w:color="auto" w:fill="FFFF00"/>
+      </w:pPr>
+      <w:r>
+        <w:rPr>
+          <w:rFonts w:hint="eastAsia"/>
+        </w:rPr>
+        <w:t>data</w:t>
+      </w:r>
+      <w:r>
+        <w:t>:</w:t>
+      </w:r>
+      <w:r>
+        <w:rPr>
+          <w:rFonts w:hint="eastAsia"/>
+        </w:rPr>
+        <w:t>audio</w:t>
+      </w:r>
+      <w:r>
+        <w:t>/aac:base64,9Yf32nAAA2i3nn2oi...</w:t>
       </w:r>
     </w:p>
     <w:p>
@@ -10695,170 +10554,35 @@
         <w:rPr>
           <w:rFonts w:hint="eastAsia"/>
         </w:rPr>
-        <w:t>图片</w:t>
+        <w:t>已经弃用:</w:t>
       </w:r>
       <w:r>
-        <w:t xml:space="preserve">: </w:t>
+        <w:t xml:space="preserve"> </w:t>
       </w:r>
       <w:r>
         <w:rPr>
           <w:rFonts w:hint="eastAsia"/>
+          <w:strike/>
         </w:rPr>
-        <w:t>m</w:t>
-      </w:r>
-      <w:r>
-        <w:t>arkdown</w:t>
+        <w:t>amr格式，8khz，1</w:t>
       </w:r>
       <w:r>
         <w:rPr>
-          <w:rFonts w:hint="eastAsia"/>
+          <w:strike/>
         </w:rPr>
-        <w:t>格式，如：</w:t>
-      </w:r>
-    </w:p>
-    <w:p>
-      <w:pPr>
-        <w:shd w:val="clear" w:color="auto" w:fill="FFFF00"/>
-        <w:ind w:firstLine="420"/>
-      </w:pPr>
-      <w:proofErr w:type="gramStart"/>
-      <w:r>
-        <w:t>![</w:t>
-      </w:r>
-      <w:proofErr w:type="gramEnd"/>
-      <w:r>
-        <w:t>a</w:t>
-      </w:r>
-      <w:r>
-        <w:t>lt text](</w:t>
-      </w:r>
-      <w:hyperlink r:id="rId5" w:history="1">
-        <w:r>
-          <w:rPr>
-            <w:rStyle w:val="a7"/>
-          </w:rPr>
-          <w:t>https://example.com/image.jpg</w:t>
-        </w:r>
-      </w:hyperlink>
-      <w:r>
-        <w:t>)</w:t>
-      </w:r>
-    </w:p>
-    <w:p>
-      <w:pPr>
-        <w:shd w:val="clear" w:color="auto" w:fill="FFFF00"/>
-        <w:ind w:firstLine="420"/>
-      </w:pPr>
-    </w:p>
-    <w:p>
-      <w:pPr>
-        <w:shd w:val="clear" w:color="auto" w:fill="FFFF00"/>
-        <w:ind w:firstLine="420"/>
-      </w:pPr>
-      <w:r>
-        <w:rPr>
-          <w:rFonts w:hint="eastAsia"/>
-        </w:rPr>
-        <w:t>或内嵌base</w:t>
-      </w:r>
-      <w:r>
-        <w:t>64</w:t>
-      </w:r>
-      <w:r>
-        <w:rPr>
-          <w:rFonts w:hint="eastAsia"/>
-        </w:rPr>
-        <w:t>：</w:t>
-      </w:r>
-    </w:p>
-    <w:p>
-      <w:pPr>
-        <w:shd w:val="clear" w:color="auto" w:fill="FFFF00"/>
-        <w:ind w:firstLine="420"/>
-      </w:pPr>
-      <w:proofErr w:type="gramStart"/>
-      <w:r>
-        <w:rPr>
-          <w:rFonts w:hint="eastAsia"/>
-        </w:rPr>
-        <w:t>!</w:t>
-      </w:r>
-      <w:r>
-        <w:t>[</w:t>
-      </w:r>
-      <w:proofErr w:type="gramEnd"/>
-      <w:r>
-        <w:t>alt text](link1)</w:t>
-      </w:r>
-    </w:p>
-    <w:p>
-      <w:pPr>
-        <w:shd w:val="clear" w:color="auto" w:fill="FFFF00"/>
-        <w:ind w:firstLineChars="200" w:firstLine="420"/>
-      </w:pPr>
-      <w:r>
-        <w:rPr>
-          <w:rFonts w:hint="eastAsia"/>
-        </w:rPr>
-        <w:t>[link1]:</w:t>
-      </w:r>
-      <w:proofErr w:type="spellStart"/>
-      <w:proofErr w:type="gramStart"/>
-      <w:r>
-        <w:rPr>
-          <w:rFonts w:hint="eastAsia"/>
-        </w:rPr>
-        <w:t>data:image</w:t>
-      </w:r>
-      <w:proofErr w:type="spellEnd"/>
-      <w:proofErr w:type="gramEnd"/>
-      <w:r>
-        <w:rPr>
-          <w:rFonts w:hint="eastAsia"/>
-        </w:rPr>
-        <w:t>/png;base64,iVBORw0KGgoAAAANSU.....</w:t>
-      </w:r>
-    </w:p>
-    <w:p>
-      <w:pPr>
-        <w:shd w:val="clear" w:color="auto" w:fill="FFFF00"/>
-        <w:ind w:firstLine="420"/>
-      </w:pPr>
-    </w:p>
-    <w:p>
-      <w:pPr>
-        <w:shd w:val="clear" w:color="auto" w:fill="FFFF00"/>
-      </w:pPr>
-      <w:r>
-        <w:rPr>
-          <w:rFonts w:hint="eastAsia"/>
-        </w:rPr>
-        <w:t>语音：</w:t>
-      </w:r>
-      <w:proofErr w:type="spellStart"/>
-      <w:r>
-        <w:rPr>
-          <w:rFonts w:hint="eastAsia"/>
-        </w:rPr>
-        <w:t>amr</w:t>
-      </w:r>
-      <w:proofErr w:type="spellEnd"/>
-      <w:r>
-        <w:rPr>
-          <w:rFonts w:hint="eastAsia"/>
-        </w:rPr>
-        <w:t>格式，8khz，1</w:t>
-      </w:r>
-      <w:r>
         <w:t>2.2</w:t>
       </w:r>
       <w:r>
         <w:rPr>
           <w:rFonts w:hint="eastAsia"/>
+          <w:strike/>
         </w:rPr>
         <w:t>kbit/</w:t>
       </w:r>
       <w:r>
+        <w:rPr>
+          <w:strike/>
+        </w:rPr>
         <w:t>s</w:t>
       </w:r>
     </w:p>
@@ -10873,7 +10597,7 @@
 </file>
 
 <file path=word/numbering.xml><?xml version="1.0" encoding="utf-8"?>
-<w:numbering xmlns:wpc="http://schemas.microsoft.com/office/word/2010/wordprocessingCanvas" xmlns:cx="http://schemas.microsoft.com/office/drawing/2014/chartex" xmlns:cx1="http://schemas.microsoft.com/office/drawing/2015/9/8/chartex" xmlns:cx2="http://schemas.microsoft.com/office/drawing/2015/10/21/chartex" xmlns:cx3="http://schemas.microsoft.com/office/drawing/2016/5/9/chartex" xmlns:cx4="http://schemas.microsoft.com/office/drawing/2016/5/10/chartex" xmlns:cx5="http://schemas.microsoft.com/office/drawing/2016/5/11/chartex" xmlns:cx6="http://schemas.microsoft.com/office/drawing/2016/5/12/chartex" xmlns:cx7="http://schemas.microsoft.com/office/drawing/2016/5/13/chartex" xmlns:cx8="http://schemas.microsoft.com/office/drawing/2016/5/14/chartex" xmlns:mc="http://schemas.openxmlformats.org/markup-compatibility/2006" xmlns:aink="http://schemas.microsoft.com/office/drawing/2016/ink" xmlns:am3d="http://schemas.microsoft.com/office/drawing/2017/model3d" xmlns:o="urn:schemas-microsoft-com:office:office" xmlns:r="http://schemas.openxmlformats.org/officeDocument/2006/relationships" xmlns:m="http://schemas.openxmlformats.org/officeDocument/2006/math" xmlns:v="urn:schemas-microsoft-com:vml" xmlns:wp14="http://schemas.microsoft.com/office/word/2010/wordprocessingDrawing" xmlns:wp="http://schemas.openxmlformats.org/drawingml/2006/wordprocessingDrawing" xmlns:w10="urn:schemas-microsoft-com:office:word" xmlns:w="http://schemas.openxmlformats.org/wordprocessingml/2006/main" xmlns:w14="http://schemas.microsoft.com/office/word/2010/wordml" xmlns:w15="http://schemas.microsoft.com/office/word/2012/wordml" xmlns:w16cex="http://schemas.microsoft.com/office/word/2018/wordml/cex" xmlns:w16cid="http://schemas.microsoft.com/office/word/2016/wordml/cid" xmlns:w16="http://schemas.microsoft.com/office/word/2018/wordml" xmlns:w16sdtdh="http://schemas.microsoft.com/office/word/2020/wordml/sdtdatahash" xmlns:w16se="http://schemas.microsoft.com/office/word/2015/wordml/symex" xmlns:wpg="http://schemas.microsoft.com/office/word/2010/wordprocessingGroup" xmlns:wpi="http://schemas.microsoft.com/office/word/2010/wordprocessingInk" xmlns:wne="http://schemas.microsoft.com/office/word/2006/wordml" xmlns:wps="http://schemas.microsoft.com/office/word/2010/wordprocessingShape" mc:Ignorable="w14 w15 w16se w16cid w16 w16cex w16sdtdh wp14">
+<w:numbering xmlns:wpc="http://schemas.microsoft.com/office/word/2010/wordprocessingCanvas" xmlns:cx="http://schemas.microsoft.com/office/drawing/2014/chartex" xmlns:cx1="http://schemas.microsoft.com/office/drawing/2015/9/8/chartex" xmlns:cx2="http://schemas.microsoft.com/office/drawing/2015/10/21/chartex" xmlns:cx3="http://schemas.microsoft.com/office/drawing/2016/5/9/chartex" xmlns:cx4="http://schemas.microsoft.com/office/drawing/2016/5/10/chartex" xmlns:cx5="http://schemas.microsoft.com/office/drawing/2016/5/11/chartex" xmlns:cx6="http://schemas.microsoft.com/office/drawing/2016/5/12/chartex" xmlns:cx7="http://schemas.microsoft.com/office/drawing/2016/5/13/chartex" xmlns:cx8="http://schemas.microsoft.com/office/drawing/2016/5/14/chartex" xmlns:mc="http://schemas.openxmlformats.org/markup-compatibility/2006" xmlns:aink="http://schemas.microsoft.com/office/drawing/2016/ink" xmlns:am3d="http://schemas.microsoft.com/office/drawing/2017/model3d" xmlns:o="urn:schemas-microsoft-com:office:office" xmlns:oel="http://schemas.microsoft.com/office/2019/extlst" xmlns:r="http://schemas.openxmlformats.org/officeDocument/2006/relationships" xmlns:m="http://schemas.openxmlformats.org/officeDocument/2006/math" xmlns:v="urn:schemas-microsoft-com:vml" xmlns:wp14="http://schemas.microsoft.com/office/word/2010/wordprocessingDrawing" xmlns:wp="http://schemas.openxmlformats.org/drawingml/2006/wordprocessingDrawing" xmlns:w10="urn:schemas-microsoft-com:office:word" xmlns:w="http://schemas.openxmlformats.org/wordprocessingml/2006/main" xmlns:w14="http://schemas.microsoft.com/office/word/2010/wordml" xmlns:w15="http://schemas.microsoft.com/office/word/2012/wordml" xmlns:w16cex="http://schemas.microsoft.com/office/word/2018/wordml/cex" xmlns:w16cid="http://schemas.microsoft.com/office/word/2016/wordml/cid" xmlns:w16="http://schemas.microsoft.com/office/word/2018/wordml" xmlns:w16sdtdh="http://schemas.microsoft.com/office/word/2020/wordml/sdtdatahash" xmlns:w16se="http://schemas.microsoft.com/office/word/2015/wordml/symex" xmlns:wpg="http://schemas.microsoft.com/office/word/2010/wordprocessingGroup" xmlns:wpi="http://schemas.microsoft.com/office/word/2010/wordprocessingInk" xmlns:wne="http://schemas.microsoft.com/office/word/2006/wordml" xmlns:wps="http://schemas.microsoft.com/office/word/2010/wordprocessingShape" mc:Ignorable="w14 w15 w16se w16cid w16 w16cex w16sdtdh wp14">
   <w:abstractNum w:abstractNumId="0" w15:restartNumberingAfterBreak="0">
     <w:nsid w:val="91FCB7E4"/>
     <w:multiLevelType w:val="hybridMultilevel"/>
@@ -11102,11 +10826,243 @@
       </w:pPr>
     </w:lvl>
   </w:abstractNum>
-  <w:num w:numId="1">
+  <w:abstractNum w:abstractNumId="2" w15:restartNumberingAfterBreak="0">
+    <w:nsid w:val="5D0F57F7"/>
+    <w:multiLevelType w:val="hybridMultilevel"/>
+    <w:tmpl w:val="B5ECB6CA"/>
+    <w:lvl w:ilvl="0" w:tplc="04090001">
+      <w:start w:val="1"/>
+      <w:numFmt w:val="bullet"/>
+      <w:lvlText w:val=""/>
+      <w:lvlJc w:val="left"/>
+      <w:pPr>
+        <w:ind w:left="720" w:hanging="360"/>
+      </w:pPr>
+      <w:rPr>
+        <w:rFonts w:ascii="Symbol" w:hAnsi="Symbol" w:hint="default"/>
+      </w:rPr>
+    </w:lvl>
+    <w:lvl w:ilvl="1" w:tplc="04090003" w:tentative="1">
+      <w:start w:val="1"/>
+      <w:numFmt w:val="bullet"/>
+      <w:lvlText w:val="o"/>
+      <w:lvlJc w:val="left"/>
+      <w:pPr>
+        <w:ind w:left="1440" w:hanging="360"/>
+      </w:pPr>
+      <w:rPr>
+        <w:rFonts w:ascii="Courier New" w:hAnsi="Courier New" w:cs="Courier New" w:hint="default"/>
+      </w:rPr>
+    </w:lvl>
+    <w:lvl w:ilvl="2" w:tplc="04090005" w:tentative="1">
+      <w:start w:val="1"/>
+      <w:numFmt w:val="bullet"/>
+      <w:lvlText w:val=""/>
+      <w:lvlJc w:val="left"/>
+      <w:pPr>
+        <w:ind w:left="2160" w:hanging="360"/>
+      </w:pPr>
+      <w:rPr>
+        <w:rFonts w:ascii="Wingdings" w:hAnsi="Wingdings" w:hint="default"/>
+      </w:rPr>
+    </w:lvl>
+    <w:lvl w:ilvl="3" w:tplc="04090001" w:tentative="1">
+      <w:start w:val="1"/>
+      <w:numFmt w:val="bullet"/>
+      <w:lvlText w:val=""/>
+      <w:lvlJc w:val="left"/>
+      <w:pPr>
+        <w:ind w:left="2880" w:hanging="360"/>
+      </w:pPr>
+      <w:rPr>
+        <w:rFonts w:ascii="Symbol" w:hAnsi="Symbol" w:hint="default"/>
+      </w:rPr>
+    </w:lvl>
+    <w:lvl w:ilvl="4" w:tplc="04090003" w:tentative="1">
+      <w:start w:val="1"/>
+      <w:numFmt w:val="bullet"/>
+      <w:lvlText w:val="o"/>
+      <w:lvlJc w:val="left"/>
+      <w:pPr>
+        <w:ind w:left="3600" w:hanging="360"/>
+      </w:pPr>
+      <w:rPr>
+        <w:rFonts w:ascii="Courier New" w:hAnsi="Courier New" w:cs="Courier New" w:hint="default"/>
+      </w:rPr>
+    </w:lvl>
+    <w:lvl w:ilvl="5" w:tplc="04090005" w:tentative="1">
+      <w:start w:val="1"/>
+      <w:numFmt w:val="bullet"/>
+      <w:lvlText w:val=""/>
+      <w:lvlJc w:val="left"/>
+      <w:pPr>
+        <w:ind w:left="4320" w:hanging="360"/>
+      </w:pPr>
+      <w:rPr>
+        <w:rFonts w:ascii="Wingdings" w:hAnsi="Wingdings" w:hint="default"/>
+      </w:rPr>
+    </w:lvl>
+    <w:lvl w:ilvl="6" w:tplc="04090001" w:tentative="1">
+      <w:start w:val="1"/>
+      <w:numFmt w:val="bullet"/>
+      <w:lvlText w:val=""/>
+      <w:lvlJc w:val="left"/>
+      <w:pPr>
+        <w:ind w:left="5040" w:hanging="360"/>
+      </w:pPr>
+      <w:rPr>
+        <w:rFonts w:ascii="Symbol" w:hAnsi="Symbol" w:hint="default"/>
+      </w:rPr>
+    </w:lvl>
+    <w:lvl w:ilvl="7" w:tplc="04090003" w:tentative="1">
+      <w:start w:val="1"/>
+      <w:numFmt w:val="bullet"/>
+      <w:lvlText w:val="o"/>
+      <w:lvlJc w:val="left"/>
+      <w:pPr>
+        <w:ind w:left="5760" w:hanging="360"/>
+      </w:pPr>
+      <w:rPr>
+        <w:rFonts w:ascii="Courier New" w:hAnsi="Courier New" w:cs="Courier New" w:hint="default"/>
+      </w:rPr>
+    </w:lvl>
+    <w:lvl w:ilvl="8" w:tplc="04090005" w:tentative="1">
+      <w:start w:val="1"/>
+      <w:numFmt w:val="bullet"/>
+      <w:lvlText w:val=""/>
+      <w:lvlJc w:val="left"/>
+      <w:pPr>
+        <w:ind w:left="6480" w:hanging="360"/>
+      </w:pPr>
+      <w:rPr>
+        <w:rFonts w:ascii="Wingdings" w:hAnsi="Wingdings" w:hint="default"/>
+      </w:rPr>
+    </w:lvl>
+  </w:abstractNum>
+  <w:abstractNum w:abstractNumId="3" w15:restartNumberingAfterBreak="0">
+    <w:nsid w:val="79B90167"/>
+    <w:multiLevelType w:val="hybridMultilevel"/>
+    <w:tmpl w:val="D5EC6E38"/>
+    <w:lvl w:ilvl="0" w:tplc="04090001">
+      <w:start w:val="1"/>
+      <w:numFmt w:val="bullet"/>
+      <w:lvlText w:val=""/>
+      <w:lvlJc w:val="left"/>
+      <w:pPr>
+        <w:ind w:left="720" w:hanging="360"/>
+      </w:pPr>
+      <w:rPr>
+        <w:rFonts w:ascii="Symbol" w:hAnsi="Symbol" w:hint="default"/>
+      </w:rPr>
+    </w:lvl>
+    <w:lvl w:ilvl="1" w:tplc="04090003" w:tentative="1">
+      <w:start w:val="1"/>
+      <w:numFmt w:val="bullet"/>
+      <w:lvlText w:val="o"/>
+      <w:lvlJc w:val="left"/>
+      <w:pPr>
+        <w:ind w:left="1440" w:hanging="360"/>
+      </w:pPr>
+      <w:rPr>
+        <w:rFonts w:ascii="Courier New" w:hAnsi="Courier New" w:cs="Courier New" w:hint="default"/>
+      </w:rPr>
+    </w:lvl>
+    <w:lvl w:ilvl="2" w:tplc="04090005" w:tentative="1">
+      <w:start w:val="1"/>
+      <w:numFmt w:val="bullet"/>
+      <w:lvlText w:val=""/>
+      <w:lvlJc w:val="left"/>
+      <w:pPr>
+        <w:ind w:left="2160" w:hanging="360"/>
+      </w:pPr>
+      <w:rPr>
+        <w:rFonts w:ascii="Wingdings" w:hAnsi="Wingdings" w:hint="default"/>
+      </w:rPr>
+    </w:lvl>
+    <w:lvl w:ilvl="3" w:tplc="04090001" w:tentative="1">
+      <w:start w:val="1"/>
+      <w:numFmt w:val="bullet"/>
+      <w:lvlText w:val=""/>
+      <w:lvlJc w:val="left"/>
+      <w:pPr>
+        <w:ind w:left="2880" w:hanging="360"/>
+      </w:pPr>
+      <w:rPr>
+        <w:rFonts w:ascii="Symbol" w:hAnsi="Symbol" w:hint="default"/>
+      </w:rPr>
+    </w:lvl>
+    <w:lvl w:ilvl="4" w:tplc="04090003" w:tentative="1">
+      <w:start w:val="1"/>
+      <w:numFmt w:val="bullet"/>
+      <w:lvlText w:val="o"/>
+      <w:lvlJc w:val="left"/>
+      <w:pPr>
+        <w:ind w:left="3600" w:hanging="360"/>
+      </w:pPr>
+      <w:rPr>
+        <w:rFonts w:ascii="Courier New" w:hAnsi="Courier New" w:cs="Courier New" w:hint="default"/>
+      </w:rPr>
+    </w:lvl>
+    <w:lvl w:ilvl="5" w:tplc="04090005" w:tentative="1">
+      <w:start w:val="1"/>
+      <w:numFmt w:val="bullet"/>
+      <w:lvlText w:val=""/>
+      <w:lvlJc w:val="left"/>
+      <w:pPr>
+        <w:ind w:left="4320" w:hanging="360"/>
+      </w:pPr>
+      <w:rPr>
+        <w:rFonts w:ascii="Wingdings" w:hAnsi="Wingdings" w:hint="default"/>
+      </w:rPr>
+    </w:lvl>
+    <w:lvl w:ilvl="6" w:tplc="04090001" w:tentative="1">
+      <w:start w:val="1"/>
+      <w:numFmt w:val="bullet"/>
+      <w:lvlText w:val=""/>
+      <w:lvlJc w:val="left"/>
+      <w:pPr>
+        <w:ind w:left="5040" w:hanging="360"/>
+      </w:pPr>
+      <w:rPr>
+        <w:rFonts w:ascii="Symbol" w:hAnsi="Symbol" w:hint="default"/>
+      </w:rPr>
+    </w:lvl>
+    <w:lvl w:ilvl="7" w:tplc="04090003" w:tentative="1">
+      <w:start w:val="1"/>
+      <w:numFmt w:val="bullet"/>
+      <w:lvlText w:val="o"/>
+      <w:lvlJc w:val="left"/>
+      <w:pPr>
+        <w:ind w:left="5760" w:hanging="360"/>
+      </w:pPr>
+      <w:rPr>
+        <w:rFonts w:ascii="Courier New" w:hAnsi="Courier New" w:cs="Courier New" w:hint="default"/>
+      </w:rPr>
+    </w:lvl>
+    <w:lvl w:ilvl="8" w:tplc="04090005" w:tentative="1">
+      <w:start w:val="1"/>
+      <w:numFmt w:val="bullet"/>
+      <w:lvlText w:val=""/>
+      <w:lvlJc w:val="left"/>
+      <w:pPr>
+        <w:ind w:left="6480" w:hanging="360"/>
+      </w:pPr>
+      <w:rPr>
+        <w:rFonts w:ascii="Wingdings" w:hAnsi="Wingdings" w:hint="default"/>
+      </w:rPr>
+    </w:lvl>
+  </w:abstractNum>
+  <w:num w:numId="1" w16cid:durableId="2103329119">
     <w:abstractNumId w:val="1"/>
   </w:num>
-  <w:num w:numId="2">
+  <w:num w:numId="2" w16cid:durableId="463275976">
     <w:abstractNumId w:val="0"/>
+  </w:num>
+  <w:num w:numId="3" w16cid:durableId="1522277874">
+    <w:abstractNumId w:val="3"/>
+  </w:num>
+  <w:num w:numId="4" w16cid:durableId="843519462">
+    <w:abstractNumId w:val="2"/>
   </w:num>
 </w:numbering>
 </file>
@@ -11116,7 +11072,7 @@
   <w:docDefaults>
     <w:rPrDefault>
       <w:rPr>
-        <w:rFonts w:ascii="Times New Roman" w:eastAsia="宋体" w:hAnsi="Times New Roman" w:cs="Times New Roman"/>
+        <w:rFonts w:ascii="Times New Roman" w:eastAsia="SimSun" w:hAnsi="Times New Roman" w:cs="Times New Roman"/>
         <w:lang w:val="en-US" w:eastAsia="zh-CN" w:bidi="ar-SA"/>
       </w:rPr>
     </w:rPrDefault>
@@ -11500,7 +11456,7 @@
     <w:lsdException w:name="Unresolved Mention" w:semiHidden="1" w:unhideWhenUsed="1"/>
     <w:lsdException w:name="Smart Link" w:semiHidden="1" w:unhideWhenUsed="1"/>
   </w:latentStyles>
-  <w:style w:type="paragraph" w:default="1" w:styleId="a">
+  <w:style w:type="paragraph" w:default="1" w:styleId="Normal">
     <w:name w:val="Normal"/>
     <w:qFormat/>
     <w:pPr>
@@ -11508,16 +11464,16 @@
       <w:jc w:val="both"/>
     </w:pPr>
     <w:rPr>
-      <w:rFonts w:ascii="等线" w:eastAsia="等线" w:cs="Arial"/>
+      <w:rFonts w:ascii="DengXian" w:eastAsia="DengXian" w:cs="Arial"/>
       <w:kern w:val="2"/>
       <w:sz w:val="21"/>
       <w:szCs w:val="22"/>
     </w:rPr>
   </w:style>
-  <w:style w:type="paragraph" w:styleId="1">
+  <w:style w:type="paragraph" w:styleId="Heading1">
     <w:name w:val="heading 1"/>
-    <w:basedOn w:val="a"/>
-    <w:next w:val="a"/>
+    <w:basedOn w:val="Normal"/>
+    <w:next w:val="Normal"/>
     <w:uiPriority w:val="9"/>
     <w:qFormat/>
     <w:pPr>
@@ -11533,10 +11489,10 @@
       <w:sz w:val="44"/>
     </w:rPr>
   </w:style>
-  <w:style w:type="paragraph" w:styleId="2">
+  <w:style w:type="paragraph" w:styleId="Heading2">
     <w:name w:val="heading 2"/>
-    <w:basedOn w:val="a"/>
-    <w:next w:val="a"/>
+    <w:basedOn w:val="Normal"/>
+    <w:next w:val="Normal"/>
     <w:uiPriority w:val="9"/>
     <w:unhideWhenUsed/>
     <w:qFormat/>
@@ -11547,18 +11503,18 @@
       <w:outlineLvl w:val="1"/>
     </w:pPr>
     <w:rPr>
-      <w:rFonts w:ascii="Arial" w:eastAsia="黑体" w:hAnsi="Arial"/>
+      <w:rFonts w:ascii="Arial" w:eastAsia="SimHei" w:hAnsi="Arial"/>
       <w:b/>
       <w:sz w:val="32"/>
     </w:rPr>
   </w:style>
-  <w:style w:type="character" w:default="1" w:styleId="a0">
+  <w:style w:type="character" w:default="1" w:styleId="DefaultParagraphFont">
     <w:name w:val="Default Paragraph Font"/>
     <w:uiPriority w:val="1"/>
     <w:semiHidden/>
     <w:unhideWhenUsed/>
   </w:style>
-  <w:style w:type="table" w:default="1" w:styleId="a1">
+  <w:style w:type="table" w:default="1" w:styleId="TableNormal">
     <w:name w:val="Normal Table"/>
     <w:uiPriority w:val="99"/>
     <w:semiHidden/>
@@ -11573,15 +11529,15 @@
       </w:tblCellMar>
     </w:tblPr>
   </w:style>
-  <w:style w:type="numbering" w:default="1" w:styleId="a2">
+  <w:style w:type="numbering" w:default="1" w:styleId="NoList">
     <w:name w:val="No List"/>
     <w:uiPriority w:val="99"/>
     <w:semiHidden/>
     <w:unhideWhenUsed/>
   </w:style>
-  <w:style w:type="paragraph" w:styleId="a3">
+  <w:style w:type="paragraph" w:styleId="Header">
     <w:name w:val="header"/>
-    <w:basedOn w:val="a"/>
+    <w:basedOn w:val="Normal"/>
     <w:pPr>
       <w:tabs>
         <w:tab w:val="center" w:pos="4153"/>
@@ -11595,9 +11551,9 @@
       <w:szCs w:val="18"/>
     </w:rPr>
   </w:style>
-  <w:style w:type="paragraph" w:styleId="a4">
+  <w:style w:type="paragraph" w:styleId="Footer">
     <w:name w:val="footer"/>
-    <w:basedOn w:val="a"/>
+    <w:basedOn w:val="Normal"/>
     <w:pPr>
       <w:tabs>
         <w:tab w:val="center" w:pos="4153"/>
@@ -11611,41 +11567,41 @@
       <w:szCs w:val="18"/>
     </w:rPr>
   </w:style>
-  <w:style w:type="paragraph" w:styleId="a5">
+  <w:style w:type="paragraph" w:styleId="NormalWeb">
     <w:name w:val="Normal (Web)"/>
-    <w:basedOn w:val="a"/>
+    <w:basedOn w:val="Normal"/>
     <w:pPr>
       <w:widowControl/>
       <w:spacing w:before="100" w:beforeAutospacing="1" w:after="100" w:afterAutospacing="1"/>
       <w:jc w:val="left"/>
     </w:pPr>
     <w:rPr>
-      <w:rFonts w:ascii="宋体" w:eastAsia="宋体" w:cs="宋体"/>
+      <w:rFonts w:ascii="SimSun" w:eastAsia="SimSun" w:cs="SimSun"/>
       <w:kern w:val="0"/>
       <w:sz w:val="24"/>
       <w:szCs w:val="24"/>
     </w:rPr>
   </w:style>
-  <w:style w:type="character" w:styleId="HTML">
+  <w:style w:type="character" w:styleId="HTMLCode">
     <w:name w:val="HTML Code"/>
-    <w:basedOn w:val="a0"/>
+    <w:basedOn w:val="DefaultParagraphFont"/>
     <w:rPr>
-      <w:rFonts w:ascii="宋体" w:eastAsia="宋体" w:cs="宋体"/>
+      <w:rFonts w:ascii="SimSun" w:eastAsia="SimSun" w:cs="SimSun"/>
       <w:sz w:val="24"/>
       <w:szCs w:val="24"/>
     </w:rPr>
   </w:style>
-  <w:style w:type="paragraph" w:customStyle="1" w:styleId="a6">
+  <w:style w:type="paragraph" w:customStyle="1" w:styleId="a">
     <w:name w:val="缩进正文"/>
-    <w:basedOn w:val="a"/>
+    <w:basedOn w:val="Normal"/>
     <w:pPr>
       <w:spacing w:line="240" w:lineRule="exact"/>
       <w:ind w:firstLineChars="200" w:firstLine="200"/>
     </w:pPr>
   </w:style>
-  <w:style w:type="character" w:styleId="a7">
+  <w:style w:type="character" w:styleId="Hyperlink">
     <w:name w:val="Hyperlink"/>
-    <w:basedOn w:val="a0"/>
+    <w:basedOn w:val="DefaultParagraphFont"/>
     <w:uiPriority w:val="99"/>
     <w:unhideWhenUsed/>
     <w:rsid w:val="00BF3496"/>
@@ -11654,9 +11610,9 @@
       <w:u w:val="single"/>
     </w:rPr>
   </w:style>
-  <w:style w:type="character" w:styleId="a8">
+  <w:style w:type="character" w:styleId="UnresolvedMention">
     <w:name w:val="Unresolved Mention"/>
-    <w:basedOn w:val="a0"/>
+    <w:basedOn w:val="DefaultParagraphFont"/>
     <w:uiPriority w:val="99"/>
     <w:semiHidden/>
     <w:unhideWhenUsed/>
@@ -11665,6 +11621,17 @@
       <w:color w:val="605E5C"/>
       <w:shd w:val="clear" w:color="auto" w:fill="E1DFDD"/>
     </w:rPr>
+  </w:style>
+  <w:style w:type="paragraph" w:styleId="ListParagraph">
+    <w:name w:val="List Paragraph"/>
+    <w:basedOn w:val="Normal"/>
+    <w:uiPriority w:val="34"/>
+    <w:qFormat/>
+    <w:rsid w:val="00F63A9F"/>
+    <w:pPr>
+      <w:ind w:left="720"/>
+      <w:contextualSpacing/>
+    </w:pPr>
   </w:style>
 </w:styles>
 </file>
